--- a/Customer_Package/0_Documents/2_User_Manual.docx
+++ b/Customer_Package/0_Documents/2_User_Manual.docx
@@ -2386,7 +2386,7 @@
       <w:r>
         <w:fldChar w:fldCharType="separate"/>
       </w:r>
-      <w:hyperlink w:anchor="_Toc243642541" w:history="1">
+      <w:hyperlink w:anchor="_Toc243681880" w:history="1">
         <w:r>
           <w:rPr>
             <w:rStyle w:val="Hyperlink"/>
@@ -2428,7 +2428,7 @@
             <w:noProof/>
             <w:webHidden/>
           </w:rPr>
-          <w:instrText xml:space="preserve"> PAGEREF _Toc243642541 \h </w:instrText>
+          <w:instrText xml:space="preserve"> PAGEREF _Toc243681880 \h </w:instrText>
         </w:r>
         <w:r>
           <w:rPr>
@@ -2472,7 +2472,7 @@
           <w:lang w:eastAsia="en-IN"/>
         </w:rPr>
       </w:pPr>
-      <w:hyperlink w:anchor="_Toc243642542" w:history="1">
+      <w:hyperlink w:anchor="_Toc243681881" w:history="1">
         <w:r>
           <w:rPr>
             <w:rStyle w:val="Hyperlink"/>
@@ -2516,7 +2516,7 @@
             <w:noProof/>
             <w:webHidden/>
           </w:rPr>
-          <w:instrText xml:space="preserve"> PAGEREF _Toc243642542 \h </w:instrText>
+          <w:instrText xml:space="preserve"> PAGEREF _Toc243681881 \h </w:instrText>
         </w:r>
         <w:r>
           <w:rPr>
@@ -2560,7 +2560,7 @@
           <w:lang w:eastAsia="en-IN"/>
         </w:rPr>
       </w:pPr>
-      <w:hyperlink w:anchor="_Toc243642543" w:history="1">
+      <w:hyperlink w:anchor="_Toc243681882" w:history="1">
         <w:r>
           <w:rPr>
             <w:rStyle w:val="Hyperlink"/>
@@ -2604,7 +2604,7 @@
             <w:noProof/>
             <w:webHidden/>
           </w:rPr>
-          <w:instrText xml:space="preserve"> PAGEREF _Toc243642543 \h </w:instrText>
+          <w:instrText xml:space="preserve"> PAGEREF _Toc243681882 \h </w:instrText>
         </w:r>
         <w:r>
           <w:rPr>
@@ -2648,7 +2648,7 @@
           <w:lang w:eastAsia="en-IN"/>
         </w:rPr>
       </w:pPr>
-      <w:hyperlink w:anchor="_Toc243642544" w:history="1">
+      <w:hyperlink w:anchor="_Toc243681883" w:history="1">
         <w:r>
           <w:rPr>
             <w:rStyle w:val="Hyperlink"/>
@@ -2692,7 +2692,7 @@
             <w:noProof/>
             <w:webHidden/>
           </w:rPr>
-          <w:instrText xml:space="preserve"> PAGEREF _Toc243642544 \h </w:instrText>
+          <w:instrText xml:space="preserve"> PAGEREF _Toc243681883 \h </w:instrText>
         </w:r>
         <w:r>
           <w:rPr>
@@ -2736,7 +2736,7 @@
           <w:lang w:eastAsia="en-IN"/>
         </w:rPr>
       </w:pPr>
-      <w:hyperlink w:anchor="_Toc243642545" w:history="1">
+      <w:hyperlink w:anchor="_Toc243681884" w:history="1">
         <w:r>
           <w:rPr>
             <w:rStyle w:val="Hyperlink"/>
@@ -2778,7 +2778,7 @@
             <w:noProof/>
             <w:webHidden/>
           </w:rPr>
-          <w:instrText xml:space="preserve"> PAGEREF _Toc243642545 \h </w:instrText>
+          <w:instrText xml:space="preserve"> PAGEREF _Toc243681884 \h </w:instrText>
         </w:r>
         <w:r>
           <w:rPr>
@@ -2822,7 +2822,7 @@
           <w:lang w:eastAsia="en-IN"/>
         </w:rPr>
       </w:pPr>
-      <w:hyperlink w:anchor="_Toc243642546" w:history="1">
+      <w:hyperlink w:anchor="_Toc243681885" w:history="1">
         <w:r>
           <w:rPr>
             <w:rStyle w:val="Hyperlink"/>
@@ -2864,7 +2864,7 @@
             <w:noProof/>
             <w:webHidden/>
           </w:rPr>
-          <w:instrText xml:space="preserve"> PAGEREF _Toc243642546 \h </w:instrText>
+          <w:instrText xml:space="preserve"> PAGEREF _Toc243681885 \h </w:instrText>
         </w:r>
         <w:r>
           <w:rPr>
@@ -2908,7 +2908,7 @@
           <w:lang w:eastAsia="en-IN"/>
         </w:rPr>
       </w:pPr>
-      <w:hyperlink w:anchor="_Toc243642547" w:history="1">
+      <w:hyperlink w:anchor="_Toc243681886" w:history="1">
         <w:r>
           <w:rPr>
             <w:rStyle w:val="Hyperlink"/>
@@ -2952,7 +2952,7 @@
             <w:noProof/>
             <w:webHidden/>
           </w:rPr>
-          <w:instrText xml:space="preserve"> PAGEREF _Toc243642547 \h </w:instrText>
+          <w:instrText xml:space="preserve"> PAGEREF _Toc243681886 \h </w:instrText>
         </w:r>
         <w:r>
           <w:rPr>
@@ -2996,7 +2996,7 @@
           <w:lang w:eastAsia="en-IN"/>
         </w:rPr>
       </w:pPr>
-      <w:hyperlink w:anchor="_Toc243642548" w:history="1">
+      <w:hyperlink w:anchor="_Toc243681887" w:history="1">
         <w:r>
           <w:rPr>
             <w:rStyle w:val="Hyperlink"/>
@@ -3040,7 +3040,7 @@
             <w:noProof/>
             <w:webHidden/>
           </w:rPr>
-          <w:instrText xml:space="preserve"> PAGEREF _Toc243642548 \h </w:instrText>
+          <w:instrText xml:space="preserve"> PAGEREF _Toc243681887 \h </w:instrText>
         </w:r>
         <w:r>
           <w:rPr>
@@ -3084,7 +3084,7 @@
           <w:lang w:eastAsia="en-IN"/>
         </w:rPr>
       </w:pPr>
-      <w:hyperlink w:anchor="_Toc243642549" w:history="1">
+      <w:hyperlink w:anchor="_Toc243681888" w:history="1">
         <w:r>
           <w:rPr>
             <w:rStyle w:val="Hyperlink"/>
@@ -3128,7 +3128,7 @@
             <w:noProof/>
             <w:webHidden/>
           </w:rPr>
-          <w:instrText xml:space="preserve"> PAGEREF _Toc243642549 \h </w:instrText>
+          <w:instrText xml:space="preserve"> PAGEREF _Toc243681888 \h </w:instrText>
         </w:r>
         <w:r>
           <w:rPr>
@@ -3172,7 +3172,7 @@
           <w:lang w:eastAsia="en-IN"/>
         </w:rPr>
       </w:pPr>
-      <w:hyperlink w:anchor="_Toc243642550" w:history="1">
+      <w:hyperlink w:anchor="_Toc243681889" w:history="1">
         <w:r>
           <w:rPr>
             <w:rStyle w:val="Hyperlink"/>
@@ -3216,7 +3216,7 @@
             <w:noProof/>
             <w:webHidden/>
           </w:rPr>
-          <w:instrText xml:space="preserve"> PAGEREF _Toc243642550 \h </w:instrText>
+          <w:instrText xml:space="preserve"> PAGEREF _Toc243681889 \h </w:instrText>
         </w:r>
         <w:r>
           <w:rPr>
@@ -3260,7 +3260,7 @@
           <w:lang w:eastAsia="en-IN"/>
         </w:rPr>
       </w:pPr>
-      <w:hyperlink w:anchor="_Toc243642551" w:history="1">
+      <w:hyperlink w:anchor="_Toc243681890" w:history="1">
         <w:r>
           <w:rPr>
             <w:rStyle w:val="Hyperlink"/>
@@ -3302,7 +3302,7 @@
             <w:noProof/>
             <w:webHidden/>
           </w:rPr>
-          <w:instrText xml:space="preserve"> PAGEREF _Toc243642551 \h </w:instrText>
+          <w:instrText xml:space="preserve"> PAGEREF _Toc243681890 \h </w:instrText>
         </w:r>
         <w:r>
           <w:rPr>
@@ -3346,7 +3346,7 @@
           <w:lang w:eastAsia="en-IN"/>
         </w:rPr>
       </w:pPr>
-      <w:hyperlink w:anchor="_Toc243642552" w:history="1">
+      <w:hyperlink w:anchor="_Toc243681891" w:history="1">
         <w:r>
           <w:rPr>
             <w:rStyle w:val="Hyperlink"/>
@@ -3390,7 +3390,7 @@
             <w:noProof/>
             <w:webHidden/>
           </w:rPr>
-          <w:instrText xml:space="preserve"> PAGEREF _Toc243642552 \h </w:instrText>
+          <w:instrText xml:space="preserve"> PAGEREF _Toc243681891 \h </w:instrText>
         </w:r>
         <w:r>
           <w:rPr>
@@ -3434,7 +3434,7 @@
           <w:lang w:eastAsia="en-IN"/>
         </w:rPr>
       </w:pPr>
-      <w:hyperlink w:anchor="_Toc243642553" w:history="1">
+      <w:hyperlink w:anchor="_Toc243681892" w:history="1">
         <w:r>
           <w:rPr>
             <w:rStyle w:val="Hyperlink"/>
@@ -3478,7 +3478,7 @@
             <w:noProof/>
             <w:webHidden/>
           </w:rPr>
-          <w:instrText xml:space="preserve"> PAGEREF _Toc243642553 \h </w:instrText>
+          <w:instrText xml:space="preserve"> PAGEREF _Toc243681892 \h </w:instrText>
         </w:r>
         <w:r>
           <w:rPr>
@@ -3522,7 +3522,7 @@
           <w:lang w:eastAsia="en-IN"/>
         </w:rPr>
       </w:pPr>
-      <w:hyperlink w:anchor="_Toc243642554" w:history="1">
+      <w:hyperlink w:anchor="_Toc243681893" w:history="1">
         <w:r>
           <w:rPr>
             <w:rStyle w:val="Hyperlink"/>
@@ -3566,7 +3566,7 @@
             <w:noProof/>
             <w:webHidden/>
           </w:rPr>
-          <w:instrText xml:space="preserve"> PAGEREF _Toc243642554 \h </w:instrText>
+          <w:instrText xml:space="preserve"> PAGEREF _Toc243681893 \h </w:instrText>
         </w:r>
         <w:r>
           <w:rPr>
@@ -3610,7 +3610,7 @@
           <w:lang w:eastAsia="en-IN"/>
         </w:rPr>
       </w:pPr>
-      <w:hyperlink w:anchor="_Toc243642555" w:history="1">
+      <w:hyperlink w:anchor="_Toc243681894" w:history="1">
         <w:r>
           <w:rPr>
             <w:rStyle w:val="Hyperlink"/>
@@ -3652,7 +3652,7 @@
             <w:noProof/>
             <w:webHidden/>
           </w:rPr>
-          <w:instrText xml:space="preserve"> PAGEREF _Toc243642555 \h </w:instrText>
+          <w:instrText xml:space="preserve"> PAGEREF _Toc243681894 \h </w:instrText>
         </w:r>
         <w:r>
           <w:rPr>
@@ -3696,7 +3696,7 @@
           <w:lang w:eastAsia="en-IN"/>
         </w:rPr>
       </w:pPr>
-      <w:hyperlink w:anchor="_Toc243642556" w:history="1">
+      <w:hyperlink w:anchor="_Toc243681895" w:history="1">
         <w:r>
           <w:rPr>
             <w:rStyle w:val="Hyperlink"/>
@@ -3738,7 +3738,7 @@
             <w:noProof/>
             <w:webHidden/>
           </w:rPr>
-          <w:instrText xml:space="preserve"> PAGEREF _Toc243642556 \h </w:instrText>
+          <w:instrText xml:space="preserve"> PAGEREF _Toc243681895 \h </w:instrText>
         </w:r>
         <w:r>
           <w:rPr>
@@ -3782,7 +3782,7 @@
           <w:lang w:eastAsia="en-IN"/>
         </w:rPr>
       </w:pPr>
-      <w:hyperlink w:anchor="_Toc243642557" w:history="1">
+      <w:hyperlink w:anchor="_Toc243681896" w:history="1">
         <w:r>
           <w:rPr>
             <w:rStyle w:val="Hyperlink"/>
@@ -3826,7 +3826,7 @@
             <w:noProof/>
             <w:webHidden/>
           </w:rPr>
-          <w:instrText xml:space="preserve"> PAGEREF _Toc243642557 \h </w:instrText>
+          <w:instrText xml:space="preserve"> PAGEREF _Toc243681896 \h </w:instrText>
         </w:r>
         <w:r>
           <w:rPr>
@@ -3870,7 +3870,7 @@
           <w:lang w:eastAsia="en-IN"/>
         </w:rPr>
       </w:pPr>
-      <w:hyperlink w:anchor="_Toc243642558" w:history="1">
+      <w:hyperlink w:anchor="_Toc243681897" w:history="1">
         <w:r>
           <w:rPr>
             <w:rStyle w:val="Hyperlink"/>
@@ -3914,7 +3914,7 @@
             <w:noProof/>
             <w:webHidden/>
           </w:rPr>
-          <w:instrText xml:space="preserve"> PAGEREF _Toc243642558 \h </w:instrText>
+          <w:instrText xml:space="preserve"> PAGEREF _Toc243681897 \h </w:instrText>
         </w:r>
         <w:r>
           <w:rPr>
@@ -3958,7 +3958,7 @@
           <w:lang w:eastAsia="en-IN"/>
         </w:rPr>
       </w:pPr>
-      <w:hyperlink w:anchor="_Toc243642559" w:history="1">
+      <w:hyperlink w:anchor="_Toc243681898" w:history="1">
         <w:r>
           <w:rPr>
             <w:rStyle w:val="Hyperlink"/>
@@ -4002,7 +4002,7 @@
             <w:noProof/>
             <w:webHidden/>
           </w:rPr>
-          <w:instrText xml:space="preserve"> PAGEREF _Toc243642559 \h </w:instrText>
+          <w:instrText xml:space="preserve"> PAGEREF _Toc243681898 \h </w:instrText>
         </w:r>
         <w:r>
           <w:rPr>
@@ -4046,7 +4046,7 @@
           <w:lang w:eastAsia="en-IN"/>
         </w:rPr>
       </w:pPr>
-      <w:hyperlink w:anchor="_Toc243642560" w:history="1">
+      <w:hyperlink w:anchor="_Toc243681899" w:history="1">
         <w:r>
           <w:rPr>
             <w:rStyle w:val="Hyperlink"/>
@@ -4090,7 +4090,7 @@
             <w:noProof/>
             <w:webHidden/>
           </w:rPr>
-          <w:instrText xml:space="preserve"> PAGEREF _Toc243642560 \h </w:instrText>
+          <w:instrText xml:space="preserve"> PAGEREF _Toc243681899 \h </w:instrText>
         </w:r>
         <w:r>
           <w:rPr>
@@ -4134,7 +4134,7 @@
           <w:lang w:eastAsia="en-IN"/>
         </w:rPr>
       </w:pPr>
-      <w:hyperlink w:anchor="_Toc243642561" w:history="1">
+      <w:hyperlink w:anchor="_Toc243681900" w:history="1">
         <w:r>
           <w:rPr>
             <w:rStyle w:val="Hyperlink"/>
@@ -4176,7 +4176,7 @@
             <w:noProof/>
             <w:webHidden/>
           </w:rPr>
-          <w:instrText xml:space="preserve"> PAGEREF _Toc243642561 \h </w:instrText>
+          <w:instrText xml:space="preserve"> PAGEREF _Toc243681900 \h </w:instrText>
         </w:r>
         <w:r>
           <w:rPr>
@@ -4220,7 +4220,7 @@
           <w:lang w:eastAsia="en-IN"/>
         </w:rPr>
       </w:pPr>
-      <w:hyperlink w:anchor="_Toc243642562" w:history="1">
+      <w:hyperlink w:anchor="_Toc243681901" w:history="1">
         <w:r>
           <w:rPr>
             <w:rStyle w:val="Hyperlink"/>
@@ -4264,7 +4264,7 @@
             <w:noProof/>
             <w:webHidden/>
           </w:rPr>
-          <w:instrText xml:space="preserve"> PAGEREF _Toc243642562 \h </w:instrText>
+          <w:instrText xml:space="preserve"> PAGEREF _Toc243681901 \h </w:instrText>
         </w:r>
         <w:r>
           <w:rPr>
@@ -4308,7 +4308,7 @@
           <w:lang w:eastAsia="en-IN"/>
         </w:rPr>
       </w:pPr>
-      <w:hyperlink w:anchor="_Toc243642563" w:history="1">
+      <w:hyperlink w:anchor="_Toc243681902" w:history="1">
         <w:r>
           <w:rPr>
             <w:rStyle w:val="Hyperlink"/>
@@ -4352,7 +4352,7 @@
             <w:noProof/>
             <w:webHidden/>
           </w:rPr>
-          <w:instrText xml:space="preserve"> PAGEREF _Toc243642563 \h </w:instrText>
+          <w:instrText xml:space="preserve"> PAGEREF _Toc243681902 \h </w:instrText>
         </w:r>
         <w:r>
           <w:rPr>
@@ -4396,7 +4396,7 @@
           <w:lang w:eastAsia="en-IN"/>
         </w:rPr>
       </w:pPr>
-      <w:hyperlink w:anchor="_Toc243642564" w:history="1">
+      <w:hyperlink w:anchor="_Toc243681903" w:history="1">
         <w:r>
           <w:rPr>
             <w:rStyle w:val="Hyperlink"/>
@@ -4438,7 +4438,7 @@
             <w:noProof/>
             <w:webHidden/>
           </w:rPr>
-          <w:instrText xml:space="preserve"> PAGEREF _Toc243642564 \h </w:instrText>
+          <w:instrText xml:space="preserve"> PAGEREF _Toc243681903 \h </w:instrText>
         </w:r>
         <w:r>
           <w:rPr>
@@ -4482,7 +4482,7 @@
           <w:lang w:eastAsia="en-IN"/>
         </w:rPr>
       </w:pPr>
-      <w:hyperlink w:anchor="_Toc243642565" w:history="1">
+      <w:hyperlink w:anchor="_Toc243681904" w:history="1">
         <w:r>
           <w:rPr>
             <w:rStyle w:val="Hyperlink"/>
@@ -4526,7 +4526,7 @@
             <w:noProof/>
             <w:webHidden/>
           </w:rPr>
-          <w:instrText xml:space="preserve"> PAGEREF _Toc243642565 \h </w:instrText>
+          <w:instrText xml:space="preserve"> PAGEREF _Toc243681904 \h </w:instrText>
         </w:r>
         <w:r>
           <w:rPr>
@@ -4570,7 +4570,7 @@
           <w:lang w:eastAsia="en-IN"/>
         </w:rPr>
       </w:pPr>
-      <w:hyperlink w:anchor="_Toc243642566" w:history="1">
+      <w:hyperlink w:anchor="_Toc243681905" w:history="1">
         <w:r>
           <w:rPr>
             <w:rStyle w:val="Hyperlink"/>
@@ -4614,7 +4614,7 @@
             <w:noProof/>
             <w:webHidden/>
           </w:rPr>
-          <w:instrText xml:space="preserve"> PAGEREF _Toc243642566 \h </w:instrText>
+          <w:instrText xml:space="preserve"> PAGEREF _Toc243681905 \h </w:instrText>
         </w:r>
         <w:r>
           <w:rPr>
@@ -4658,7 +4658,7 @@
           <w:lang w:eastAsia="en-IN"/>
         </w:rPr>
       </w:pPr>
-      <w:hyperlink w:anchor="_Toc243642567" w:history="1">
+      <w:hyperlink w:anchor="_Toc243681906" w:history="1">
         <w:r>
           <w:rPr>
             <w:rStyle w:val="Hyperlink"/>
@@ -4702,7 +4702,7 @@
             <w:noProof/>
             <w:webHidden/>
           </w:rPr>
-          <w:instrText xml:space="preserve"> PAGEREF _Toc243642567 \h </w:instrText>
+          <w:instrText xml:space="preserve"> PAGEREF _Toc243681906 \h </w:instrText>
         </w:r>
         <w:r>
           <w:rPr>
@@ -4746,7 +4746,7 @@
           <w:lang w:eastAsia="en-IN"/>
         </w:rPr>
       </w:pPr>
-      <w:hyperlink w:anchor="_Toc243642568" w:history="1">
+      <w:hyperlink w:anchor="_Toc243681907" w:history="1">
         <w:r>
           <w:rPr>
             <w:rStyle w:val="Hyperlink"/>
@@ -4788,7 +4788,7 @@
             <w:noProof/>
             <w:webHidden/>
           </w:rPr>
-          <w:instrText xml:space="preserve"> PAGEREF _Toc243642568 \h </w:instrText>
+          <w:instrText xml:space="preserve"> PAGEREF _Toc243681907 \h </w:instrText>
         </w:r>
         <w:r>
           <w:rPr>
@@ -4866,7 +4866,7 @@
       <w:r>
         <w:fldChar w:fldCharType="separate"/>
       </w:r>
-      <w:hyperlink w:anchor="_Toc243642569" w:history="1">
+      <w:hyperlink w:anchor="_Toc243681908" w:history="1">
         <w:r>
           <w:rPr>
             <w:rStyle w:val="Hyperlink"/>
@@ -4894,7 +4894,7 @@
             <w:noProof/>
             <w:webHidden/>
           </w:rPr>
-          <w:instrText xml:space="preserve"> PAGEREF _Toc243642569 \h </w:instrText>
+          <w:instrText xml:space="preserve"> PAGEREF _Toc243681908 \h </w:instrText>
         </w:r>
         <w:r>
           <w:rPr>
@@ -4937,7 +4937,7 @@
           <w:lang w:eastAsia="en-IN"/>
         </w:rPr>
       </w:pPr>
-      <w:hyperlink w:anchor="_Toc243642570" w:history="1">
+      <w:hyperlink w:anchor="_Toc243681909" w:history="1">
         <w:r>
           <w:rPr>
             <w:rStyle w:val="Hyperlink"/>
@@ -4965,7 +4965,7 @@
             <w:noProof/>
             <w:webHidden/>
           </w:rPr>
-          <w:instrText xml:space="preserve"> PAGEREF _Toc243642570 \h </w:instrText>
+          <w:instrText xml:space="preserve"> PAGEREF _Toc243681909 \h </w:instrText>
         </w:r>
         <w:r>
           <w:rPr>
@@ -5008,7 +5008,7 @@
           <w:lang w:eastAsia="en-IN"/>
         </w:rPr>
       </w:pPr>
-      <w:hyperlink w:anchor="_Toc243642571" w:history="1">
+      <w:hyperlink w:anchor="_Toc243681910" w:history="1">
         <w:r>
           <w:rPr>
             <w:rStyle w:val="Hyperlink"/>
@@ -5036,7 +5036,7 @@
             <w:noProof/>
             <w:webHidden/>
           </w:rPr>
-          <w:instrText xml:space="preserve"> PAGEREF _Toc243642571 \h </w:instrText>
+          <w:instrText xml:space="preserve"> PAGEREF _Toc243681910 \h </w:instrText>
         </w:r>
         <w:r>
           <w:rPr>
@@ -5079,7 +5079,7 @@
           <w:lang w:eastAsia="en-IN"/>
         </w:rPr>
       </w:pPr>
-      <w:hyperlink w:anchor="_Toc243642572" w:history="1">
+      <w:hyperlink w:anchor="_Toc243681911" w:history="1">
         <w:r>
           <w:rPr>
             <w:rStyle w:val="Hyperlink"/>
@@ -5107,7 +5107,7 @@
             <w:noProof/>
             <w:webHidden/>
           </w:rPr>
-          <w:instrText xml:space="preserve"> PAGEREF _Toc243642572 \h </w:instrText>
+          <w:instrText xml:space="preserve"> PAGEREF _Toc243681911 \h </w:instrText>
         </w:r>
         <w:r>
           <w:rPr>
@@ -5150,7 +5150,7 @@
           <w:lang w:eastAsia="en-IN"/>
         </w:rPr>
       </w:pPr>
-      <w:hyperlink w:anchor="_Toc243642573" w:history="1">
+      <w:hyperlink w:anchor="_Toc243681912" w:history="1">
         <w:r>
           <w:rPr>
             <w:rStyle w:val="Hyperlink"/>
@@ -5178,7 +5178,7 @@
             <w:noProof/>
             <w:webHidden/>
           </w:rPr>
-          <w:instrText xml:space="preserve"> PAGEREF _Toc243642573 \h </w:instrText>
+          <w:instrText xml:space="preserve"> PAGEREF _Toc243681912 \h </w:instrText>
         </w:r>
         <w:r>
           <w:rPr>
@@ -5221,7 +5221,7 @@
           <w:lang w:eastAsia="en-IN"/>
         </w:rPr>
       </w:pPr>
-      <w:hyperlink w:anchor="_Toc243642574" w:history="1">
+      <w:hyperlink w:anchor="_Toc243681913" w:history="1">
         <w:r>
           <w:rPr>
             <w:rStyle w:val="Hyperlink"/>
@@ -5249,7 +5249,7 @@
             <w:noProof/>
             <w:webHidden/>
           </w:rPr>
-          <w:instrText xml:space="preserve"> PAGEREF _Toc243642574 \h </w:instrText>
+          <w:instrText xml:space="preserve"> PAGEREF _Toc243681913 \h </w:instrText>
         </w:r>
         <w:r>
           <w:rPr>
@@ -5292,7 +5292,7 @@
           <w:lang w:eastAsia="en-IN"/>
         </w:rPr>
       </w:pPr>
-      <w:hyperlink w:anchor="_Toc243642575" w:history="1">
+      <w:hyperlink w:anchor="_Toc243681914" w:history="1">
         <w:r>
           <w:rPr>
             <w:rStyle w:val="Hyperlink"/>
@@ -5320,7 +5320,7 @@
             <w:noProof/>
             <w:webHidden/>
           </w:rPr>
-          <w:instrText xml:space="preserve"> PAGEREF _Toc243642575 \h </w:instrText>
+          <w:instrText xml:space="preserve"> PAGEREF _Toc243681914 \h </w:instrText>
         </w:r>
         <w:r>
           <w:rPr>
@@ -5363,7 +5363,7 @@
           <w:lang w:eastAsia="en-IN"/>
         </w:rPr>
       </w:pPr>
-      <w:hyperlink w:anchor="_Toc243642576" w:history="1">
+      <w:hyperlink w:anchor="_Toc243681915" w:history="1">
         <w:r>
           <w:rPr>
             <w:rStyle w:val="Hyperlink"/>
@@ -5391,7 +5391,7 @@
             <w:noProof/>
             <w:webHidden/>
           </w:rPr>
-          <w:instrText xml:space="preserve"> PAGEREF _Toc243642576 \h </w:instrText>
+          <w:instrText xml:space="preserve"> PAGEREF _Toc243681915 \h </w:instrText>
         </w:r>
         <w:r>
           <w:rPr>
@@ -5434,7 +5434,7 @@
           <w:lang w:eastAsia="en-IN"/>
         </w:rPr>
       </w:pPr>
-      <w:hyperlink w:anchor="_Toc243642577" w:history="1">
+      <w:hyperlink w:anchor="_Toc243681916" w:history="1">
         <w:r>
           <w:rPr>
             <w:rStyle w:val="Hyperlink"/>
@@ -5462,7 +5462,7 @@
             <w:noProof/>
             <w:webHidden/>
           </w:rPr>
-          <w:instrText xml:space="preserve"> PAGEREF _Toc243642577 \h </w:instrText>
+          <w:instrText xml:space="preserve"> PAGEREF _Toc243681916 \h </w:instrText>
         </w:r>
         <w:r>
           <w:rPr>
@@ -5505,7 +5505,7 @@
           <w:lang w:eastAsia="en-IN"/>
         </w:rPr>
       </w:pPr>
-      <w:hyperlink w:anchor="_Toc243642578" w:history="1">
+      <w:hyperlink w:anchor="_Toc243681917" w:history="1">
         <w:r>
           <w:rPr>
             <w:rStyle w:val="Hyperlink"/>
@@ -5533,7 +5533,7 @@
             <w:noProof/>
             <w:webHidden/>
           </w:rPr>
-          <w:instrText xml:space="preserve"> PAGEREF _Toc243642578 \h </w:instrText>
+          <w:instrText xml:space="preserve"> PAGEREF _Toc243681917 \h </w:instrText>
         </w:r>
         <w:r>
           <w:rPr>
@@ -5576,7 +5576,7 @@
           <w:lang w:eastAsia="en-IN"/>
         </w:rPr>
       </w:pPr>
-      <w:hyperlink w:anchor="_Toc243642579" w:history="1">
+      <w:hyperlink w:anchor="_Toc243681918" w:history="1">
         <w:r>
           <w:rPr>
             <w:rStyle w:val="Hyperlink"/>
@@ -5604,7 +5604,7 @@
             <w:noProof/>
             <w:webHidden/>
           </w:rPr>
-          <w:instrText xml:space="preserve"> PAGEREF _Toc243642579 \h </w:instrText>
+          <w:instrText xml:space="preserve"> PAGEREF _Toc243681918 \h </w:instrText>
         </w:r>
         <w:r>
           <w:rPr>
@@ -5647,7 +5647,7 @@
           <w:lang w:eastAsia="en-IN"/>
         </w:rPr>
       </w:pPr>
-      <w:hyperlink w:anchor="_Toc243642580" w:history="1">
+      <w:hyperlink w:anchor="_Toc243681919" w:history="1">
         <w:r>
           <w:rPr>
             <w:rStyle w:val="Hyperlink"/>
@@ -5675,7 +5675,7 @@
             <w:noProof/>
             <w:webHidden/>
           </w:rPr>
-          <w:instrText xml:space="preserve"> PAGEREF _Toc243642580 \h </w:instrText>
+          <w:instrText xml:space="preserve"> PAGEREF _Toc243681919 \h </w:instrText>
         </w:r>
         <w:r>
           <w:rPr>
@@ -5751,7 +5751,7 @@
       <w:r>
         <w:fldChar w:fldCharType="separate"/>
       </w:r>
-      <w:hyperlink w:anchor="_Toc243642581" w:history="1">
+      <w:hyperlink w:anchor="_Toc243681920" w:history="1">
         <w:r>
           <w:rPr>
             <w:rStyle w:val="Hyperlink"/>
@@ -5779,7 +5779,7 @@
             <w:noProof/>
             <w:webHidden/>
           </w:rPr>
-          <w:instrText xml:space="preserve"> PAGEREF _Toc243642581 \h </w:instrText>
+          <w:instrText xml:space="preserve"> PAGEREF _Toc243681920 \h </w:instrText>
         </w:r>
         <w:r>
           <w:rPr>
@@ -5822,7 +5822,7 @@
           <w:lang w:eastAsia="en-IN"/>
         </w:rPr>
       </w:pPr>
-      <w:hyperlink w:anchor="_Toc243642582" w:history="1">
+      <w:hyperlink w:anchor="_Toc243681921" w:history="1">
         <w:r>
           <w:rPr>
             <w:rStyle w:val="Hyperlink"/>
@@ -5850,7 +5850,7 @@
             <w:noProof/>
             <w:webHidden/>
           </w:rPr>
-          <w:instrText xml:space="preserve"> PAGEREF _Toc243642582 \h </w:instrText>
+          <w:instrText xml:space="preserve"> PAGEREF _Toc243681921 \h </w:instrText>
         </w:r>
         <w:r>
           <w:rPr>
@@ -5893,7 +5893,7 @@
           <w:lang w:eastAsia="en-IN"/>
         </w:rPr>
       </w:pPr>
-      <w:hyperlink w:anchor="_Toc243642583" w:history="1">
+      <w:hyperlink w:anchor="_Toc243681922" w:history="1">
         <w:r>
           <w:rPr>
             <w:rStyle w:val="Hyperlink"/>
@@ -5921,7 +5921,7 @@
             <w:noProof/>
             <w:webHidden/>
           </w:rPr>
-          <w:instrText xml:space="preserve"> PAGEREF _Toc243642583 \h </w:instrText>
+          <w:instrText xml:space="preserve"> PAGEREF _Toc243681922 \h </w:instrText>
         </w:r>
         <w:r>
           <w:rPr>
@@ -5964,7 +5964,7 @@
           <w:lang w:eastAsia="en-IN"/>
         </w:rPr>
       </w:pPr>
-      <w:hyperlink w:anchor="_Toc243642584" w:history="1">
+      <w:hyperlink w:anchor="_Toc243681923" w:history="1">
         <w:r>
           <w:rPr>
             <w:rStyle w:val="Hyperlink"/>
@@ -5992,7 +5992,7 @@
             <w:noProof/>
             <w:webHidden/>
           </w:rPr>
-          <w:instrText xml:space="preserve"> PAGEREF _Toc243642584 \h </w:instrText>
+          <w:instrText xml:space="preserve"> PAGEREF _Toc243681923 \h </w:instrText>
         </w:r>
         <w:r>
           <w:rPr>
@@ -6012,7 +6012,7 @@
             <w:noProof/>
             <w:webHidden/>
           </w:rPr>
-          <w:t>16</w:t>
+          <w:t>17</w:t>
         </w:r>
         <w:r>
           <w:rPr>
@@ -6035,7 +6035,7 @@
           <w:lang w:eastAsia="en-IN"/>
         </w:rPr>
       </w:pPr>
-      <w:hyperlink w:anchor="_Toc243642585" w:history="1">
+      <w:hyperlink w:anchor="_Toc243681924" w:history="1">
         <w:r>
           <w:rPr>
             <w:rStyle w:val="Hyperlink"/>
@@ -6063,7 +6063,7 @@
             <w:noProof/>
             <w:webHidden/>
           </w:rPr>
-          <w:instrText xml:space="preserve"> PAGEREF _Toc243642585 \h </w:instrText>
+          <w:instrText xml:space="preserve"> PAGEREF _Toc243681924 \h </w:instrText>
         </w:r>
         <w:r>
           <w:rPr>
@@ -6115,7 +6115,7 @@
         <w:pStyle w:val="Heading1"/>
         <w:ind w:left="720" w:hanging="720"/>
       </w:pPr>
-      <w:bookmarkStart w:id="0" w:name="_Toc243642541"/>
+      <w:bookmarkStart w:id="0" w:name="_Toc243681880"/>
       <w:r>
         <w:lastRenderedPageBreak/>
         <w:t>Introduction</w:t>
@@ -6126,7 +6126,7 @@
       <w:pPr>
         <w:pStyle w:val="Heading2"/>
       </w:pPr>
-      <w:bookmarkStart w:id="1" w:name="_Toc243642542"/>
+      <w:bookmarkStart w:id="1" w:name="_Toc243681881"/>
       <w:r>
         <w:t>Purpose</w:t>
       </w:r>
@@ -6148,7 +6148,7 @@
       <w:pPr>
         <w:pStyle w:val="Heading2"/>
       </w:pPr>
-      <w:bookmarkStart w:id="2" w:name="_Toc243642543"/>
+      <w:bookmarkStart w:id="2" w:name="_Toc243681882"/>
       <w:r>
         <w:t>Audience</w:t>
       </w:r>
@@ -6170,7 +6170,7 @@
       <w:pPr>
         <w:pStyle w:val="Heading2"/>
       </w:pPr>
-      <w:bookmarkStart w:id="3" w:name="_Toc243642544"/>
+      <w:bookmarkStart w:id="3" w:name="_Toc243681883"/>
       <w:r>
         <w:t>Related Documents</w:t>
       </w:r>
@@ -6261,7 +6261,7 @@
         <w:pStyle w:val="Heading1"/>
         <w:ind w:left="720" w:hanging="720"/>
       </w:pPr>
-      <w:bookmarkStart w:id="4" w:name="_Toc243642545"/>
+      <w:bookmarkStart w:id="4" w:name="_Toc243681884"/>
       <w:r>
         <w:t>System Overview</w:t>
       </w:r>
@@ -6754,7 +6754,7 @@
         <w:pStyle w:val="Caption"/>
         <w:jc w:val="center"/>
       </w:pPr>
-      <w:bookmarkStart w:id="5" w:name="_Toc243642581"/>
+      <w:bookmarkStart w:id="5" w:name="_Toc243681920"/>
       <w:r>
         <w:rPr>
           <w:rFonts w:ascii="Times New Roman" w:eastAsia="Times New Roman" w:hAnsi="Times New Roman" w:cs="Times New Roman"/>
@@ -6817,7 +6817,7 @@
         <w:pStyle w:val="Heading1"/>
         <w:ind w:left="720" w:hanging="720"/>
       </w:pPr>
-      <w:bookmarkStart w:id="6" w:name="_Toc243642546"/>
+      <w:bookmarkStart w:id="6" w:name="_Toc243681885"/>
       <w:r>
         <w:t>Safety</w:t>
       </w:r>
@@ -6827,7 +6827,7 @@
       <w:pPr>
         <w:pStyle w:val="Heading2"/>
       </w:pPr>
-      <w:bookmarkStart w:id="7" w:name="_Toc243642547"/>
+      <w:bookmarkStart w:id="7" w:name="_Toc243681886"/>
       <w:r>
         <w:t>High Voltage</w:t>
       </w:r>
@@ -6884,7 +6884,7 @@
       <w:pPr>
         <w:pStyle w:val="Heading2"/>
       </w:pPr>
-      <w:bookmarkStart w:id="8" w:name="_Toc243642548"/>
+      <w:bookmarkStart w:id="8" w:name="_Toc243681887"/>
       <w:r>
         <w:t>Arming</w:t>
       </w:r>
@@ -6906,7 +6906,7 @@
       <w:pPr>
         <w:pStyle w:val="Heading2"/>
       </w:pPr>
-      <w:bookmarkStart w:id="9" w:name="_Toc243642549"/>
+      <w:bookmarkStart w:id="9" w:name="_Toc243681888"/>
       <w:r>
         <w:t>Abort</w:t>
       </w:r>
@@ -6921,7 +6921,20 @@
         <w:rPr>
           <w:rFonts w:ascii="Times New Roman" w:eastAsia="Times New Roman" w:hAnsi="Times New Roman" w:cs="Times New Roman"/>
         </w:rPr>
-        <w:t>To stop a test and remove high voltage, use one of these two controls. Both tell the instrument to stop, discharge any high voltage and open all relays:</w:t>
+        <w:t xml:space="preserve">To stop a test, press the round </w:t>
+      </w:r>
+      <w:r>
+        <w:rPr>
+          <w:rFonts w:ascii="Times New Roman" w:eastAsia="Times New Roman" w:hAnsi="Times New Roman" w:cs="Times New Roman"/>
+          <w:b/>
+        </w:rPr>
+        <w:t>Stop</w:t>
+      </w:r>
+      <w:r>
+        <w:rPr>
+          <w:rFonts w:ascii="Times New Roman" w:eastAsia="Times New Roman" w:hAnsi="Times New Roman" w:cs="Times New Roman"/>
+        </w:rPr>
+        <w:t xml:space="preserve"> button (or Esc) while it is running. To stop a test and make sure high voltage is removed, use one of these controls. All of them tell the instrument to stop, discharge any high voltage and open all relays:</w:t>
       </w:r>
     </w:p>
     <w:p>
@@ -6938,13 +6951,13 @@
           <w:rFonts w:ascii="Times New Roman" w:eastAsia="Times New Roman" w:hAnsi="Times New Roman" w:cs="Times New Roman"/>
           <w:b/>
         </w:rPr>
-        <w:t>Abort &amp; discharge</w:t>
-      </w:r>
-      <w:r>
-        <w:rPr>
-          <w:rFonts w:ascii="Times New Roman" w:eastAsia="Times New Roman" w:hAnsi="Times New Roman" w:cs="Times New Roman"/>
-        </w:rPr>
-        <w:t xml:space="preserve"> in the high-voltage banner, shown whenever high voltage is live.</w:t>
+        <w:t>Stop</w:t>
+      </w:r>
+      <w:r>
+        <w:rPr>
+          <w:rFonts w:ascii="Times New Roman" w:eastAsia="Times New Roman" w:hAnsi="Times New Roman" w:cs="Times New Roman"/>
+        </w:rPr>
+        <w:t xml:space="preserve"> (the round button, or Esc) while a test is running.</w:t>
       </w:r>
     </w:p>
     <w:p>
@@ -6961,6 +6974,29 @@
           <w:rFonts w:ascii="Times New Roman" w:eastAsia="Times New Roman" w:hAnsi="Times New Roman" w:cs="Times New Roman"/>
           <w:b/>
         </w:rPr>
+        <w:t>Abort &amp; discharge</w:t>
+      </w:r>
+      <w:r>
+        <w:rPr>
+          <w:rFonts w:ascii="Times New Roman" w:eastAsia="Times New Roman" w:hAnsi="Times New Roman" w:cs="Times New Roman"/>
+        </w:rPr>
+        <w:t xml:space="preserve"> in the high-voltage banner, shown whenever high voltage is live.</w:t>
+      </w:r>
+    </w:p>
+    <w:p>
+      <w:pPr>
+        <w:pStyle w:val="ListParagraph"/>
+        <w:numPr>
+          <w:ilvl w:val="0"/>
+          <w:numId w:val="3"/>
+        </w:numPr>
+        <w:jc w:val="both"/>
+      </w:pPr>
+      <w:r>
+        <w:rPr>
+          <w:rFonts w:ascii="Times New Roman" w:eastAsia="Times New Roman" w:hAnsi="Times New Roman" w:cs="Times New Roman"/>
+          <w:b/>
+        </w:rPr>
         <w:t>Emergency discharge</w:t>
       </w:r>
       <w:r>
@@ -6988,14 +7024,14 @@
         <w:rPr>
           <w:rFonts w:ascii="Times New Roman" w:eastAsia="Times New Roman" w:hAnsi="Times New Roman" w:cs="Times New Roman"/>
         </w:rPr>
-        <w:t>The round Stop button (and the Esc key) only resets the GUI. They do not send a stop command to the instrument. If you need to stop a test in progress, press Emergency discharge on the Insulation screen.</w:t>
+        <w:t>After any abort, wait for the green HV Safe indicator before touching the harness. The result of an aborted test is discarded: it gets no verdict and no report.</w:t>
       </w:r>
     </w:p>
     <w:p>
       <w:pPr>
         <w:pStyle w:val="Heading2"/>
       </w:pPr>
-      <w:bookmarkStart w:id="10" w:name="_Toc243642550"/>
+      <w:bookmarkStart w:id="10" w:name="_Toc243681889"/>
       <w:r>
         <w:t>"Safe to Handle"</w:t>
       </w:r>
@@ -7027,7 +7063,7 @@
         <w:pStyle w:val="Heading1"/>
         <w:ind w:left="720" w:hanging="720"/>
       </w:pPr>
-      <w:bookmarkStart w:id="11" w:name="_Toc243642551"/>
+      <w:bookmarkStart w:id="11" w:name="_Toc243681890"/>
       <w:r>
         <w:t>Getting Started</w:t>
       </w:r>
@@ -7037,7 +7073,7 @@
       <w:pPr>
         <w:pStyle w:val="Heading2"/>
       </w:pPr>
-      <w:bookmarkStart w:id="12" w:name="_Toc243642552"/>
+      <w:bookmarkStart w:id="12" w:name="_Toc243681891"/>
       <w:r>
         <w:t>Launching the Application</w:t>
       </w:r>
@@ -7059,7 +7095,7 @@
       <w:pPr>
         <w:pStyle w:val="Heading2"/>
       </w:pPr>
-      <w:bookmarkStart w:id="13" w:name="_Toc243642553"/>
+      <w:bookmarkStart w:id="13" w:name="_Toc243681892"/>
       <w:r>
         <w:t>Connecting to the Instrument</w:t>
       </w:r>
@@ -7228,14 +7264,14 @@
         <w:rPr>
           <w:rFonts w:ascii="Times New Roman" w:eastAsia="Times New Roman" w:hAnsi="Times New Roman" w:cs="Times New Roman"/>
         </w:rPr>
-        <w:t>The DUT ID and Operator fields are shown only when the window is wide enough (more than 1600 logical pixels). If you cannot see them, widen the window.</w:t>
+        <w:t>The DUT ID and Operator fields are shown in the status bar only when the window is wide enough (more than 1600 logical pixels). On a smaller window they are in the Test details panel on the Run screen.</w:t>
       </w:r>
     </w:p>
     <w:p>
       <w:pPr>
         <w:pStyle w:val="Heading2"/>
       </w:pPr>
-      <w:bookmarkStart w:id="14" w:name="_Toc243642554"/>
+      <w:bookmarkStart w:id="14" w:name="_Toc243681893"/>
       <w:r>
         <w:t>Screen Layout</w:t>
       </w:r>
@@ -7465,7 +7501,7 @@
         <w:pStyle w:val="Caption"/>
         <w:jc w:val="center"/>
       </w:pPr>
-      <w:bookmarkStart w:id="15" w:name="_Toc243642582"/>
+      <w:bookmarkStart w:id="15" w:name="_Toc243681921"/>
       <w:r>
         <w:rPr>
           <w:rFonts w:ascii="Times New Roman" w:eastAsia="Times New Roman" w:hAnsi="Times New Roman" w:cs="Times New Roman"/>
@@ -7522,7 +7558,7 @@
           <w:noProof/>
         </w:rPr>
         <w:drawing>
-          <wp:inline distT="0" distB="0" distL="0" distR="0" wp14:anchorId="7648B0BA" wp14:editId="5DB0D17F">
+          <wp:inline distT="0" distB="0" distL="0" distR="0" wp14:anchorId="090AA07F" wp14:editId="77BBCDD3">
             <wp:extent cx="5580000" cy="3138750"/>
             <wp:effectExtent l="0" t="0" r="0" b="0"/>
             <wp:docPr id="888501832" name="Picture 888501832"/>
@@ -7563,7 +7599,7 @@
         <w:pStyle w:val="Caption"/>
         <w:jc w:val="center"/>
       </w:pPr>
-      <w:bookmarkStart w:id="16" w:name="_Toc243642569"/>
+      <w:bookmarkStart w:id="16" w:name="_Toc243681908"/>
       <w:r>
         <w:rPr>
           <w:rFonts w:ascii="Times New Roman" w:eastAsia="Times New Roman" w:hAnsi="Times New Roman" w:cs="Times New Roman"/>
@@ -7614,7 +7650,7 @@
         <w:pStyle w:val="Heading1"/>
         <w:ind w:left="720" w:hanging="720"/>
       </w:pPr>
-      <w:bookmarkStart w:id="17" w:name="_Toc243642555"/>
+      <w:bookmarkStart w:id="17" w:name="_Toc243681894"/>
       <w:r>
         <w:t>Loading a Netlist</w:t>
       </w:r>
@@ -7801,7 +7837,7 @@
         </w:rPr>
         <w:lastRenderedPageBreak/>
         <w:drawing>
-          <wp:inline distT="0" distB="0" distL="0" distR="0" wp14:anchorId="6361CDC6" wp14:editId="3A202090">
+          <wp:inline distT="0" distB="0" distL="0" distR="0" wp14:anchorId="7AD3FF80" wp14:editId="31FDC86A">
             <wp:extent cx="5580000" cy="3138750"/>
             <wp:effectExtent l="0" t="0" r="0" b="0"/>
             <wp:docPr id="888501833" name="Picture 888501833"/>
@@ -7842,7 +7878,7 @@
         <w:pStyle w:val="Caption"/>
         <w:jc w:val="center"/>
       </w:pPr>
-      <w:bookmarkStart w:id="18" w:name="_Toc243642570"/>
+      <w:bookmarkStart w:id="18" w:name="_Toc243681909"/>
       <w:r>
         <w:rPr>
           <w:rFonts w:ascii="Times New Roman" w:eastAsia="Times New Roman" w:hAnsi="Times New Roman" w:cs="Times New Roman"/>
@@ -7900,7 +7936,7 @@
         </w:rPr>
         <w:lastRenderedPageBreak/>
         <w:drawing>
-          <wp:inline distT="0" distB="0" distL="0" distR="0" wp14:anchorId="7D8E02E9" wp14:editId="4C12933D">
+          <wp:inline distT="0" distB="0" distL="0" distR="0" wp14:anchorId="6FFE482C" wp14:editId="0923ACA2">
             <wp:extent cx="4533333" cy="6120000"/>
             <wp:effectExtent l="0" t="0" r="0" b="0"/>
             <wp:docPr id="888501834" name="Picture 888501834"/>
@@ -7941,7 +7977,7 @@
         <w:pStyle w:val="Caption"/>
         <w:jc w:val="center"/>
       </w:pPr>
-      <w:bookmarkStart w:id="19" w:name="_Toc243642571"/>
+      <w:bookmarkStart w:id="19" w:name="_Toc243681910"/>
       <w:r>
         <w:rPr>
           <w:rFonts w:ascii="Times New Roman" w:eastAsia="Times New Roman" w:hAnsi="Times New Roman" w:cs="Times New Roman"/>
@@ -8054,7 +8090,7 @@
         <w:pStyle w:val="Heading1"/>
         <w:ind w:left="720" w:hanging="720"/>
       </w:pPr>
-      <w:bookmarkStart w:id="20" w:name="_Toc243642556"/>
+      <w:bookmarkStart w:id="20" w:name="_Toc243681895"/>
       <w:r>
         <w:lastRenderedPageBreak/>
         <w:t>Running a Test</w:t>
@@ -8065,7 +8101,7 @@
       <w:pPr>
         <w:pStyle w:val="Heading2"/>
       </w:pPr>
-      <w:bookmarkStart w:id="21" w:name="_Toc243642557"/>
+      <w:bookmarkStart w:id="21" w:name="_Toc243681896"/>
       <w:r>
         <w:t>Mode 1: Continuity and Resistance</w:t>
       </w:r>
@@ -8190,7 +8226,7 @@
           <w:noProof/>
         </w:rPr>
         <w:drawing>
-          <wp:inline distT="0" distB="0" distL="0" distR="0" wp14:anchorId="7FA768E4" wp14:editId="546FFBF2">
+          <wp:inline distT="0" distB="0" distL="0" distR="0" wp14:anchorId="38A28504" wp14:editId="4DD5ACD7">
             <wp:extent cx="5580000" cy="5696250"/>
             <wp:effectExtent l="0" t="0" r="0" b="0"/>
             <wp:docPr id="888501835" name="Picture 888501835"/>
@@ -8231,7 +8267,7 @@
         <w:pStyle w:val="Caption"/>
         <w:jc w:val="center"/>
       </w:pPr>
-      <w:bookmarkStart w:id="22" w:name="_Toc243642572"/>
+      <w:bookmarkStart w:id="22" w:name="_Toc243681911"/>
       <w:r>
         <w:rPr>
           <w:rFonts w:ascii="Times New Roman" w:eastAsia="Times New Roman" w:hAnsi="Times New Roman" w:cs="Times New Roman"/>
@@ -8325,7 +8361,7 @@
           <w:noProof/>
         </w:rPr>
         <w:drawing>
-          <wp:inline distT="0" distB="0" distL="0" distR="0" wp14:anchorId="67215C56" wp14:editId="05E03EE4">
+          <wp:inline distT="0" distB="0" distL="0" distR="0" wp14:anchorId="19548B66" wp14:editId="5B7492FB">
             <wp:extent cx="5580000" cy="5231250"/>
             <wp:effectExtent l="0" t="0" r="0" b="0"/>
             <wp:docPr id="888501836" name="Picture 888501836"/>
@@ -8366,7 +8402,7 @@
         <w:pStyle w:val="Caption"/>
         <w:jc w:val="center"/>
       </w:pPr>
-      <w:bookmarkStart w:id="23" w:name="_Toc243642573"/>
+      <w:bookmarkStart w:id="23" w:name="_Toc243681912"/>
       <w:r>
         <w:rPr>
           <w:rFonts w:ascii="Times New Roman" w:eastAsia="Times New Roman" w:hAnsi="Times New Roman" w:cs="Times New Roman"/>
@@ -8462,7 +8498,7 @@
         </w:rPr>
         <w:lastRenderedPageBreak/>
         <w:drawing>
-          <wp:inline distT="0" distB="0" distL="0" distR="0" wp14:anchorId="06D956AC" wp14:editId="5ADEAD8B">
+          <wp:inline distT="0" distB="0" distL="0" distR="0" wp14:anchorId="2237999A" wp14:editId="4A0C6A6F">
             <wp:extent cx="5580000" cy="3138750"/>
             <wp:effectExtent l="0" t="0" r="0" b="0"/>
             <wp:docPr id="888501837" name="Picture 888501837"/>
@@ -8503,7 +8539,7 @@
         <w:pStyle w:val="Caption"/>
         <w:jc w:val="center"/>
       </w:pPr>
-      <w:bookmarkStart w:id="24" w:name="_Toc243642574"/>
+      <w:bookmarkStart w:id="24" w:name="_Toc243681913"/>
       <w:r>
         <w:rPr>
           <w:rFonts w:ascii="Times New Roman" w:eastAsia="Times New Roman" w:hAnsi="Times New Roman" w:cs="Times New Roman"/>
@@ -8553,7 +8589,7 @@
       <w:pPr>
         <w:pStyle w:val="Heading2"/>
       </w:pPr>
-      <w:bookmarkStart w:id="25" w:name="_Toc243642558"/>
+      <w:bookmarkStart w:id="25" w:name="_Toc243681897"/>
       <w:r>
         <w:t>Mode 2: Insulation</w:t>
       </w:r>
@@ -8603,7 +8639,7 @@
           <w:noProof/>
         </w:rPr>
         <w:drawing>
-          <wp:inline distT="0" distB="0" distL="0" distR="0" wp14:anchorId="2BB49C04" wp14:editId="4AD21C38">
+          <wp:inline distT="0" distB="0" distL="0" distR="0" wp14:anchorId="595BF4B9" wp14:editId="37C8333A">
             <wp:extent cx="5580000" cy="3138750"/>
             <wp:effectExtent l="0" t="0" r="0" b="0"/>
             <wp:docPr id="888501838" name="Picture 888501838"/>
@@ -8644,7 +8680,7 @@
         <w:pStyle w:val="Caption"/>
         <w:jc w:val="center"/>
       </w:pPr>
-      <w:bookmarkStart w:id="26" w:name="_Toc243642575"/>
+      <w:bookmarkStart w:id="26" w:name="_Toc243681914"/>
       <w:r>
         <w:rPr>
           <w:rFonts w:ascii="Times New Roman" w:eastAsia="Times New Roman" w:hAnsi="Times New Roman" w:cs="Times New Roman"/>
@@ -8869,7 +8905,7 @@
           <w:noProof/>
         </w:rPr>
         <w:drawing>
-          <wp:inline distT="0" distB="0" distL="0" distR="0" wp14:anchorId="79917738" wp14:editId="5C97883E">
+          <wp:inline distT="0" distB="0" distL="0" distR="0" wp14:anchorId="1661FFA1" wp14:editId="489888DF">
             <wp:extent cx="5580000" cy="3138750"/>
             <wp:effectExtent l="0" t="0" r="0" b="0"/>
             <wp:docPr id="888501839" name="Picture 888501839"/>
@@ -8910,7 +8946,7 @@
         <w:pStyle w:val="Caption"/>
         <w:jc w:val="center"/>
       </w:pPr>
-      <w:bookmarkStart w:id="27" w:name="_Toc243642576"/>
+      <w:bookmarkStart w:id="27" w:name="_Toc243681915"/>
       <w:r>
         <w:rPr>
           <w:rFonts w:ascii="Times New Roman" w:eastAsia="Times New Roman" w:hAnsi="Times New Roman" w:cs="Times New Roman"/>
@@ -9039,7 +9075,7 @@
           <w:noProof/>
         </w:rPr>
         <w:drawing>
-          <wp:inline distT="0" distB="0" distL="0" distR="0" wp14:anchorId="3C5297C1" wp14:editId="479489CD">
+          <wp:inline distT="0" distB="0" distL="0" distR="0" wp14:anchorId="1EC7B47F" wp14:editId="6E642BAC">
             <wp:extent cx="5580000" cy="2412188"/>
             <wp:effectExtent l="0" t="0" r="0" b="0"/>
             <wp:docPr id="888501840" name="Picture 888501840"/>
@@ -9080,7 +9116,7 @@
         <w:pStyle w:val="Caption"/>
         <w:jc w:val="center"/>
       </w:pPr>
-      <w:bookmarkStart w:id="28" w:name="_Toc243642577"/>
+      <w:bookmarkStart w:id="28" w:name="_Toc243681916"/>
       <w:r>
         <w:rPr>
           <w:rFonts w:ascii="Times New Roman" w:eastAsia="Times New Roman" w:hAnsi="Times New Roman" w:cs="Times New Roman"/>
@@ -9196,7 +9232,7 @@
           <w:noProof/>
         </w:rPr>
         <w:drawing>
-          <wp:inline distT="0" distB="0" distL="0" distR="0" wp14:anchorId="28774A47" wp14:editId="0369403E">
+          <wp:inline distT="0" distB="0" distL="0" distR="0" wp14:anchorId="13EC66E3" wp14:editId="6F33E09D">
             <wp:extent cx="5580000" cy="3138750"/>
             <wp:effectExtent l="0" t="0" r="0" b="0"/>
             <wp:docPr id="888501841" name="Picture 888501841"/>
@@ -9237,7 +9273,7 @@
         <w:pStyle w:val="Caption"/>
         <w:jc w:val="center"/>
       </w:pPr>
-      <w:bookmarkStart w:id="29" w:name="_Toc243642578"/>
+      <w:bookmarkStart w:id="29" w:name="_Toc243681917"/>
       <w:r>
         <w:rPr>
           <w:rFonts w:ascii="Times New Roman" w:eastAsia="Times New Roman" w:hAnsi="Times New Roman" w:cs="Times New Roman"/>
@@ -9287,7 +9323,7 @@
       <w:pPr>
         <w:pStyle w:val="Heading2"/>
       </w:pPr>
-      <w:bookmarkStart w:id="30" w:name="_Toc243642559"/>
+      <w:bookmarkStart w:id="30" w:name="_Toc243681898"/>
       <w:r>
         <w:t>Auto Scan</w:t>
       </w:r>
@@ -9448,7 +9484,7 @@
         </w:rPr>
         <w:lastRenderedPageBreak/>
         <w:drawing>
-          <wp:inline distT="0" distB="0" distL="0" distR="0" wp14:anchorId="77D231B5" wp14:editId="55C9ECE1">
+          <wp:inline distT="0" distB="0" distL="0" distR="0" wp14:anchorId="343CD22F" wp14:editId="1C582553">
             <wp:extent cx="5580000" cy="2615625"/>
             <wp:effectExtent l="0" t="0" r="0" b="0"/>
             <wp:docPr id="888501842" name="Picture 888501842"/>
@@ -9489,7 +9525,7 @@
         <w:pStyle w:val="Caption"/>
         <w:jc w:val="center"/>
       </w:pPr>
-      <w:bookmarkStart w:id="31" w:name="_Toc243642579"/>
+      <w:bookmarkStart w:id="31" w:name="_Toc243681918"/>
       <w:r>
         <w:rPr>
           <w:rFonts w:ascii="Times New Roman" w:eastAsia="Times New Roman" w:hAnsi="Times New Roman" w:cs="Times New Roman"/>
@@ -9560,7 +9596,7 @@
       <w:pPr>
         <w:pStyle w:val="Heading2"/>
       </w:pPr>
-      <w:bookmarkStart w:id="32" w:name="_Toc243642560"/>
+      <w:bookmarkStart w:id="32" w:name="_Toc243681899"/>
       <w:r>
         <w:t>Reading Results</w:t>
       </w:r>
@@ -9861,7 +9897,7 @@
         <w:pStyle w:val="Caption"/>
         <w:jc w:val="center"/>
       </w:pPr>
-      <w:bookmarkStart w:id="33" w:name="_Toc243642583"/>
+      <w:bookmarkStart w:id="33" w:name="_Toc243681922"/>
       <w:r>
         <w:rPr>
           <w:rFonts w:ascii="Times New Roman" w:eastAsia="Times New Roman" w:hAnsi="Times New Roman" w:cs="Times New Roman"/>
@@ -9912,7 +9948,7 @@
         <w:pStyle w:val="Heading1"/>
         <w:ind w:left="720" w:hanging="720"/>
       </w:pPr>
-      <w:bookmarkStart w:id="34" w:name="_Toc243642561"/>
+      <w:bookmarkStart w:id="34" w:name="_Toc243681900"/>
       <w:r>
         <w:t>Viewing Results and History</w:t>
       </w:r>
@@ -9922,7 +9958,7 @@
       <w:pPr>
         <w:pStyle w:val="Heading2"/>
       </w:pPr>
-      <w:bookmarkStart w:id="35" w:name="_Toc243642562"/>
+      <w:bookmarkStart w:id="35" w:name="_Toc243681901"/>
       <w:r>
         <w:t>Run History</w:t>
       </w:r>
@@ -9952,7 +9988,7 @@
         </w:rPr>
         <w:lastRenderedPageBreak/>
         <w:drawing>
-          <wp:inline distT="0" distB="0" distL="0" distR="0" wp14:anchorId="3E9164F5" wp14:editId="6ADAD016">
+          <wp:inline distT="0" distB="0" distL="0" distR="0" wp14:anchorId="7C9CA93B" wp14:editId="21153299">
             <wp:extent cx="5580000" cy="1889062"/>
             <wp:effectExtent l="0" t="0" r="0" b="0"/>
             <wp:docPr id="888501843" name="Picture 888501843"/>
@@ -9993,7 +10029,7 @@
         <w:pStyle w:val="Caption"/>
         <w:jc w:val="center"/>
       </w:pPr>
-      <w:bookmarkStart w:id="36" w:name="_Toc243642580"/>
+      <w:bookmarkStart w:id="36" w:name="_Toc243681919"/>
       <w:r>
         <w:rPr>
           <w:rFonts w:ascii="Times New Roman" w:eastAsia="Times New Roman" w:hAnsi="Times New Roman" w:cs="Times New Roman"/>
@@ -10043,7 +10079,7 @@
       <w:pPr>
         <w:pStyle w:val="Heading2"/>
       </w:pPr>
-      <w:bookmarkStart w:id="37" w:name="_Toc243642563"/>
+      <w:bookmarkStart w:id="37" w:name="_Toc243681902"/>
       <w:r>
         <w:t>Exporting a Report</w:t>
       </w:r>
@@ -10188,7 +10224,20 @@
         <w:rPr>
           <w:rFonts w:ascii="Times New Roman" w:eastAsia="Times New Roman" w:hAnsi="Times New Roman" w:cs="Times New Roman"/>
         </w:rPr>
-        <w:t xml:space="preserve">A report is kept in memory for the most recent completed run of each test. It is lost when the GUI is closed, so export your reports before closing. Enter the DUT ID and Operator before the run so they appear in the report. </w:t>
+        <w:t>Every completed run is also saved automatically as a CSV and a PDF in the reports folder (</w:t>
+      </w:r>
+      <w:r>
+        <w:rPr>
+          <w:rFonts w:ascii="Consolas" w:eastAsia="Consolas" w:hAnsi="Consolas" w:cs="Consolas"/>
+          <w:sz w:val="21"/>
+        </w:rPr>
+        <w:t>%LOCALAPPDATA%\HT_MK1\reports</w:t>
+      </w:r>
+      <w:r>
+        <w:rPr>
+          <w:rFonts w:ascii="Times New Roman" w:eastAsia="Times New Roman" w:hAnsi="Times New Roman" w:cs="Times New Roman"/>
+        </w:rPr>
+        <w:t xml:space="preserve">). Enter the DUT ID and Operator before the run so they appear in the report. </w:t>
       </w:r>
       <w:r>
         <w:rPr>
@@ -10209,7 +10258,7 @@
         <w:pStyle w:val="Heading1"/>
         <w:ind w:left="720" w:hanging="720"/>
       </w:pPr>
-      <w:bookmarkStart w:id="38" w:name="_Toc243642564"/>
+      <w:bookmarkStart w:id="38" w:name="_Toc243681903"/>
       <w:r>
         <w:t>Troubleshooting</w:t>
       </w:r>
@@ -10219,7 +10268,7 @@
       <w:pPr>
         <w:pStyle w:val="Heading2"/>
       </w:pPr>
-      <w:bookmarkStart w:id="39" w:name="_Toc243642565"/>
+      <w:bookmarkStart w:id="39" w:name="_Toc243681904"/>
       <w:r>
         <w:t>Common Messages</w:t>
       </w:r>
@@ -10271,9 +10320,9 @@
         <w:tblLook w:val="04A0" w:firstRow="1" w:lastRow="0" w:firstColumn="1" w:lastColumn="0" w:noHBand="0" w:noVBand="1"/>
       </w:tblPr>
       <w:tblGrid>
-        <w:gridCol w:w="1605"/>
-        <w:gridCol w:w="3726"/>
-        <w:gridCol w:w="4015"/>
+        <w:gridCol w:w="1858"/>
+        <w:gridCol w:w="3661"/>
+        <w:gridCol w:w="3827"/>
       </w:tblGrid>
       <w:tr>
         <w:trPr>
@@ -10283,7 +10332,7 @@
         </w:trPr>
         <w:tc>
           <w:tcPr>
-            <w:tcW w:w="1605" w:type="dxa"/>
+            <w:tcW w:w="1858" w:type="dxa"/>
             <w:shd w:val="clear" w:color="auto" w:fill="DAE9F7"/>
             <w:vAlign w:val="center"/>
           </w:tcPr>
@@ -10300,13 +10349,14 @@
                 <w:b/>
                 <w:sz w:val="18"/>
               </w:rPr>
+              <w:lastRenderedPageBreak/>
               <w:t>Message (in the log)</w:t>
             </w:r>
           </w:p>
         </w:tc>
         <w:tc>
           <w:tcPr>
-            <w:tcW w:w="3726" w:type="dxa"/>
+            <w:tcW w:w="3661" w:type="dxa"/>
             <w:shd w:val="clear" w:color="auto" w:fill="DAE9F7"/>
             <w:vAlign w:val="center"/>
           </w:tcPr>
@@ -10329,7 +10379,7 @@
         </w:tc>
         <w:tc>
           <w:tcPr>
-            <w:tcW w:w="4015" w:type="dxa"/>
+            <w:tcW w:w="3827" w:type="dxa"/>
             <w:shd w:val="clear" w:color="auto" w:fill="DAE9F7"/>
             <w:vAlign w:val="center"/>
           </w:tcPr>
@@ -10358,7 +10408,7 @@
         </w:trPr>
         <w:tc>
           <w:tcPr>
-            <w:tcW w:w="1605" w:type="dxa"/>
+            <w:tcW w:w="1858" w:type="dxa"/>
             <w:vAlign w:val="center"/>
           </w:tcPr>
           <w:p>
@@ -10372,13 +10422,13 @@
                 <w:rFonts w:ascii="Times New Roman" w:eastAsia="Times New Roman" w:hAnsi="Times New Roman" w:cs="Times New Roman"/>
                 <w:sz w:val="18"/>
               </w:rPr>
-              <w:t>not connected</w:t>
+              <w:t>Not connected: choose the port ...</w:t>
             </w:r>
           </w:p>
         </w:tc>
         <w:tc>
           <w:tcPr>
-            <w:tcW w:w="3726" w:type="dxa"/>
+            <w:tcW w:w="3661" w:type="dxa"/>
             <w:vAlign w:val="center"/>
           </w:tcPr>
           <w:p>
@@ -10392,13 +10442,13 @@
                 <w:rFonts w:ascii="Times New Roman" w:eastAsia="Times New Roman" w:hAnsi="Times New Roman" w:cs="Times New Roman"/>
                 <w:sz w:val="18"/>
               </w:rPr>
-              <w:t>You pressed Run with no link to the instrument.</w:t>
+              <w:t>There is no link to the instrument, so Run is disabled.</w:t>
             </w:r>
           </w:p>
         </w:tc>
         <w:tc>
           <w:tcPr>
-            <w:tcW w:w="4015" w:type="dxa"/>
+            <w:tcW w:w="3827" w:type="dxa"/>
             <w:vAlign w:val="center"/>
           </w:tcPr>
           <w:p>
@@ -10424,7 +10474,7 @@
         </w:trPr>
         <w:tc>
           <w:tcPr>
-            <w:tcW w:w="1605" w:type="dxa"/>
+            <w:tcW w:w="1858" w:type="dxa"/>
             <w:vAlign w:val="center"/>
           </w:tcPr>
           <w:p>
@@ -10444,7 +10494,7 @@
         </w:tc>
         <w:tc>
           <w:tcPr>
-            <w:tcW w:w="3726" w:type="dxa"/>
+            <w:tcW w:w="3661" w:type="dxa"/>
             <w:vAlign w:val="center"/>
           </w:tcPr>
           <w:p>
@@ -10464,7 +10514,7 @@
         </w:tc>
         <w:tc>
           <w:tcPr>
-            <w:tcW w:w="4015" w:type="dxa"/>
+            <w:tcW w:w="3827" w:type="dxa"/>
             <w:vAlign w:val="center"/>
           </w:tcPr>
           <w:p>
@@ -10478,7 +10528,7 @@
                 <w:rFonts w:ascii="Times New Roman" w:eastAsia="Times New Roman" w:hAnsi="Times New Roman" w:cs="Times New Roman"/>
                 <w:sz w:val="18"/>
               </w:rPr>
-              <w:t>Wait for it to finish, or press Emergency discharge.</w:t>
+              <w:t>Wait for it to finish, or press Stop.</w:t>
             </w:r>
           </w:p>
         </w:tc>
@@ -10490,7 +10540,7 @@
         </w:trPr>
         <w:tc>
           <w:tcPr>
-            <w:tcW w:w="1605" w:type="dxa"/>
+            <w:tcW w:w="1858" w:type="dxa"/>
             <w:vAlign w:val="center"/>
           </w:tcPr>
           <w:p>
@@ -10504,13 +10554,13 @@
                 <w:rFonts w:ascii="Times New Roman" w:eastAsia="Times New Roman" w:hAnsi="Times New Roman" w:cs="Times New Roman"/>
                 <w:sz w:val="18"/>
               </w:rPr>
-              <w:t>refused - EFIXTURE</w:t>
+              <w:t>fault F03 (HV rail)</w:t>
             </w:r>
           </w:p>
         </w:tc>
         <w:tc>
           <w:tcPr>
-            <w:tcW w:w="3726" w:type="dxa"/>
+            <w:tcW w:w="3661" w:type="dxa"/>
             <w:vAlign w:val="center"/>
           </w:tcPr>
           <w:p>
@@ -10524,13 +10574,79 @@
                 <w:rFonts w:ascii="Times New Roman" w:eastAsia="Times New Roman" w:hAnsi="Times New Roman" w:cs="Times New Roman"/>
                 <w:sz w:val="18"/>
               </w:rPr>
+              <w:t>The HV rail did not reach, hold or discharge to the expected level.</w:t>
+            </w:r>
+          </w:p>
+        </w:tc>
+        <w:tc>
+          <w:tcPr>
+            <w:tcW w:w="3827" w:type="dxa"/>
+            <w:vAlign w:val="center"/>
+          </w:tcPr>
+          <w:p>
+            <w:pPr>
+              <w:pStyle w:val="TableData"/>
+              <w:keepNext/>
+              <w:spacing w:before="20" w:after="20"/>
+            </w:pPr>
+            <w:r>
+              <w:rPr>
+                <w:rFonts w:ascii="Times New Roman" w:eastAsia="Times New Roman" w:hAnsi="Times New Roman" w:cs="Times New Roman"/>
+                <w:sz w:val="18"/>
+              </w:rPr>
+              <w:t>The instrument has stopped and latched a fault. Check the HV card and its connections, then press Clear Fault.</w:t>
+            </w:r>
+          </w:p>
+        </w:tc>
+      </w:tr>
+      <w:tr>
+        <w:trPr>
+          <w:cantSplit/>
+          <w:jc w:val="center"/>
+        </w:trPr>
+        <w:tc>
+          <w:tcPr>
+            <w:tcW w:w="1858" w:type="dxa"/>
+            <w:vAlign w:val="center"/>
+          </w:tcPr>
+          <w:p>
+            <w:pPr>
+              <w:pStyle w:val="TableData"/>
+              <w:keepNext/>
+              <w:spacing w:before="20" w:after="20"/>
+            </w:pPr>
+            <w:r>
+              <w:rPr>
+                <w:rFonts w:ascii="Times New Roman" w:eastAsia="Times New Roman" w:hAnsi="Times New Roman" w:cs="Times New Roman"/>
+                <w:sz w:val="18"/>
+              </w:rPr>
+              <w:t>refused - EFIXTURE</w:t>
+            </w:r>
+          </w:p>
+        </w:tc>
+        <w:tc>
+          <w:tcPr>
+            <w:tcW w:w="3661" w:type="dxa"/>
+            <w:vAlign w:val="center"/>
+          </w:tcPr>
+          <w:p>
+            <w:pPr>
+              <w:pStyle w:val="TableData"/>
+              <w:keepNext/>
+              <w:spacing w:before="20" w:after="20"/>
+            </w:pPr>
+            <w:r>
+              <w:rPr>
+                <w:rFonts w:ascii="Times New Roman" w:eastAsia="Times New Roman" w:hAnsi="Times New Roman" w:cs="Times New Roman"/>
+                <w:sz w:val="18"/>
+              </w:rPr>
               <w:t>The harness is on the wrong connector for the requested test.</w:t>
             </w:r>
           </w:p>
         </w:tc>
         <w:tc>
           <w:tcPr>
-            <w:tcW w:w="4015" w:type="dxa"/>
+            <w:tcW w:w="3827" w:type="dxa"/>
             <w:vAlign w:val="center"/>
           </w:tcPr>
           <w:p>
@@ -10556,7 +10672,7 @@
         </w:trPr>
         <w:tc>
           <w:tcPr>
-            <w:tcW w:w="1605" w:type="dxa"/>
+            <w:tcW w:w="1858" w:type="dxa"/>
             <w:vAlign w:val="center"/>
           </w:tcPr>
           <w:p>
@@ -10576,7 +10692,7 @@
         </w:tc>
         <w:tc>
           <w:tcPr>
-            <w:tcW w:w="3726" w:type="dxa"/>
+            <w:tcW w:w="3661" w:type="dxa"/>
             <w:vAlign w:val="center"/>
           </w:tcPr>
           <w:p>
@@ -10596,7 +10712,7 @@
         </w:tc>
         <w:tc>
           <w:tcPr>
-            <w:tcW w:w="4015" w:type="dxa"/>
+            <w:tcW w:w="3827" w:type="dxa"/>
             <w:vAlign w:val="center"/>
           </w:tcPr>
           <w:p>
@@ -10622,7 +10738,7 @@
         </w:trPr>
         <w:tc>
           <w:tcPr>
-            <w:tcW w:w="1605" w:type="dxa"/>
+            <w:tcW w:w="1858" w:type="dxa"/>
             <w:vAlign w:val="center"/>
           </w:tcPr>
           <w:p>
@@ -10642,7 +10758,7 @@
         </w:tc>
         <w:tc>
           <w:tcPr>
-            <w:tcW w:w="3726" w:type="dxa"/>
+            <w:tcW w:w="3661" w:type="dxa"/>
             <w:vAlign w:val="center"/>
           </w:tcPr>
           <w:p>
@@ -10662,7 +10778,7 @@
         </w:tc>
         <w:tc>
           <w:tcPr>
-            <w:tcW w:w="4015" w:type="dxa"/>
+            <w:tcW w:w="3827" w:type="dxa"/>
             <w:vAlign w:val="center"/>
           </w:tcPr>
           <w:p>
@@ -10688,7 +10804,7 @@
         </w:trPr>
         <w:tc>
           <w:tcPr>
-            <w:tcW w:w="1605" w:type="dxa"/>
+            <w:tcW w:w="1858" w:type="dxa"/>
             <w:vAlign w:val="center"/>
           </w:tcPr>
           <w:p>
@@ -10708,7 +10824,7 @@
         </w:tc>
         <w:tc>
           <w:tcPr>
-            <w:tcW w:w="3726" w:type="dxa"/>
+            <w:tcW w:w="3661" w:type="dxa"/>
             <w:vAlign w:val="center"/>
           </w:tcPr>
           <w:p>
@@ -10728,7 +10844,7 @@
         </w:tc>
         <w:tc>
           <w:tcPr>
-            <w:tcW w:w="4015" w:type="dxa"/>
+            <w:tcW w:w="3827" w:type="dxa"/>
             <w:vAlign w:val="center"/>
           </w:tcPr>
           <w:p>
@@ -10754,7 +10870,7 @@
         </w:trPr>
         <w:tc>
           <w:tcPr>
-            <w:tcW w:w="1605" w:type="dxa"/>
+            <w:tcW w:w="1858" w:type="dxa"/>
             <w:vAlign w:val="center"/>
           </w:tcPr>
           <w:p>
@@ -10774,7 +10890,7 @@
         </w:tc>
         <w:tc>
           <w:tcPr>
-            <w:tcW w:w="3726" w:type="dxa"/>
+            <w:tcW w:w="3661" w:type="dxa"/>
             <w:vAlign w:val="center"/>
           </w:tcPr>
           <w:p>
@@ -10794,7 +10910,7 @@
         </w:tc>
         <w:tc>
           <w:tcPr>
-            <w:tcW w:w="4015" w:type="dxa"/>
+            <w:tcW w:w="3827" w:type="dxa"/>
             <w:vAlign w:val="center"/>
           </w:tcPr>
           <w:p>
@@ -10820,7 +10936,7 @@
         </w:trPr>
         <w:tc>
           <w:tcPr>
-            <w:tcW w:w="1605" w:type="dxa"/>
+            <w:tcW w:w="1858" w:type="dxa"/>
             <w:vAlign w:val="center"/>
           </w:tcPr>
           <w:p>
@@ -10840,7 +10956,7 @@
         </w:tc>
         <w:tc>
           <w:tcPr>
-            <w:tcW w:w="3726" w:type="dxa"/>
+            <w:tcW w:w="3661" w:type="dxa"/>
             <w:vAlign w:val="center"/>
           </w:tcPr>
           <w:p>
@@ -10860,7 +10976,7 @@
         </w:tc>
         <w:tc>
           <w:tcPr>
-            <w:tcW w:w="4015" w:type="dxa"/>
+            <w:tcW w:w="3827" w:type="dxa"/>
             <w:vAlign w:val="center"/>
           </w:tcPr>
           <w:p>
@@ -10886,7 +11002,7 @@
         </w:trPr>
         <w:tc>
           <w:tcPr>
-            <w:tcW w:w="1605" w:type="dxa"/>
+            <w:tcW w:w="1858" w:type="dxa"/>
             <w:vAlign w:val="center"/>
           </w:tcPr>
           <w:p>
@@ -10906,7 +11022,7 @@
         </w:tc>
         <w:tc>
           <w:tcPr>
-            <w:tcW w:w="3726" w:type="dxa"/>
+            <w:tcW w:w="3661" w:type="dxa"/>
             <w:vAlign w:val="center"/>
           </w:tcPr>
           <w:p>
@@ -10926,7 +11042,7 @@
         </w:tc>
         <w:tc>
           <w:tcPr>
-            <w:tcW w:w="4015" w:type="dxa"/>
+            <w:tcW w:w="3827" w:type="dxa"/>
             <w:vAlign w:val="center"/>
           </w:tcPr>
           <w:p>
@@ -10951,7 +11067,7 @@
         <w:pStyle w:val="Caption"/>
         <w:jc w:val="center"/>
       </w:pPr>
-      <w:bookmarkStart w:id="40" w:name="_Toc243642584"/>
+      <w:bookmarkStart w:id="40" w:name="_Toc243681923"/>
       <w:r>
         <w:rPr>
           <w:rFonts w:ascii="Times New Roman" w:eastAsia="Times New Roman" w:hAnsi="Times New Roman" w:cs="Times New Roman"/>
@@ -11001,9 +11117,8 @@
       <w:pPr>
         <w:pStyle w:val="Heading2"/>
       </w:pPr>
-      <w:bookmarkStart w:id="41" w:name="_Toc243642566"/>
-      <w:r>
-        <w:lastRenderedPageBreak/>
+      <w:bookmarkStart w:id="41" w:name="_Toc243681905"/>
+      <w:r>
         <w:t>If the Connection Is Lost</w:t>
       </w:r>
       <w:bookmarkEnd w:id="41"/>
@@ -11102,7 +11217,7 @@
       <w:pPr>
         <w:pStyle w:val="Heading2"/>
       </w:pPr>
-      <w:bookmarkStart w:id="42" w:name="_Toc243642567"/>
+      <w:bookmarkStart w:id="42" w:name="_Toc243681906"/>
       <w:r>
         <w:t>Faults</w:t>
       </w:r>
@@ -11164,7 +11279,7 @@
         <w:pStyle w:val="Heading1"/>
         <w:ind w:left="720" w:hanging="720"/>
       </w:pPr>
-      <w:bookmarkStart w:id="43" w:name="_Toc243642568"/>
+      <w:bookmarkStart w:id="43" w:name="_Toc243681907"/>
       <w:r>
         <w:t>Glossary</w:t>
       </w:r>
@@ -11723,7 +11838,7 @@
         <w:pStyle w:val="Caption"/>
         <w:jc w:val="center"/>
       </w:pPr>
-      <w:bookmarkStart w:id="44" w:name="_Toc243642585"/>
+      <w:bookmarkStart w:id="44" w:name="_Toc243681924"/>
       <w:r>
         <w:rPr>
           <w:rFonts w:ascii="Times New Roman" w:eastAsia="Times New Roman" w:hAnsi="Times New Roman" w:cs="Times New Roman"/>

--- a/Customer_Package/0_Documents/2_User_Manual.docx
+++ b/Customer_Package/0_Documents/2_User_Manual.docx
@@ -2386,7 +2386,7 @@
       <w:r>
         <w:fldChar w:fldCharType="separate"/>
       </w:r>
-      <w:hyperlink w:anchor="_Toc243681880" w:history="1">
+      <w:hyperlink w:anchor="_Toc243683001" w:history="1">
         <w:r>
           <w:rPr>
             <w:rStyle w:val="Hyperlink"/>
@@ -2428,7 +2428,7 @@
             <w:noProof/>
             <w:webHidden/>
           </w:rPr>
-          <w:instrText xml:space="preserve"> PAGEREF _Toc243681880 \h </w:instrText>
+          <w:instrText xml:space="preserve"> PAGEREF _Toc243683001 \h </w:instrText>
         </w:r>
         <w:r>
           <w:rPr>
@@ -2472,7 +2472,7 @@
           <w:lang w:eastAsia="en-IN"/>
         </w:rPr>
       </w:pPr>
-      <w:hyperlink w:anchor="_Toc243681881" w:history="1">
+      <w:hyperlink w:anchor="_Toc243683002" w:history="1">
         <w:r>
           <w:rPr>
             <w:rStyle w:val="Hyperlink"/>
@@ -2516,7 +2516,7 @@
             <w:noProof/>
             <w:webHidden/>
           </w:rPr>
-          <w:instrText xml:space="preserve"> PAGEREF _Toc243681881 \h </w:instrText>
+          <w:instrText xml:space="preserve"> PAGEREF _Toc243683002 \h </w:instrText>
         </w:r>
         <w:r>
           <w:rPr>
@@ -2560,7 +2560,7 @@
           <w:lang w:eastAsia="en-IN"/>
         </w:rPr>
       </w:pPr>
-      <w:hyperlink w:anchor="_Toc243681882" w:history="1">
+      <w:hyperlink w:anchor="_Toc243683003" w:history="1">
         <w:r>
           <w:rPr>
             <w:rStyle w:val="Hyperlink"/>
@@ -2604,7 +2604,7 @@
             <w:noProof/>
             <w:webHidden/>
           </w:rPr>
-          <w:instrText xml:space="preserve"> PAGEREF _Toc243681882 \h </w:instrText>
+          <w:instrText xml:space="preserve"> PAGEREF _Toc243683003 \h </w:instrText>
         </w:r>
         <w:r>
           <w:rPr>
@@ -2648,7 +2648,7 @@
           <w:lang w:eastAsia="en-IN"/>
         </w:rPr>
       </w:pPr>
-      <w:hyperlink w:anchor="_Toc243681883" w:history="1">
+      <w:hyperlink w:anchor="_Toc243683004" w:history="1">
         <w:r>
           <w:rPr>
             <w:rStyle w:val="Hyperlink"/>
@@ -2692,7 +2692,7 @@
             <w:noProof/>
             <w:webHidden/>
           </w:rPr>
-          <w:instrText xml:space="preserve"> PAGEREF _Toc243681883 \h </w:instrText>
+          <w:instrText xml:space="preserve"> PAGEREF _Toc243683004 \h </w:instrText>
         </w:r>
         <w:r>
           <w:rPr>
@@ -2736,7 +2736,7 @@
           <w:lang w:eastAsia="en-IN"/>
         </w:rPr>
       </w:pPr>
-      <w:hyperlink w:anchor="_Toc243681884" w:history="1">
+      <w:hyperlink w:anchor="_Toc243683005" w:history="1">
         <w:r>
           <w:rPr>
             <w:rStyle w:val="Hyperlink"/>
@@ -2778,7 +2778,7 @@
             <w:noProof/>
             <w:webHidden/>
           </w:rPr>
-          <w:instrText xml:space="preserve"> PAGEREF _Toc243681884 \h </w:instrText>
+          <w:instrText xml:space="preserve"> PAGEREF _Toc243683005 \h </w:instrText>
         </w:r>
         <w:r>
           <w:rPr>
@@ -2822,7 +2822,7 @@
           <w:lang w:eastAsia="en-IN"/>
         </w:rPr>
       </w:pPr>
-      <w:hyperlink w:anchor="_Toc243681885" w:history="1">
+      <w:hyperlink w:anchor="_Toc243683006" w:history="1">
         <w:r>
           <w:rPr>
             <w:rStyle w:val="Hyperlink"/>
@@ -2864,7 +2864,7 @@
             <w:noProof/>
             <w:webHidden/>
           </w:rPr>
-          <w:instrText xml:space="preserve"> PAGEREF _Toc243681885 \h </w:instrText>
+          <w:instrText xml:space="preserve"> PAGEREF _Toc243683006 \h </w:instrText>
         </w:r>
         <w:r>
           <w:rPr>
@@ -2908,7 +2908,7 @@
           <w:lang w:eastAsia="en-IN"/>
         </w:rPr>
       </w:pPr>
-      <w:hyperlink w:anchor="_Toc243681886" w:history="1">
+      <w:hyperlink w:anchor="_Toc243683007" w:history="1">
         <w:r>
           <w:rPr>
             <w:rStyle w:val="Hyperlink"/>
@@ -2952,7 +2952,7 @@
             <w:noProof/>
             <w:webHidden/>
           </w:rPr>
-          <w:instrText xml:space="preserve"> PAGEREF _Toc243681886 \h </w:instrText>
+          <w:instrText xml:space="preserve"> PAGEREF _Toc243683007 \h </w:instrText>
         </w:r>
         <w:r>
           <w:rPr>
@@ -2996,7 +2996,7 @@
           <w:lang w:eastAsia="en-IN"/>
         </w:rPr>
       </w:pPr>
-      <w:hyperlink w:anchor="_Toc243681887" w:history="1">
+      <w:hyperlink w:anchor="_Toc243683008" w:history="1">
         <w:r>
           <w:rPr>
             <w:rStyle w:val="Hyperlink"/>
@@ -3040,7 +3040,7 @@
             <w:noProof/>
             <w:webHidden/>
           </w:rPr>
-          <w:instrText xml:space="preserve"> PAGEREF _Toc243681887 \h </w:instrText>
+          <w:instrText xml:space="preserve"> PAGEREF _Toc243683008 \h </w:instrText>
         </w:r>
         <w:r>
           <w:rPr>
@@ -3084,7 +3084,7 @@
           <w:lang w:eastAsia="en-IN"/>
         </w:rPr>
       </w:pPr>
-      <w:hyperlink w:anchor="_Toc243681888" w:history="1">
+      <w:hyperlink w:anchor="_Toc243683009" w:history="1">
         <w:r>
           <w:rPr>
             <w:rStyle w:val="Hyperlink"/>
@@ -3128,7 +3128,7 @@
             <w:noProof/>
             <w:webHidden/>
           </w:rPr>
-          <w:instrText xml:space="preserve"> PAGEREF _Toc243681888 \h </w:instrText>
+          <w:instrText xml:space="preserve"> PAGEREF _Toc243683009 \h </w:instrText>
         </w:r>
         <w:r>
           <w:rPr>
@@ -3172,7 +3172,7 @@
           <w:lang w:eastAsia="en-IN"/>
         </w:rPr>
       </w:pPr>
-      <w:hyperlink w:anchor="_Toc243681889" w:history="1">
+      <w:hyperlink w:anchor="_Toc243683010" w:history="1">
         <w:r>
           <w:rPr>
             <w:rStyle w:val="Hyperlink"/>
@@ -3216,7 +3216,7 @@
             <w:noProof/>
             <w:webHidden/>
           </w:rPr>
-          <w:instrText xml:space="preserve"> PAGEREF _Toc243681889 \h </w:instrText>
+          <w:instrText xml:space="preserve"> PAGEREF _Toc243683010 \h </w:instrText>
         </w:r>
         <w:r>
           <w:rPr>
@@ -3260,7 +3260,7 @@
           <w:lang w:eastAsia="en-IN"/>
         </w:rPr>
       </w:pPr>
-      <w:hyperlink w:anchor="_Toc243681890" w:history="1">
+      <w:hyperlink w:anchor="_Toc243683011" w:history="1">
         <w:r>
           <w:rPr>
             <w:rStyle w:val="Hyperlink"/>
@@ -3302,7 +3302,7 @@
             <w:noProof/>
             <w:webHidden/>
           </w:rPr>
-          <w:instrText xml:space="preserve"> PAGEREF _Toc243681890 \h </w:instrText>
+          <w:instrText xml:space="preserve"> PAGEREF _Toc243683011 \h </w:instrText>
         </w:r>
         <w:r>
           <w:rPr>
@@ -3346,7 +3346,7 @@
           <w:lang w:eastAsia="en-IN"/>
         </w:rPr>
       </w:pPr>
-      <w:hyperlink w:anchor="_Toc243681891" w:history="1">
+      <w:hyperlink w:anchor="_Toc243683012" w:history="1">
         <w:r>
           <w:rPr>
             <w:rStyle w:val="Hyperlink"/>
@@ -3390,7 +3390,7 @@
             <w:noProof/>
             <w:webHidden/>
           </w:rPr>
-          <w:instrText xml:space="preserve"> PAGEREF _Toc243681891 \h </w:instrText>
+          <w:instrText xml:space="preserve"> PAGEREF _Toc243683012 \h </w:instrText>
         </w:r>
         <w:r>
           <w:rPr>
@@ -3434,7 +3434,7 @@
           <w:lang w:eastAsia="en-IN"/>
         </w:rPr>
       </w:pPr>
-      <w:hyperlink w:anchor="_Toc243681892" w:history="1">
+      <w:hyperlink w:anchor="_Toc243683013" w:history="1">
         <w:r>
           <w:rPr>
             <w:rStyle w:val="Hyperlink"/>
@@ -3478,7 +3478,7 @@
             <w:noProof/>
             <w:webHidden/>
           </w:rPr>
-          <w:instrText xml:space="preserve"> PAGEREF _Toc243681892 \h </w:instrText>
+          <w:instrText xml:space="preserve"> PAGEREF _Toc243683013 \h </w:instrText>
         </w:r>
         <w:r>
           <w:rPr>
@@ -3522,7 +3522,7 @@
           <w:lang w:eastAsia="en-IN"/>
         </w:rPr>
       </w:pPr>
-      <w:hyperlink w:anchor="_Toc243681893" w:history="1">
+      <w:hyperlink w:anchor="_Toc243683014" w:history="1">
         <w:r>
           <w:rPr>
             <w:rStyle w:val="Hyperlink"/>
@@ -3566,7 +3566,7 @@
             <w:noProof/>
             <w:webHidden/>
           </w:rPr>
-          <w:instrText xml:space="preserve"> PAGEREF _Toc243681893 \h </w:instrText>
+          <w:instrText xml:space="preserve"> PAGEREF _Toc243683014 \h </w:instrText>
         </w:r>
         <w:r>
           <w:rPr>
@@ -3610,7 +3610,7 @@
           <w:lang w:eastAsia="en-IN"/>
         </w:rPr>
       </w:pPr>
-      <w:hyperlink w:anchor="_Toc243681894" w:history="1">
+      <w:hyperlink w:anchor="_Toc243683015" w:history="1">
         <w:r>
           <w:rPr>
             <w:rStyle w:val="Hyperlink"/>
@@ -3652,7 +3652,7 @@
             <w:noProof/>
             <w:webHidden/>
           </w:rPr>
-          <w:instrText xml:space="preserve"> PAGEREF _Toc243681894 \h </w:instrText>
+          <w:instrText xml:space="preserve"> PAGEREF _Toc243683015 \h </w:instrText>
         </w:r>
         <w:r>
           <w:rPr>
@@ -3696,7 +3696,7 @@
           <w:lang w:eastAsia="en-IN"/>
         </w:rPr>
       </w:pPr>
-      <w:hyperlink w:anchor="_Toc243681895" w:history="1">
+      <w:hyperlink w:anchor="_Toc243683016" w:history="1">
         <w:r>
           <w:rPr>
             <w:rStyle w:val="Hyperlink"/>
@@ -3738,7 +3738,7 @@
             <w:noProof/>
             <w:webHidden/>
           </w:rPr>
-          <w:instrText xml:space="preserve"> PAGEREF _Toc243681895 \h </w:instrText>
+          <w:instrText xml:space="preserve"> PAGEREF _Toc243683016 \h </w:instrText>
         </w:r>
         <w:r>
           <w:rPr>
@@ -3782,7 +3782,7 @@
           <w:lang w:eastAsia="en-IN"/>
         </w:rPr>
       </w:pPr>
-      <w:hyperlink w:anchor="_Toc243681896" w:history="1">
+      <w:hyperlink w:anchor="_Toc243683017" w:history="1">
         <w:r>
           <w:rPr>
             <w:rStyle w:val="Hyperlink"/>
@@ -3826,7 +3826,7 @@
             <w:noProof/>
             <w:webHidden/>
           </w:rPr>
-          <w:instrText xml:space="preserve"> PAGEREF _Toc243681896 \h </w:instrText>
+          <w:instrText xml:space="preserve"> PAGEREF _Toc243683017 \h </w:instrText>
         </w:r>
         <w:r>
           <w:rPr>
@@ -3870,7 +3870,7 @@
           <w:lang w:eastAsia="en-IN"/>
         </w:rPr>
       </w:pPr>
-      <w:hyperlink w:anchor="_Toc243681897" w:history="1">
+      <w:hyperlink w:anchor="_Toc243683018" w:history="1">
         <w:r>
           <w:rPr>
             <w:rStyle w:val="Hyperlink"/>
@@ -3914,7 +3914,7 @@
             <w:noProof/>
             <w:webHidden/>
           </w:rPr>
-          <w:instrText xml:space="preserve"> PAGEREF _Toc243681897 \h </w:instrText>
+          <w:instrText xml:space="preserve"> PAGEREF _Toc243683018 \h </w:instrText>
         </w:r>
         <w:r>
           <w:rPr>
@@ -3958,7 +3958,7 @@
           <w:lang w:eastAsia="en-IN"/>
         </w:rPr>
       </w:pPr>
-      <w:hyperlink w:anchor="_Toc243681898" w:history="1">
+      <w:hyperlink w:anchor="_Toc243683019" w:history="1">
         <w:r>
           <w:rPr>
             <w:rStyle w:val="Hyperlink"/>
@@ -4002,7 +4002,7 @@
             <w:noProof/>
             <w:webHidden/>
           </w:rPr>
-          <w:instrText xml:space="preserve"> PAGEREF _Toc243681898 \h </w:instrText>
+          <w:instrText xml:space="preserve"> PAGEREF _Toc243683019 \h </w:instrText>
         </w:r>
         <w:r>
           <w:rPr>
@@ -4046,7 +4046,7 @@
           <w:lang w:eastAsia="en-IN"/>
         </w:rPr>
       </w:pPr>
-      <w:hyperlink w:anchor="_Toc243681899" w:history="1">
+      <w:hyperlink w:anchor="_Toc243683020" w:history="1">
         <w:r>
           <w:rPr>
             <w:rStyle w:val="Hyperlink"/>
@@ -4090,7 +4090,7 @@
             <w:noProof/>
             <w:webHidden/>
           </w:rPr>
-          <w:instrText xml:space="preserve"> PAGEREF _Toc243681899 \h </w:instrText>
+          <w:instrText xml:space="preserve"> PAGEREF _Toc243683020 \h </w:instrText>
         </w:r>
         <w:r>
           <w:rPr>
@@ -4134,7 +4134,7 @@
           <w:lang w:eastAsia="en-IN"/>
         </w:rPr>
       </w:pPr>
-      <w:hyperlink w:anchor="_Toc243681900" w:history="1">
+      <w:hyperlink w:anchor="_Toc243683021" w:history="1">
         <w:r>
           <w:rPr>
             <w:rStyle w:val="Hyperlink"/>
@@ -4176,7 +4176,7 @@
             <w:noProof/>
             <w:webHidden/>
           </w:rPr>
-          <w:instrText xml:space="preserve"> PAGEREF _Toc243681900 \h </w:instrText>
+          <w:instrText xml:space="preserve"> PAGEREF _Toc243683021 \h </w:instrText>
         </w:r>
         <w:r>
           <w:rPr>
@@ -4220,7 +4220,7 @@
           <w:lang w:eastAsia="en-IN"/>
         </w:rPr>
       </w:pPr>
-      <w:hyperlink w:anchor="_Toc243681901" w:history="1">
+      <w:hyperlink w:anchor="_Toc243683022" w:history="1">
         <w:r>
           <w:rPr>
             <w:rStyle w:val="Hyperlink"/>
@@ -4264,7 +4264,7 @@
             <w:noProof/>
             <w:webHidden/>
           </w:rPr>
-          <w:instrText xml:space="preserve"> PAGEREF _Toc243681901 \h </w:instrText>
+          <w:instrText xml:space="preserve"> PAGEREF _Toc243683022 \h </w:instrText>
         </w:r>
         <w:r>
           <w:rPr>
@@ -4308,7 +4308,7 @@
           <w:lang w:eastAsia="en-IN"/>
         </w:rPr>
       </w:pPr>
-      <w:hyperlink w:anchor="_Toc243681902" w:history="1">
+      <w:hyperlink w:anchor="_Toc243683023" w:history="1">
         <w:r>
           <w:rPr>
             <w:rStyle w:val="Hyperlink"/>
@@ -4352,7 +4352,7 @@
             <w:noProof/>
             <w:webHidden/>
           </w:rPr>
-          <w:instrText xml:space="preserve"> PAGEREF _Toc243681902 \h </w:instrText>
+          <w:instrText xml:space="preserve"> PAGEREF _Toc243683023 \h </w:instrText>
         </w:r>
         <w:r>
           <w:rPr>
@@ -4396,7 +4396,7 @@
           <w:lang w:eastAsia="en-IN"/>
         </w:rPr>
       </w:pPr>
-      <w:hyperlink w:anchor="_Toc243681903" w:history="1">
+      <w:hyperlink w:anchor="_Toc243683024" w:history="1">
         <w:r>
           <w:rPr>
             <w:rStyle w:val="Hyperlink"/>
@@ -4438,7 +4438,7 @@
             <w:noProof/>
             <w:webHidden/>
           </w:rPr>
-          <w:instrText xml:space="preserve"> PAGEREF _Toc243681903 \h </w:instrText>
+          <w:instrText xml:space="preserve"> PAGEREF _Toc243683024 \h </w:instrText>
         </w:r>
         <w:r>
           <w:rPr>
@@ -4482,7 +4482,7 @@
           <w:lang w:eastAsia="en-IN"/>
         </w:rPr>
       </w:pPr>
-      <w:hyperlink w:anchor="_Toc243681904" w:history="1">
+      <w:hyperlink w:anchor="_Toc243683025" w:history="1">
         <w:r>
           <w:rPr>
             <w:rStyle w:val="Hyperlink"/>
@@ -4526,7 +4526,7 @@
             <w:noProof/>
             <w:webHidden/>
           </w:rPr>
-          <w:instrText xml:space="preserve"> PAGEREF _Toc243681904 \h </w:instrText>
+          <w:instrText xml:space="preserve"> PAGEREF _Toc243683025 \h </w:instrText>
         </w:r>
         <w:r>
           <w:rPr>
@@ -4570,7 +4570,7 @@
           <w:lang w:eastAsia="en-IN"/>
         </w:rPr>
       </w:pPr>
-      <w:hyperlink w:anchor="_Toc243681905" w:history="1">
+      <w:hyperlink w:anchor="_Toc243683026" w:history="1">
         <w:r>
           <w:rPr>
             <w:rStyle w:val="Hyperlink"/>
@@ -4614,7 +4614,7 @@
             <w:noProof/>
             <w:webHidden/>
           </w:rPr>
-          <w:instrText xml:space="preserve"> PAGEREF _Toc243681905 \h </w:instrText>
+          <w:instrText xml:space="preserve"> PAGEREF _Toc243683026 \h </w:instrText>
         </w:r>
         <w:r>
           <w:rPr>
@@ -4658,7 +4658,7 @@
           <w:lang w:eastAsia="en-IN"/>
         </w:rPr>
       </w:pPr>
-      <w:hyperlink w:anchor="_Toc243681906" w:history="1">
+      <w:hyperlink w:anchor="_Toc243683027" w:history="1">
         <w:r>
           <w:rPr>
             <w:rStyle w:val="Hyperlink"/>
@@ -4702,7 +4702,7 @@
             <w:noProof/>
             <w:webHidden/>
           </w:rPr>
-          <w:instrText xml:space="preserve"> PAGEREF _Toc243681906 \h </w:instrText>
+          <w:instrText xml:space="preserve"> PAGEREF _Toc243683027 \h </w:instrText>
         </w:r>
         <w:r>
           <w:rPr>
@@ -4746,7 +4746,7 @@
           <w:lang w:eastAsia="en-IN"/>
         </w:rPr>
       </w:pPr>
-      <w:hyperlink w:anchor="_Toc243681907" w:history="1">
+      <w:hyperlink w:anchor="_Toc243683028" w:history="1">
         <w:r>
           <w:rPr>
             <w:rStyle w:val="Hyperlink"/>
@@ -4788,7 +4788,7 @@
             <w:noProof/>
             <w:webHidden/>
           </w:rPr>
-          <w:instrText xml:space="preserve"> PAGEREF _Toc243681907 \h </w:instrText>
+          <w:instrText xml:space="preserve"> PAGEREF _Toc243683028 \h </w:instrText>
         </w:r>
         <w:r>
           <w:rPr>
@@ -4866,7 +4866,7 @@
       <w:r>
         <w:fldChar w:fldCharType="separate"/>
       </w:r>
-      <w:hyperlink w:anchor="_Toc243681908" w:history="1">
+      <w:hyperlink w:anchor="_Toc243683029" w:history="1">
         <w:r>
           <w:rPr>
             <w:rStyle w:val="Hyperlink"/>
@@ -4894,7 +4894,7 @@
             <w:noProof/>
             <w:webHidden/>
           </w:rPr>
-          <w:instrText xml:space="preserve"> PAGEREF _Toc243681908 \h </w:instrText>
+          <w:instrText xml:space="preserve"> PAGEREF _Toc243683029 \h </w:instrText>
         </w:r>
         <w:r>
           <w:rPr>
@@ -4937,7 +4937,7 @@
           <w:lang w:eastAsia="en-IN"/>
         </w:rPr>
       </w:pPr>
-      <w:hyperlink w:anchor="_Toc243681909" w:history="1">
+      <w:hyperlink w:anchor="_Toc243683030" w:history="1">
         <w:r>
           <w:rPr>
             <w:rStyle w:val="Hyperlink"/>
@@ -4965,7 +4965,7 @@
             <w:noProof/>
             <w:webHidden/>
           </w:rPr>
-          <w:instrText xml:space="preserve"> PAGEREF _Toc243681909 \h </w:instrText>
+          <w:instrText xml:space="preserve"> PAGEREF _Toc243683030 \h </w:instrText>
         </w:r>
         <w:r>
           <w:rPr>
@@ -5008,7 +5008,7 @@
           <w:lang w:eastAsia="en-IN"/>
         </w:rPr>
       </w:pPr>
-      <w:hyperlink w:anchor="_Toc243681910" w:history="1">
+      <w:hyperlink w:anchor="_Toc243683031" w:history="1">
         <w:r>
           <w:rPr>
             <w:rStyle w:val="Hyperlink"/>
@@ -5036,7 +5036,7 @@
             <w:noProof/>
             <w:webHidden/>
           </w:rPr>
-          <w:instrText xml:space="preserve"> PAGEREF _Toc243681910 \h </w:instrText>
+          <w:instrText xml:space="preserve"> PAGEREF _Toc243683031 \h </w:instrText>
         </w:r>
         <w:r>
           <w:rPr>
@@ -5079,7 +5079,7 @@
           <w:lang w:eastAsia="en-IN"/>
         </w:rPr>
       </w:pPr>
-      <w:hyperlink w:anchor="_Toc243681911" w:history="1">
+      <w:hyperlink w:anchor="_Toc243683032" w:history="1">
         <w:r>
           <w:rPr>
             <w:rStyle w:val="Hyperlink"/>
@@ -5107,7 +5107,7 @@
             <w:noProof/>
             <w:webHidden/>
           </w:rPr>
-          <w:instrText xml:space="preserve"> PAGEREF _Toc243681911 \h </w:instrText>
+          <w:instrText xml:space="preserve"> PAGEREF _Toc243683032 \h </w:instrText>
         </w:r>
         <w:r>
           <w:rPr>
@@ -5150,7 +5150,7 @@
           <w:lang w:eastAsia="en-IN"/>
         </w:rPr>
       </w:pPr>
-      <w:hyperlink w:anchor="_Toc243681912" w:history="1">
+      <w:hyperlink w:anchor="_Toc243683033" w:history="1">
         <w:r>
           <w:rPr>
             <w:rStyle w:val="Hyperlink"/>
@@ -5178,7 +5178,7 @@
             <w:noProof/>
             <w:webHidden/>
           </w:rPr>
-          <w:instrText xml:space="preserve"> PAGEREF _Toc243681912 \h </w:instrText>
+          <w:instrText xml:space="preserve"> PAGEREF _Toc243683033 \h </w:instrText>
         </w:r>
         <w:r>
           <w:rPr>
@@ -5221,7 +5221,7 @@
           <w:lang w:eastAsia="en-IN"/>
         </w:rPr>
       </w:pPr>
-      <w:hyperlink w:anchor="_Toc243681913" w:history="1">
+      <w:hyperlink w:anchor="_Toc243683034" w:history="1">
         <w:r>
           <w:rPr>
             <w:rStyle w:val="Hyperlink"/>
@@ -5249,7 +5249,7 @@
             <w:noProof/>
             <w:webHidden/>
           </w:rPr>
-          <w:instrText xml:space="preserve"> PAGEREF _Toc243681913 \h </w:instrText>
+          <w:instrText xml:space="preserve"> PAGEREF _Toc243683034 \h </w:instrText>
         </w:r>
         <w:r>
           <w:rPr>
@@ -5292,7 +5292,7 @@
           <w:lang w:eastAsia="en-IN"/>
         </w:rPr>
       </w:pPr>
-      <w:hyperlink w:anchor="_Toc243681914" w:history="1">
+      <w:hyperlink w:anchor="_Toc243683035" w:history="1">
         <w:r>
           <w:rPr>
             <w:rStyle w:val="Hyperlink"/>
@@ -5320,7 +5320,7 @@
             <w:noProof/>
             <w:webHidden/>
           </w:rPr>
-          <w:instrText xml:space="preserve"> PAGEREF _Toc243681914 \h </w:instrText>
+          <w:instrText xml:space="preserve"> PAGEREF _Toc243683035 \h </w:instrText>
         </w:r>
         <w:r>
           <w:rPr>
@@ -5363,7 +5363,7 @@
           <w:lang w:eastAsia="en-IN"/>
         </w:rPr>
       </w:pPr>
-      <w:hyperlink w:anchor="_Toc243681915" w:history="1">
+      <w:hyperlink w:anchor="_Toc243683036" w:history="1">
         <w:r>
           <w:rPr>
             <w:rStyle w:val="Hyperlink"/>
@@ -5391,7 +5391,7 @@
             <w:noProof/>
             <w:webHidden/>
           </w:rPr>
-          <w:instrText xml:space="preserve"> PAGEREF _Toc243681915 \h </w:instrText>
+          <w:instrText xml:space="preserve"> PAGEREF _Toc243683036 \h </w:instrText>
         </w:r>
         <w:r>
           <w:rPr>
@@ -5434,7 +5434,7 @@
           <w:lang w:eastAsia="en-IN"/>
         </w:rPr>
       </w:pPr>
-      <w:hyperlink w:anchor="_Toc243681916" w:history="1">
+      <w:hyperlink w:anchor="_Toc243683037" w:history="1">
         <w:r>
           <w:rPr>
             <w:rStyle w:val="Hyperlink"/>
@@ -5462,7 +5462,7 @@
             <w:noProof/>
             <w:webHidden/>
           </w:rPr>
-          <w:instrText xml:space="preserve"> PAGEREF _Toc243681916 \h </w:instrText>
+          <w:instrText xml:space="preserve"> PAGEREF _Toc243683037 \h </w:instrText>
         </w:r>
         <w:r>
           <w:rPr>
@@ -5505,7 +5505,7 @@
           <w:lang w:eastAsia="en-IN"/>
         </w:rPr>
       </w:pPr>
-      <w:hyperlink w:anchor="_Toc243681917" w:history="1">
+      <w:hyperlink w:anchor="_Toc243683038" w:history="1">
         <w:r>
           <w:rPr>
             <w:rStyle w:val="Hyperlink"/>
@@ -5533,7 +5533,7 @@
             <w:noProof/>
             <w:webHidden/>
           </w:rPr>
-          <w:instrText xml:space="preserve"> PAGEREF _Toc243681917 \h </w:instrText>
+          <w:instrText xml:space="preserve"> PAGEREF _Toc243683038 \h </w:instrText>
         </w:r>
         <w:r>
           <w:rPr>
@@ -5576,7 +5576,7 @@
           <w:lang w:eastAsia="en-IN"/>
         </w:rPr>
       </w:pPr>
-      <w:hyperlink w:anchor="_Toc243681918" w:history="1">
+      <w:hyperlink w:anchor="_Toc243683039" w:history="1">
         <w:r>
           <w:rPr>
             <w:rStyle w:val="Hyperlink"/>
@@ -5604,7 +5604,7 @@
             <w:noProof/>
             <w:webHidden/>
           </w:rPr>
-          <w:instrText xml:space="preserve"> PAGEREF _Toc243681918 \h </w:instrText>
+          <w:instrText xml:space="preserve"> PAGEREF _Toc243683039 \h </w:instrText>
         </w:r>
         <w:r>
           <w:rPr>
@@ -5647,7 +5647,7 @@
           <w:lang w:eastAsia="en-IN"/>
         </w:rPr>
       </w:pPr>
-      <w:hyperlink w:anchor="_Toc243681919" w:history="1">
+      <w:hyperlink w:anchor="_Toc243683040" w:history="1">
         <w:r>
           <w:rPr>
             <w:rStyle w:val="Hyperlink"/>
@@ -5675,7 +5675,7 @@
             <w:noProof/>
             <w:webHidden/>
           </w:rPr>
-          <w:instrText xml:space="preserve"> PAGEREF _Toc243681919 \h </w:instrText>
+          <w:instrText xml:space="preserve"> PAGEREF _Toc243683040 \h </w:instrText>
         </w:r>
         <w:r>
           <w:rPr>
@@ -5751,7 +5751,7 @@
       <w:r>
         <w:fldChar w:fldCharType="separate"/>
       </w:r>
-      <w:hyperlink w:anchor="_Toc243681920" w:history="1">
+      <w:hyperlink w:anchor="_Toc243683041" w:history="1">
         <w:r>
           <w:rPr>
             <w:rStyle w:val="Hyperlink"/>
@@ -5779,7 +5779,7 @@
             <w:noProof/>
             <w:webHidden/>
           </w:rPr>
-          <w:instrText xml:space="preserve"> PAGEREF _Toc243681920 \h </w:instrText>
+          <w:instrText xml:space="preserve"> PAGEREF _Toc243683041 \h </w:instrText>
         </w:r>
         <w:r>
           <w:rPr>
@@ -5822,7 +5822,7 @@
           <w:lang w:eastAsia="en-IN"/>
         </w:rPr>
       </w:pPr>
-      <w:hyperlink w:anchor="_Toc243681921" w:history="1">
+      <w:hyperlink w:anchor="_Toc243683042" w:history="1">
         <w:r>
           <w:rPr>
             <w:rStyle w:val="Hyperlink"/>
@@ -5850,7 +5850,7 @@
             <w:noProof/>
             <w:webHidden/>
           </w:rPr>
-          <w:instrText xml:space="preserve"> PAGEREF _Toc243681921 \h </w:instrText>
+          <w:instrText xml:space="preserve"> PAGEREF _Toc243683042 \h </w:instrText>
         </w:r>
         <w:r>
           <w:rPr>
@@ -5893,7 +5893,7 @@
           <w:lang w:eastAsia="en-IN"/>
         </w:rPr>
       </w:pPr>
-      <w:hyperlink w:anchor="_Toc243681922" w:history="1">
+      <w:hyperlink w:anchor="_Toc243683043" w:history="1">
         <w:r>
           <w:rPr>
             <w:rStyle w:val="Hyperlink"/>
@@ -5921,7 +5921,7 @@
             <w:noProof/>
             <w:webHidden/>
           </w:rPr>
-          <w:instrText xml:space="preserve"> PAGEREF _Toc243681922 \h </w:instrText>
+          <w:instrText xml:space="preserve"> PAGEREF _Toc243683043 \h </w:instrText>
         </w:r>
         <w:r>
           <w:rPr>
@@ -5964,7 +5964,7 @@
           <w:lang w:eastAsia="en-IN"/>
         </w:rPr>
       </w:pPr>
-      <w:hyperlink w:anchor="_Toc243681923" w:history="1">
+      <w:hyperlink w:anchor="_Toc243683044" w:history="1">
         <w:r>
           <w:rPr>
             <w:rStyle w:val="Hyperlink"/>
@@ -5992,7 +5992,7 @@
             <w:noProof/>
             <w:webHidden/>
           </w:rPr>
-          <w:instrText xml:space="preserve"> PAGEREF _Toc243681923 \h </w:instrText>
+          <w:instrText xml:space="preserve"> PAGEREF _Toc243683044 \h </w:instrText>
         </w:r>
         <w:r>
           <w:rPr>
@@ -6035,7 +6035,7 @@
           <w:lang w:eastAsia="en-IN"/>
         </w:rPr>
       </w:pPr>
-      <w:hyperlink w:anchor="_Toc243681924" w:history="1">
+      <w:hyperlink w:anchor="_Toc243683045" w:history="1">
         <w:r>
           <w:rPr>
             <w:rStyle w:val="Hyperlink"/>
@@ -6063,7 +6063,7 @@
             <w:noProof/>
             <w:webHidden/>
           </w:rPr>
-          <w:instrText xml:space="preserve"> PAGEREF _Toc243681924 \h </w:instrText>
+          <w:instrText xml:space="preserve"> PAGEREF _Toc243683045 \h </w:instrText>
         </w:r>
         <w:r>
           <w:rPr>
@@ -6115,7 +6115,7 @@
         <w:pStyle w:val="Heading1"/>
         <w:ind w:left="720" w:hanging="720"/>
       </w:pPr>
-      <w:bookmarkStart w:id="0" w:name="_Toc243681880"/>
+      <w:bookmarkStart w:id="0" w:name="_Toc243683001"/>
       <w:r>
         <w:lastRenderedPageBreak/>
         <w:t>Introduction</w:t>
@@ -6126,7 +6126,7 @@
       <w:pPr>
         <w:pStyle w:val="Heading2"/>
       </w:pPr>
-      <w:bookmarkStart w:id="1" w:name="_Toc243681881"/>
+      <w:bookmarkStart w:id="1" w:name="_Toc243683002"/>
       <w:r>
         <w:t>Purpose</w:t>
       </w:r>
@@ -6148,7 +6148,7 @@
       <w:pPr>
         <w:pStyle w:val="Heading2"/>
       </w:pPr>
-      <w:bookmarkStart w:id="2" w:name="_Toc243681882"/>
+      <w:bookmarkStart w:id="2" w:name="_Toc243683003"/>
       <w:r>
         <w:t>Audience</w:t>
       </w:r>
@@ -6170,7 +6170,7 @@
       <w:pPr>
         <w:pStyle w:val="Heading2"/>
       </w:pPr>
-      <w:bookmarkStart w:id="3" w:name="_Toc243681883"/>
+      <w:bookmarkStart w:id="3" w:name="_Toc243683004"/>
       <w:r>
         <w:t>Related Documents</w:t>
       </w:r>
@@ -6261,7 +6261,7 @@
         <w:pStyle w:val="Heading1"/>
         <w:ind w:left="720" w:hanging="720"/>
       </w:pPr>
-      <w:bookmarkStart w:id="4" w:name="_Toc243681884"/>
+      <w:bookmarkStart w:id="4" w:name="_Toc243683005"/>
       <w:r>
         <w:t>System Overview</w:t>
       </w:r>
@@ -6754,7 +6754,7 @@
         <w:pStyle w:val="Caption"/>
         <w:jc w:val="center"/>
       </w:pPr>
-      <w:bookmarkStart w:id="5" w:name="_Toc243681920"/>
+      <w:bookmarkStart w:id="5" w:name="_Toc243683041"/>
       <w:r>
         <w:rPr>
           <w:rFonts w:ascii="Times New Roman" w:eastAsia="Times New Roman" w:hAnsi="Times New Roman" w:cs="Times New Roman"/>
@@ -6817,7 +6817,7 @@
         <w:pStyle w:val="Heading1"/>
         <w:ind w:left="720" w:hanging="720"/>
       </w:pPr>
-      <w:bookmarkStart w:id="6" w:name="_Toc243681885"/>
+      <w:bookmarkStart w:id="6" w:name="_Toc243683006"/>
       <w:r>
         <w:t>Safety</w:t>
       </w:r>
@@ -6827,7 +6827,7 @@
       <w:pPr>
         <w:pStyle w:val="Heading2"/>
       </w:pPr>
-      <w:bookmarkStart w:id="7" w:name="_Toc243681886"/>
+      <w:bookmarkStart w:id="7" w:name="_Toc243683007"/>
       <w:r>
         <w:t>High Voltage</w:t>
       </w:r>
@@ -6884,7 +6884,7 @@
       <w:pPr>
         <w:pStyle w:val="Heading2"/>
       </w:pPr>
-      <w:bookmarkStart w:id="8" w:name="_Toc243681887"/>
+      <w:bookmarkStart w:id="8" w:name="_Toc243683008"/>
       <w:r>
         <w:t>Arming</w:t>
       </w:r>
@@ -6906,7 +6906,7 @@
       <w:pPr>
         <w:pStyle w:val="Heading2"/>
       </w:pPr>
-      <w:bookmarkStart w:id="9" w:name="_Toc243681888"/>
+      <w:bookmarkStart w:id="9" w:name="_Toc243683009"/>
       <w:r>
         <w:t>Abort</w:t>
       </w:r>
@@ -7031,7 +7031,7 @@
       <w:pPr>
         <w:pStyle w:val="Heading2"/>
       </w:pPr>
-      <w:bookmarkStart w:id="10" w:name="_Toc243681889"/>
+      <w:bookmarkStart w:id="10" w:name="_Toc243683010"/>
       <w:r>
         <w:t>"Safe to Handle"</w:t>
       </w:r>
@@ -7063,7 +7063,7 @@
         <w:pStyle w:val="Heading1"/>
         <w:ind w:left="720" w:hanging="720"/>
       </w:pPr>
-      <w:bookmarkStart w:id="11" w:name="_Toc243681890"/>
+      <w:bookmarkStart w:id="11" w:name="_Toc243683011"/>
       <w:r>
         <w:t>Getting Started</w:t>
       </w:r>
@@ -7073,7 +7073,7 @@
       <w:pPr>
         <w:pStyle w:val="Heading2"/>
       </w:pPr>
-      <w:bookmarkStart w:id="12" w:name="_Toc243681891"/>
+      <w:bookmarkStart w:id="12" w:name="_Toc243683012"/>
       <w:r>
         <w:t>Launching the Application</w:t>
       </w:r>
@@ -7095,7 +7095,7 @@
       <w:pPr>
         <w:pStyle w:val="Heading2"/>
       </w:pPr>
-      <w:bookmarkStart w:id="13" w:name="_Toc243681892"/>
+      <w:bookmarkStart w:id="13" w:name="_Toc243683013"/>
       <w:r>
         <w:t>Connecting to the Instrument</w:t>
       </w:r>
@@ -7271,7 +7271,7 @@
       <w:pPr>
         <w:pStyle w:val="Heading2"/>
       </w:pPr>
-      <w:bookmarkStart w:id="14" w:name="_Toc243681893"/>
+      <w:bookmarkStart w:id="14" w:name="_Toc243683014"/>
       <w:r>
         <w:t>Screen Layout</w:t>
       </w:r>
@@ -7501,7 +7501,7 @@
         <w:pStyle w:val="Caption"/>
         <w:jc w:val="center"/>
       </w:pPr>
-      <w:bookmarkStart w:id="15" w:name="_Toc243681921"/>
+      <w:bookmarkStart w:id="15" w:name="_Toc243683042"/>
       <w:r>
         <w:rPr>
           <w:rFonts w:ascii="Times New Roman" w:eastAsia="Times New Roman" w:hAnsi="Times New Roman" w:cs="Times New Roman"/>
@@ -7558,7 +7558,7 @@
           <w:noProof/>
         </w:rPr>
         <w:drawing>
-          <wp:inline distT="0" distB="0" distL="0" distR="0" wp14:anchorId="090AA07F" wp14:editId="77BBCDD3">
+          <wp:inline distT="0" distB="0" distL="0" distR="0" wp14:anchorId="78FC5986" wp14:editId="0403749A">
             <wp:extent cx="5580000" cy="3138750"/>
             <wp:effectExtent l="0" t="0" r="0" b="0"/>
             <wp:docPr id="888501832" name="Picture 888501832"/>
@@ -7599,7 +7599,7 @@
         <w:pStyle w:val="Caption"/>
         <w:jc w:val="center"/>
       </w:pPr>
-      <w:bookmarkStart w:id="16" w:name="_Toc243681908"/>
+      <w:bookmarkStart w:id="16" w:name="_Toc243683029"/>
       <w:r>
         <w:rPr>
           <w:rFonts w:ascii="Times New Roman" w:eastAsia="Times New Roman" w:hAnsi="Times New Roman" w:cs="Times New Roman"/>
@@ -7650,7 +7650,7 @@
         <w:pStyle w:val="Heading1"/>
         <w:ind w:left="720" w:hanging="720"/>
       </w:pPr>
-      <w:bookmarkStart w:id="17" w:name="_Toc243681894"/>
+      <w:bookmarkStart w:id="17" w:name="_Toc243683015"/>
       <w:r>
         <w:t>Loading a Netlist</w:t>
       </w:r>
@@ -7837,7 +7837,7 @@
         </w:rPr>
         <w:lastRenderedPageBreak/>
         <w:drawing>
-          <wp:inline distT="0" distB="0" distL="0" distR="0" wp14:anchorId="7AD3FF80" wp14:editId="31FDC86A">
+          <wp:inline distT="0" distB="0" distL="0" distR="0" wp14:anchorId="139CE26F" wp14:editId="04A76F6E">
             <wp:extent cx="5580000" cy="3138750"/>
             <wp:effectExtent l="0" t="0" r="0" b="0"/>
             <wp:docPr id="888501833" name="Picture 888501833"/>
@@ -7878,7 +7878,7 @@
         <w:pStyle w:val="Caption"/>
         <w:jc w:val="center"/>
       </w:pPr>
-      <w:bookmarkStart w:id="18" w:name="_Toc243681909"/>
+      <w:bookmarkStart w:id="18" w:name="_Toc243683030"/>
       <w:r>
         <w:rPr>
           <w:rFonts w:ascii="Times New Roman" w:eastAsia="Times New Roman" w:hAnsi="Times New Roman" w:cs="Times New Roman"/>
@@ -7936,7 +7936,7 @@
         </w:rPr>
         <w:lastRenderedPageBreak/>
         <w:drawing>
-          <wp:inline distT="0" distB="0" distL="0" distR="0" wp14:anchorId="6FFE482C" wp14:editId="0923ACA2">
+          <wp:inline distT="0" distB="0" distL="0" distR="0" wp14:anchorId="266A7DCB" wp14:editId="5E689C60">
             <wp:extent cx="4533333" cy="6120000"/>
             <wp:effectExtent l="0" t="0" r="0" b="0"/>
             <wp:docPr id="888501834" name="Picture 888501834"/>
@@ -7977,7 +7977,7 @@
         <w:pStyle w:val="Caption"/>
         <w:jc w:val="center"/>
       </w:pPr>
-      <w:bookmarkStart w:id="19" w:name="_Toc243681910"/>
+      <w:bookmarkStart w:id="19" w:name="_Toc243683031"/>
       <w:r>
         <w:rPr>
           <w:rFonts w:ascii="Times New Roman" w:eastAsia="Times New Roman" w:hAnsi="Times New Roman" w:cs="Times New Roman"/>
@@ -8090,7 +8090,7 @@
         <w:pStyle w:val="Heading1"/>
         <w:ind w:left="720" w:hanging="720"/>
       </w:pPr>
-      <w:bookmarkStart w:id="20" w:name="_Toc243681895"/>
+      <w:bookmarkStart w:id="20" w:name="_Toc243683016"/>
       <w:r>
         <w:lastRenderedPageBreak/>
         <w:t>Running a Test</w:t>
@@ -8101,7 +8101,7 @@
       <w:pPr>
         <w:pStyle w:val="Heading2"/>
       </w:pPr>
-      <w:bookmarkStart w:id="21" w:name="_Toc243681896"/>
+      <w:bookmarkStart w:id="21" w:name="_Toc243683017"/>
       <w:r>
         <w:t>Mode 1: Continuity and Resistance</w:t>
       </w:r>
@@ -8226,7 +8226,7 @@
           <w:noProof/>
         </w:rPr>
         <w:drawing>
-          <wp:inline distT="0" distB="0" distL="0" distR="0" wp14:anchorId="38A28504" wp14:editId="4DD5ACD7">
+          <wp:inline distT="0" distB="0" distL="0" distR="0" wp14:anchorId="6E440196" wp14:editId="41FDDB37">
             <wp:extent cx="5580000" cy="5696250"/>
             <wp:effectExtent l="0" t="0" r="0" b="0"/>
             <wp:docPr id="888501835" name="Picture 888501835"/>
@@ -8267,7 +8267,7 @@
         <w:pStyle w:val="Caption"/>
         <w:jc w:val="center"/>
       </w:pPr>
-      <w:bookmarkStart w:id="22" w:name="_Toc243681911"/>
+      <w:bookmarkStart w:id="22" w:name="_Toc243683032"/>
       <w:r>
         <w:rPr>
           <w:rFonts w:ascii="Times New Roman" w:eastAsia="Times New Roman" w:hAnsi="Times New Roman" w:cs="Times New Roman"/>
@@ -8361,7 +8361,7 @@
           <w:noProof/>
         </w:rPr>
         <w:drawing>
-          <wp:inline distT="0" distB="0" distL="0" distR="0" wp14:anchorId="19548B66" wp14:editId="5B7492FB">
+          <wp:inline distT="0" distB="0" distL="0" distR="0" wp14:anchorId="42CFB368" wp14:editId="3522823C">
             <wp:extent cx="5580000" cy="5231250"/>
             <wp:effectExtent l="0" t="0" r="0" b="0"/>
             <wp:docPr id="888501836" name="Picture 888501836"/>
@@ -8402,7 +8402,7 @@
         <w:pStyle w:val="Caption"/>
         <w:jc w:val="center"/>
       </w:pPr>
-      <w:bookmarkStart w:id="23" w:name="_Toc243681912"/>
+      <w:bookmarkStart w:id="23" w:name="_Toc243683033"/>
       <w:r>
         <w:rPr>
           <w:rFonts w:ascii="Times New Roman" w:eastAsia="Times New Roman" w:hAnsi="Times New Roman" w:cs="Times New Roman"/>
@@ -8498,7 +8498,7 @@
         </w:rPr>
         <w:lastRenderedPageBreak/>
         <w:drawing>
-          <wp:inline distT="0" distB="0" distL="0" distR="0" wp14:anchorId="2237999A" wp14:editId="4A0C6A6F">
+          <wp:inline distT="0" distB="0" distL="0" distR="0" wp14:anchorId="07EB0F64" wp14:editId="5FBA2FC4">
             <wp:extent cx="5580000" cy="3138750"/>
             <wp:effectExtent l="0" t="0" r="0" b="0"/>
             <wp:docPr id="888501837" name="Picture 888501837"/>
@@ -8539,7 +8539,7 @@
         <w:pStyle w:val="Caption"/>
         <w:jc w:val="center"/>
       </w:pPr>
-      <w:bookmarkStart w:id="24" w:name="_Toc243681913"/>
+      <w:bookmarkStart w:id="24" w:name="_Toc243683034"/>
       <w:r>
         <w:rPr>
           <w:rFonts w:ascii="Times New Roman" w:eastAsia="Times New Roman" w:hAnsi="Times New Roman" w:cs="Times New Roman"/>
@@ -8589,7 +8589,7 @@
       <w:pPr>
         <w:pStyle w:val="Heading2"/>
       </w:pPr>
-      <w:bookmarkStart w:id="25" w:name="_Toc243681897"/>
+      <w:bookmarkStart w:id="25" w:name="_Toc243683018"/>
       <w:r>
         <w:t>Mode 2: Insulation</w:t>
       </w:r>
@@ -8639,7 +8639,7 @@
           <w:noProof/>
         </w:rPr>
         <w:drawing>
-          <wp:inline distT="0" distB="0" distL="0" distR="0" wp14:anchorId="595BF4B9" wp14:editId="37C8333A">
+          <wp:inline distT="0" distB="0" distL="0" distR="0" wp14:anchorId="04C75423" wp14:editId="6DF385B3">
             <wp:extent cx="5580000" cy="3138750"/>
             <wp:effectExtent l="0" t="0" r="0" b="0"/>
             <wp:docPr id="888501838" name="Picture 888501838"/>
@@ -8680,7 +8680,7 @@
         <w:pStyle w:val="Caption"/>
         <w:jc w:val="center"/>
       </w:pPr>
-      <w:bookmarkStart w:id="26" w:name="_Toc243681914"/>
+      <w:bookmarkStart w:id="26" w:name="_Toc243683035"/>
       <w:r>
         <w:rPr>
           <w:rFonts w:ascii="Times New Roman" w:eastAsia="Times New Roman" w:hAnsi="Times New Roman" w:cs="Times New Roman"/>
@@ -8905,7 +8905,7 @@
           <w:noProof/>
         </w:rPr>
         <w:drawing>
-          <wp:inline distT="0" distB="0" distL="0" distR="0" wp14:anchorId="1661FFA1" wp14:editId="489888DF">
+          <wp:inline distT="0" distB="0" distL="0" distR="0" wp14:anchorId="325D0CB4" wp14:editId="36BD25CA">
             <wp:extent cx="5580000" cy="3138750"/>
             <wp:effectExtent l="0" t="0" r="0" b="0"/>
             <wp:docPr id="888501839" name="Picture 888501839"/>
@@ -8946,7 +8946,7 @@
         <w:pStyle w:val="Caption"/>
         <w:jc w:val="center"/>
       </w:pPr>
-      <w:bookmarkStart w:id="27" w:name="_Toc243681915"/>
+      <w:bookmarkStart w:id="27" w:name="_Toc243683036"/>
       <w:r>
         <w:rPr>
           <w:rFonts w:ascii="Times New Roman" w:eastAsia="Times New Roman" w:hAnsi="Times New Roman" w:cs="Times New Roman"/>
@@ -9075,7 +9075,7 @@
           <w:noProof/>
         </w:rPr>
         <w:drawing>
-          <wp:inline distT="0" distB="0" distL="0" distR="0" wp14:anchorId="1EC7B47F" wp14:editId="6E642BAC">
+          <wp:inline distT="0" distB="0" distL="0" distR="0" wp14:anchorId="115F8C67" wp14:editId="199A12FA">
             <wp:extent cx="5580000" cy="2412188"/>
             <wp:effectExtent l="0" t="0" r="0" b="0"/>
             <wp:docPr id="888501840" name="Picture 888501840"/>
@@ -9116,7 +9116,7 @@
         <w:pStyle w:val="Caption"/>
         <w:jc w:val="center"/>
       </w:pPr>
-      <w:bookmarkStart w:id="28" w:name="_Toc243681916"/>
+      <w:bookmarkStart w:id="28" w:name="_Toc243683037"/>
       <w:r>
         <w:rPr>
           <w:rFonts w:ascii="Times New Roman" w:eastAsia="Times New Roman" w:hAnsi="Times New Roman" w:cs="Times New Roman"/>
@@ -9232,7 +9232,7 @@
           <w:noProof/>
         </w:rPr>
         <w:drawing>
-          <wp:inline distT="0" distB="0" distL="0" distR="0" wp14:anchorId="13EC66E3" wp14:editId="6F33E09D">
+          <wp:inline distT="0" distB="0" distL="0" distR="0" wp14:anchorId="46D6C634" wp14:editId="387E9A60">
             <wp:extent cx="5580000" cy="3138750"/>
             <wp:effectExtent l="0" t="0" r="0" b="0"/>
             <wp:docPr id="888501841" name="Picture 888501841"/>
@@ -9273,7 +9273,7 @@
         <w:pStyle w:val="Caption"/>
         <w:jc w:val="center"/>
       </w:pPr>
-      <w:bookmarkStart w:id="29" w:name="_Toc243681917"/>
+      <w:bookmarkStart w:id="29" w:name="_Toc243683038"/>
       <w:r>
         <w:rPr>
           <w:rFonts w:ascii="Times New Roman" w:eastAsia="Times New Roman" w:hAnsi="Times New Roman" w:cs="Times New Roman"/>
@@ -9323,7 +9323,7 @@
       <w:pPr>
         <w:pStyle w:val="Heading2"/>
       </w:pPr>
-      <w:bookmarkStart w:id="30" w:name="_Toc243681898"/>
+      <w:bookmarkStart w:id="30" w:name="_Toc243683019"/>
       <w:r>
         <w:t>Auto Scan</w:t>
       </w:r>
@@ -9484,7 +9484,7 @@
         </w:rPr>
         <w:lastRenderedPageBreak/>
         <w:drawing>
-          <wp:inline distT="0" distB="0" distL="0" distR="0" wp14:anchorId="343CD22F" wp14:editId="1C582553">
+          <wp:inline distT="0" distB="0" distL="0" distR="0" wp14:anchorId="6BF51469" wp14:editId="341D018C">
             <wp:extent cx="5580000" cy="2615625"/>
             <wp:effectExtent l="0" t="0" r="0" b="0"/>
             <wp:docPr id="888501842" name="Picture 888501842"/>
@@ -9525,7 +9525,7 @@
         <w:pStyle w:val="Caption"/>
         <w:jc w:val="center"/>
       </w:pPr>
-      <w:bookmarkStart w:id="31" w:name="_Toc243681918"/>
+      <w:bookmarkStart w:id="31" w:name="_Toc243683039"/>
       <w:r>
         <w:rPr>
           <w:rFonts w:ascii="Times New Roman" w:eastAsia="Times New Roman" w:hAnsi="Times New Roman" w:cs="Times New Roman"/>
@@ -9596,7 +9596,7 @@
       <w:pPr>
         <w:pStyle w:val="Heading2"/>
       </w:pPr>
-      <w:bookmarkStart w:id="32" w:name="_Toc243681899"/>
+      <w:bookmarkStart w:id="32" w:name="_Toc243683020"/>
       <w:r>
         <w:t>Reading Results</w:t>
       </w:r>
@@ -9897,7 +9897,7 @@
         <w:pStyle w:val="Caption"/>
         <w:jc w:val="center"/>
       </w:pPr>
-      <w:bookmarkStart w:id="33" w:name="_Toc243681922"/>
+      <w:bookmarkStart w:id="33" w:name="_Toc243683043"/>
       <w:r>
         <w:rPr>
           <w:rFonts w:ascii="Times New Roman" w:eastAsia="Times New Roman" w:hAnsi="Times New Roman" w:cs="Times New Roman"/>
@@ -9948,7 +9948,7 @@
         <w:pStyle w:val="Heading1"/>
         <w:ind w:left="720" w:hanging="720"/>
       </w:pPr>
-      <w:bookmarkStart w:id="34" w:name="_Toc243681900"/>
+      <w:bookmarkStart w:id="34" w:name="_Toc243683021"/>
       <w:r>
         <w:t>Viewing Results and History</w:t>
       </w:r>
@@ -9958,7 +9958,7 @@
       <w:pPr>
         <w:pStyle w:val="Heading2"/>
       </w:pPr>
-      <w:bookmarkStart w:id="35" w:name="_Toc243681901"/>
+      <w:bookmarkStart w:id="35" w:name="_Toc243683022"/>
       <w:r>
         <w:t>Run History</w:t>
       </w:r>
@@ -9988,7 +9988,7 @@
         </w:rPr>
         <w:lastRenderedPageBreak/>
         <w:drawing>
-          <wp:inline distT="0" distB="0" distL="0" distR="0" wp14:anchorId="7C9CA93B" wp14:editId="21153299">
+          <wp:inline distT="0" distB="0" distL="0" distR="0" wp14:anchorId="57D12602" wp14:editId="0DAC05E1">
             <wp:extent cx="5580000" cy="1889062"/>
             <wp:effectExtent l="0" t="0" r="0" b="0"/>
             <wp:docPr id="888501843" name="Picture 888501843"/>
@@ -10029,7 +10029,7 @@
         <w:pStyle w:val="Caption"/>
         <w:jc w:val="center"/>
       </w:pPr>
-      <w:bookmarkStart w:id="36" w:name="_Toc243681919"/>
+      <w:bookmarkStart w:id="36" w:name="_Toc243683040"/>
       <w:r>
         <w:rPr>
           <w:rFonts w:ascii="Times New Roman" w:eastAsia="Times New Roman" w:hAnsi="Times New Roman" w:cs="Times New Roman"/>
@@ -10079,7 +10079,7 @@
       <w:pPr>
         <w:pStyle w:val="Heading2"/>
       </w:pPr>
-      <w:bookmarkStart w:id="37" w:name="_Toc243681902"/>
+      <w:bookmarkStart w:id="37" w:name="_Toc243683023"/>
       <w:r>
         <w:t>Exporting a Report</w:t>
       </w:r>
@@ -10258,7 +10258,7 @@
         <w:pStyle w:val="Heading1"/>
         <w:ind w:left="720" w:hanging="720"/>
       </w:pPr>
-      <w:bookmarkStart w:id="38" w:name="_Toc243681903"/>
+      <w:bookmarkStart w:id="38" w:name="_Toc243683024"/>
       <w:r>
         <w:t>Troubleshooting</w:t>
       </w:r>
@@ -10268,7 +10268,7 @@
       <w:pPr>
         <w:pStyle w:val="Heading2"/>
       </w:pPr>
-      <w:bookmarkStart w:id="39" w:name="_Toc243681904"/>
+      <w:bookmarkStart w:id="39" w:name="_Toc243683025"/>
       <w:r>
         <w:t>Common Messages</w:t>
       </w:r>
@@ -11067,7 +11067,7 @@
         <w:pStyle w:val="Caption"/>
         <w:jc w:val="center"/>
       </w:pPr>
-      <w:bookmarkStart w:id="40" w:name="_Toc243681923"/>
+      <w:bookmarkStart w:id="40" w:name="_Toc243683044"/>
       <w:r>
         <w:rPr>
           <w:rFonts w:ascii="Times New Roman" w:eastAsia="Times New Roman" w:hAnsi="Times New Roman" w:cs="Times New Roman"/>
@@ -11117,7 +11117,7 @@
       <w:pPr>
         <w:pStyle w:val="Heading2"/>
       </w:pPr>
-      <w:bookmarkStart w:id="41" w:name="_Toc243681905"/>
+      <w:bookmarkStart w:id="41" w:name="_Toc243683026"/>
       <w:r>
         <w:t>If the Connection Is Lost</w:t>
       </w:r>
@@ -11217,7 +11217,7 @@
       <w:pPr>
         <w:pStyle w:val="Heading2"/>
       </w:pPr>
-      <w:bookmarkStart w:id="42" w:name="_Toc243681906"/>
+      <w:bookmarkStart w:id="42" w:name="_Toc243683027"/>
       <w:r>
         <w:t>Faults</w:t>
       </w:r>
@@ -11279,7 +11279,7 @@
         <w:pStyle w:val="Heading1"/>
         <w:ind w:left="720" w:hanging="720"/>
       </w:pPr>
-      <w:bookmarkStart w:id="43" w:name="_Toc243681907"/>
+      <w:bookmarkStart w:id="43" w:name="_Toc243683028"/>
       <w:r>
         <w:t>Glossary</w:t>
       </w:r>
@@ -11838,7 +11838,7 @@
         <w:pStyle w:val="Caption"/>
         <w:jc w:val="center"/>
       </w:pPr>
-      <w:bookmarkStart w:id="44" w:name="_Toc243681924"/>
+      <w:bookmarkStart w:id="44" w:name="_Toc243683045"/>
       <w:r>
         <w:rPr>
           <w:rFonts w:ascii="Times New Roman" w:eastAsia="Times New Roman" w:hAnsi="Times New Roman" w:cs="Times New Roman"/>
@@ -12055,7 +12055,7 @@
         <w:sz w:val="18"/>
         <w:szCs w:val="18"/>
       </w:rPr>
-      <w:t>5</w:t>
+      <w:t>6</w:t>
     </w:r>
     <w:r>
       <w:rPr>
@@ -12064,7 +12064,7 @@
         <w:sz w:val="18"/>
         <w:szCs w:val="18"/>
       </w:rPr>
-      <w:t xml:space="preserve"> All Rights Reserved by </w:t>
+      <w:t xml:space="preserve"> All Rights Reserved by Atulya Core Tech (ACT)</w:t>
     </w:r>
   </w:p>
   <w:p>

--- a/Customer_Package/0_Documents/2_User_Manual.docx
+++ b/Customer_Package/0_Documents/2_User_Manual.docx
@@ -347,7 +347,7 @@
                 <w:rFonts w:ascii="Poppins" w:eastAsia="Poppins" w:hAnsi="Poppins" w:cs="Poppins"/>
                 <w:color w:val="000000" w:themeColor="text1"/>
               </w:rPr>
-              <w:t>HT_MK1 Harness Tester</w:t>
+              <w:t>HT_MK1 Harness Tester - Infinity Integrations Pvt Ltd</w:t>
             </w:r>
           </w:p>
         </w:tc>
@@ -1673,6 +1673,12 @@
                 <w:lang w:val="en-US"/>
               </w:rPr>
             </w:pPr>
+            <w:r>
+              <w:rPr>
+                <w:rFonts w:ascii="Times New Roman" w:eastAsia="Times New Roman" w:hAnsi="Times New Roman" w:cs="Times New Roman"/>
+              </w:rPr>
+              <w:t>Infinity Integrations Pvt Ltd</w:t>
+            </w:r>
           </w:p>
         </w:tc>
       </w:tr>
@@ -2386,7 +2392,7 @@
       <w:r>
         <w:fldChar w:fldCharType="separate"/>
       </w:r>
-      <w:hyperlink w:anchor="_Toc243683001" w:history="1">
+      <w:hyperlink w:anchor="_Toc243683459" w:history="1">
         <w:r>
           <w:rPr>
             <w:rStyle w:val="Hyperlink"/>
@@ -2428,7 +2434,7 @@
             <w:noProof/>
             <w:webHidden/>
           </w:rPr>
-          <w:instrText xml:space="preserve"> PAGEREF _Toc243683001 \h </w:instrText>
+          <w:instrText xml:space="preserve"> PAGEREF _Toc243683459 \h </w:instrText>
         </w:r>
         <w:r>
           <w:rPr>
@@ -2472,7 +2478,7 @@
           <w:lang w:eastAsia="en-IN"/>
         </w:rPr>
       </w:pPr>
-      <w:hyperlink w:anchor="_Toc243683002" w:history="1">
+      <w:hyperlink w:anchor="_Toc243683460" w:history="1">
         <w:r>
           <w:rPr>
             <w:rStyle w:val="Hyperlink"/>
@@ -2516,7 +2522,7 @@
             <w:noProof/>
             <w:webHidden/>
           </w:rPr>
-          <w:instrText xml:space="preserve"> PAGEREF _Toc243683002 \h </w:instrText>
+          <w:instrText xml:space="preserve"> PAGEREF _Toc243683460 \h </w:instrText>
         </w:r>
         <w:r>
           <w:rPr>
@@ -2560,7 +2566,7 @@
           <w:lang w:eastAsia="en-IN"/>
         </w:rPr>
       </w:pPr>
-      <w:hyperlink w:anchor="_Toc243683003" w:history="1">
+      <w:hyperlink w:anchor="_Toc243683461" w:history="1">
         <w:r>
           <w:rPr>
             <w:rStyle w:val="Hyperlink"/>
@@ -2604,7 +2610,7 @@
             <w:noProof/>
             <w:webHidden/>
           </w:rPr>
-          <w:instrText xml:space="preserve"> PAGEREF _Toc243683003 \h </w:instrText>
+          <w:instrText xml:space="preserve"> PAGEREF _Toc243683461 \h </w:instrText>
         </w:r>
         <w:r>
           <w:rPr>
@@ -2648,7 +2654,7 @@
           <w:lang w:eastAsia="en-IN"/>
         </w:rPr>
       </w:pPr>
-      <w:hyperlink w:anchor="_Toc243683004" w:history="1">
+      <w:hyperlink w:anchor="_Toc243683462" w:history="1">
         <w:r>
           <w:rPr>
             <w:rStyle w:val="Hyperlink"/>
@@ -2692,7 +2698,7 @@
             <w:noProof/>
             <w:webHidden/>
           </w:rPr>
-          <w:instrText xml:space="preserve"> PAGEREF _Toc243683004 \h </w:instrText>
+          <w:instrText xml:space="preserve"> PAGEREF _Toc243683462 \h </w:instrText>
         </w:r>
         <w:r>
           <w:rPr>
@@ -2736,7 +2742,7 @@
           <w:lang w:eastAsia="en-IN"/>
         </w:rPr>
       </w:pPr>
-      <w:hyperlink w:anchor="_Toc243683005" w:history="1">
+      <w:hyperlink w:anchor="_Toc243683463" w:history="1">
         <w:r>
           <w:rPr>
             <w:rStyle w:val="Hyperlink"/>
@@ -2778,7 +2784,7 @@
             <w:noProof/>
             <w:webHidden/>
           </w:rPr>
-          <w:instrText xml:space="preserve"> PAGEREF _Toc243683005 \h </w:instrText>
+          <w:instrText xml:space="preserve"> PAGEREF _Toc243683463 \h </w:instrText>
         </w:r>
         <w:r>
           <w:rPr>
@@ -2822,7 +2828,7 @@
           <w:lang w:eastAsia="en-IN"/>
         </w:rPr>
       </w:pPr>
-      <w:hyperlink w:anchor="_Toc243683006" w:history="1">
+      <w:hyperlink w:anchor="_Toc243683464" w:history="1">
         <w:r>
           <w:rPr>
             <w:rStyle w:val="Hyperlink"/>
@@ -2864,7 +2870,7 @@
             <w:noProof/>
             <w:webHidden/>
           </w:rPr>
-          <w:instrText xml:space="preserve"> PAGEREF _Toc243683006 \h </w:instrText>
+          <w:instrText xml:space="preserve"> PAGEREF _Toc243683464 \h </w:instrText>
         </w:r>
         <w:r>
           <w:rPr>
@@ -2908,7 +2914,7 @@
           <w:lang w:eastAsia="en-IN"/>
         </w:rPr>
       </w:pPr>
-      <w:hyperlink w:anchor="_Toc243683007" w:history="1">
+      <w:hyperlink w:anchor="_Toc243683465" w:history="1">
         <w:r>
           <w:rPr>
             <w:rStyle w:val="Hyperlink"/>
@@ -2952,7 +2958,7 @@
             <w:noProof/>
             <w:webHidden/>
           </w:rPr>
-          <w:instrText xml:space="preserve"> PAGEREF _Toc243683007 \h </w:instrText>
+          <w:instrText xml:space="preserve"> PAGEREF _Toc243683465 \h </w:instrText>
         </w:r>
         <w:r>
           <w:rPr>
@@ -2996,7 +3002,7 @@
           <w:lang w:eastAsia="en-IN"/>
         </w:rPr>
       </w:pPr>
-      <w:hyperlink w:anchor="_Toc243683008" w:history="1">
+      <w:hyperlink w:anchor="_Toc243683466" w:history="1">
         <w:r>
           <w:rPr>
             <w:rStyle w:val="Hyperlink"/>
@@ -3040,7 +3046,7 @@
             <w:noProof/>
             <w:webHidden/>
           </w:rPr>
-          <w:instrText xml:space="preserve"> PAGEREF _Toc243683008 \h </w:instrText>
+          <w:instrText xml:space="preserve"> PAGEREF _Toc243683466 \h </w:instrText>
         </w:r>
         <w:r>
           <w:rPr>
@@ -3084,7 +3090,7 @@
           <w:lang w:eastAsia="en-IN"/>
         </w:rPr>
       </w:pPr>
-      <w:hyperlink w:anchor="_Toc243683009" w:history="1">
+      <w:hyperlink w:anchor="_Toc243683467" w:history="1">
         <w:r>
           <w:rPr>
             <w:rStyle w:val="Hyperlink"/>
@@ -3128,7 +3134,7 @@
             <w:noProof/>
             <w:webHidden/>
           </w:rPr>
-          <w:instrText xml:space="preserve"> PAGEREF _Toc243683009 \h </w:instrText>
+          <w:instrText xml:space="preserve"> PAGEREF _Toc243683467 \h </w:instrText>
         </w:r>
         <w:r>
           <w:rPr>
@@ -3172,7 +3178,7 @@
           <w:lang w:eastAsia="en-IN"/>
         </w:rPr>
       </w:pPr>
-      <w:hyperlink w:anchor="_Toc243683010" w:history="1">
+      <w:hyperlink w:anchor="_Toc243683468" w:history="1">
         <w:r>
           <w:rPr>
             <w:rStyle w:val="Hyperlink"/>
@@ -3216,7 +3222,7 @@
             <w:noProof/>
             <w:webHidden/>
           </w:rPr>
-          <w:instrText xml:space="preserve"> PAGEREF _Toc243683010 \h </w:instrText>
+          <w:instrText xml:space="preserve"> PAGEREF _Toc243683468 \h </w:instrText>
         </w:r>
         <w:r>
           <w:rPr>
@@ -3260,7 +3266,7 @@
           <w:lang w:eastAsia="en-IN"/>
         </w:rPr>
       </w:pPr>
-      <w:hyperlink w:anchor="_Toc243683011" w:history="1">
+      <w:hyperlink w:anchor="_Toc243683469" w:history="1">
         <w:r>
           <w:rPr>
             <w:rStyle w:val="Hyperlink"/>
@@ -3302,7 +3308,7 @@
             <w:noProof/>
             <w:webHidden/>
           </w:rPr>
-          <w:instrText xml:space="preserve"> PAGEREF _Toc243683011 \h </w:instrText>
+          <w:instrText xml:space="preserve"> PAGEREF _Toc243683469 \h </w:instrText>
         </w:r>
         <w:r>
           <w:rPr>
@@ -3346,7 +3352,7 @@
           <w:lang w:eastAsia="en-IN"/>
         </w:rPr>
       </w:pPr>
-      <w:hyperlink w:anchor="_Toc243683012" w:history="1">
+      <w:hyperlink w:anchor="_Toc243683470" w:history="1">
         <w:r>
           <w:rPr>
             <w:rStyle w:val="Hyperlink"/>
@@ -3390,7 +3396,7 @@
             <w:noProof/>
             <w:webHidden/>
           </w:rPr>
-          <w:instrText xml:space="preserve"> PAGEREF _Toc243683012 \h </w:instrText>
+          <w:instrText xml:space="preserve"> PAGEREF _Toc243683470 \h </w:instrText>
         </w:r>
         <w:r>
           <w:rPr>
@@ -3434,7 +3440,7 @@
           <w:lang w:eastAsia="en-IN"/>
         </w:rPr>
       </w:pPr>
-      <w:hyperlink w:anchor="_Toc243683013" w:history="1">
+      <w:hyperlink w:anchor="_Toc243683471" w:history="1">
         <w:r>
           <w:rPr>
             <w:rStyle w:val="Hyperlink"/>
@@ -3478,7 +3484,7 @@
             <w:noProof/>
             <w:webHidden/>
           </w:rPr>
-          <w:instrText xml:space="preserve"> PAGEREF _Toc243683013 \h </w:instrText>
+          <w:instrText xml:space="preserve"> PAGEREF _Toc243683471 \h </w:instrText>
         </w:r>
         <w:r>
           <w:rPr>
@@ -3522,7 +3528,7 @@
           <w:lang w:eastAsia="en-IN"/>
         </w:rPr>
       </w:pPr>
-      <w:hyperlink w:anchor="_Toc243683014" w:history="1">
+      <w:hyperlink w:anchor="_Toc243683472" w:history="1">
         <w:r>
           <w:rPr>
             <w:rStyle w:val="Hyperlink"/>
@@ -3566,7 +3572,7 @@
             <w:noProof/>
             <w:webHidden/>
           </w:rPr>
-          <w:instrText xml:space="preserve"> PAGEREF _Toc243683014 \h </w:instrText>
+          <w:instrText xml:space="preserve"> PAGEREF _Toc243683472 \h </w:instrText>
         </w:r>
         <w:r>
           <w:rPr>
@@ -3610,7 +3616,7 @@
           <w:lang w:eastAsia="en-IN"/>
         </w:rPr>
       </w:pPr>
-      <w:hyperlink w:anchor="_Toc243683015" w:history="1">
+      <w:hyperlink w:anchor="_Toc243683473" w:history="1">
         <w:r>
           <w:rPr>
             <w:rStyle w:val="Hyperlink"/>
@@ -3652,7 +3658,7 @@
             <w:noProof/>
             <w:webHidden/>
           </w:rPr>
-          <w:instrText xml:space="preserve"> PAGEREF _Toc243683015 \h </w:instrText>
+          <w:instrText xml:space="preserve"> PAGEREF _Toc243683473 \h </w:instrText>
         </w:r>
         <w:r>
           <w:rPr>
@@ -3696,7 +3702,7 @@
           <w:lang w:eastAsia="en-IN"/>
         </w:rPr>
       </w:pPr>
-      <w:hyperlink w:anchor="_Toc243683016" w:history="1">
+      <w:hyperlink w:anchor="_Toc243683474" w:history="1">
         <w:r>
           <w:rPr>
             <w:rStyle w:val="Hyperlink"/>
@@ -3738,7 +3744,7 @@
             <w:noProof/>
             <w:webHidden/>
           </w:rPr>
-          <w:instrText xml:space="preserve"> PAGEREF _Toc243683016 \h </w:instrText>
+          <w:instrText xml:space="preserve"> PAGEREF _Toc243683474 \h </w:instrText>
         </w:r>
         <w:r>
           <w:rPr>
@@ -3782,7 +3788,7 @@
           <w:lang w:eastAsia="en-IN"/>
         </w:rPr>
       </w:pPr>
-      <w:hyperlink w:anchor="_Toc243683017" w:history="1">
+      <w:hyperlink w:anchor="_Toc243683475" w:history="1">
         <w:r>
           <w:rPr>
             <w:rStyle w:val="Hyperlink"/>
@@ -3826,7 +3832,7 @@
             <w:noProof/>
             <w:webHidden/>
           </w:rPr>
-          <w:instrText xml:space="preserve"> PAGEREF _Toc243683017 \h </w:instrText>
+          <w:instrText xml:space="preserve"> PAGEREF _Toc243683475 \h </w:instrText>
         </w:r>
         <w:r>
           <w:rPr>
@@ -3870,7 +3876,7 @@
           <w:lang w:eastAsia="en-IN"/>
         </w:rPr>
       </w:pPr>
-      <w:hyperlink w:anchor="_Toc243683018" w:history="1">
+      <w:hyperlink w:anchor="_Toc243683476" w:history="1">
         <w:r>
           <w:rPr>
             <w:rStyle w:val="Hyperlink"/>
@@ -3914,7 +3920,7 @@
             <w:noProof/>
             <w:webHidden/>
           </w:rPr>
-          <w:instrText xml:space="preserve"> PAGEREF _Toc243683018 \h </w:instrText>
+          <w:instrText xml:space="preserve"> PAGEREF _Toc243683476 \h </w:instrText>
         </w:r>
         <w:r>
           <w:rPr>
@@ -3958,7 +3964,7 @@
           <w:lang w:eastAsia="en-IN"/>
         </w:rPr>
       </w:pPr>
-      <w:hyperlink w:anchor="_Toc243683019" w:history="1">
+      <w:hyperlink w:anchor="_Toc243683477" w:history="1">
         <w:r>
           <w:rPr>
             <w:rStyle w:val="Hyperlink"/>
@@ -4002,7 +4008,7 @@
             <w:noProof/>
             <w:webHidden/>
           </w:rPr>
-          <w:instrText xml:space="preserve"> PAGEREF _Toc243683019 \h </w:instrText>
+          <w:instrText xml:space="preserve"> PAGEREF _Toc243683477 \h </w:instrText>
         </w:r>
         <w:r>
           <w:rPr>
@@ -4046,7 +4052,7 @@
           <w:lang w:eastAsia="en-IN"/>
         </w:rPr>
       </w:pPr>
-      <w:hyperlink w:anchor="_Toc243683020" w:history="1">
+      <w:hyperlink w:anchor="_Toc243683478" w:history="1">
         <w:r>
           <w:rPr>
             <w:rStyle w:val="Hyperlink"/>
@@ -4090,7 +4096,7 @@
             <w:noProof/>
             <w:webHidden/>
           </w:rPr>
-          <w:instrText xml:space="preserve"> PAGEREF _Toc243683020 \h </w:instrText>
+          <w:instrText xml:space="preserve"> PAGEREF _Toc243683478 \h </w:instrText>
         </w:r>
         <w:r>
           <w:rPr>
@@ -4134,7 +4140,7 @@
           <w:lang w:eastAsia="en-IN"/>
         </w:rPr>
       </w:pPr>
-      <w:hyperlink w:anchor="_Toc243683021" w:history="1">
+      <w:hyperlink w:anchor="_Toc243683479" w:history="1">
         <w:r>
           <w:rPr>
             <w:rStyle w:val="Hyperlink"/>
@@ -4176,7 +4182,7 @@
             <w:noProof/>
             <w:webHidden/>
           </w:rPr>
-          <w:instrText xml:space="preserve"> PAGEREF _Toc243683021 \h </w:instrText>
+          <w:instrText xml:space="preserve"> PAGEREF _Toc243683479 \h </w:instrText>
         </w:r>
         <w:r>
           <w:rPr>
@@ -4220,7 +4226,7 @@
           <w:lang w:eastAsia="en-IN"/>
         </w:rPr>
       </w:pPr>
-      <w:hyperlink w:anchor="_Toc243683022" w:history="1">
+      <w:hyperlink w:anchor="_Toc243683480" w:history="1">
         <w:r>
           <w:rPr>
             <w:rStyle w:val="Hyperlink"/>
@@ -4264,7 +4270,7 @@
             <w:noProof/>
             <w:webHidden/>
           </w:rPr>
-          <w:instrText xml:space="preserve"> PAGEREF _Toc243683022 \h </w:instrText>
+          <w:instrText xml:space="preserve"> PAGEREF _Toc243683480 \h </w:instrText>
         </w:r>
         <w:r>
           <w:rPr>
@@ -4308,7 +4314,7 @@
           <w:lang w:eastAsia="en-IN"/>
         </w:rPr>
       </w:pPr>
-      <w:hyperlink w:anchor="_Toc243683023" w:history="1">
+      <w:hyperlink w:anchor="_Toc243683481" w:history="1">
         <w:r>
           <w:rPr>
             <w:rStyle w:val="Hyperlink"/>
@@ -4352,7 +4358,7 @@
             <w:noProof/>
             <w:webHidden/>
           </w:rPr>
-          <w:instrText xml:space="preserve"> PAGEREF _Toc243683023 \h </w:instrText>
+          <w:instrText xml:space="preserve"> PAGEREF _Toc243683481 \h </w:instrText>
         </w:r>
         <w:r>
           <w:rPr>
@@ -4396,7 +4402,7 @@
           <w:lang w:eastAsia="en-IN"/>
         </w:rPr>
       </w:pPr>
-      <w:hyperlink w:anchor="_Toc243683024" w:history="1">
+      <w:hyperlink w:anchor="_Toc243683482" w:history="1">
         <w:r>
           <w:rPr>
             <w:rStyle w:val="Hyperlink"/>
@@ -4438,7 +4444,7 @@
             <w:noProof/>
             <w:webHidden/>
           </w:rPr>
-          <w:instrText xml:space="preserve"> PAGEREF _Toc243683024 \h </w:instrText>
+          <w:instrText xml:space="preserve"> PAGEREF _Toc243683482 \h </w:instrText>
         </w:r>
         <w:r>
           <w:rPr>
@@ -4482,7 +4488,7 @@
           <w:lang w:eastAsia="en-IN"/>
         </w:rPr>
       </w:pPr>
-      <w:hyperlink w:anchor="_Toc243683025" w:history="1">
+      <w:hyperlink w:anchor="_Toc243683483" w:history="1">
         <w:r>
           <w:rPr>
             <w:rStyle w:val="Hyperlink"/>
@@ -4526,7 +4532,7 @@
             <w:noProof/>
             <w:webHidden/>
           </w:rPr>
-          <w:instrText xml:space="preserve"> PAGEREF _Toc243683025 \h </w:instrText>
+          <w:instrText xml:space="preserve"> PAGEREF _Toc243683483 \h </w:instrText>
         </w:r>
         <w:r>
           <w:rPr>
@@ -4570,7 +4576,7 @@
           <w:lang w:eastAsia="en-IN"/>
         </w:rPr>
       </w:pPr>
-      <w:hyperlink w:anchor="_Toc243683026" w:history="1">
+      <w:hyperlink w:anchor="_Toc243683484" w:history="1">
         <w:r>
           <w:rPr>
             <w:rStyle w:val="Hyperlink"/>
@@ -4614,7 +4620,7 @@
             <w:noProof/>
             <w:webHidden/>
           </w:rPr>
-          <w:instrText xml:space="preserve"> PAGEREF _Toc243683026 \h </w:instrText>
+          <w:instrText xml:space="preserve"> PAGEREF _Toc243683484 \h </w:instrText>
         </w:r>
         <w:r>
           <w:rPr>
@@ -4658,7 +4664,7 @@
           <w:lang w:eastAsia="en-IN"/>
         </w:rPr>
       </w:pPr>
-      <w:hyperlink w:anchor="_Toc243683027" w:history="1">
+      <w:hyperlink w:anchor="_Toc243683485" w:history="1">
         <w:r>
           <w:rPr>
             <w:rStyle w:val="Hyperlink"/>
@@ -4702,7 +4708,7 @@
             <w:noProof/>
             <w:webHidden/>
           </w:rPr>
-          <w:instrText xml:space="preserve"> PAGEREF _Toc243683027 \h </w:instrText>
+          <w:instrText xml:space="preserve"> PAGEREF _Toc243683485 \h </w:instrText>
         </w:r>
         <w:r>
           <w:rPr>
@@ -4746,7 +4752,7 @@
           <w:lang w:eastAsia="en-IN"/>
         </w:rPr>
       </w:pPr>
-      <w:hyperlink w:anchor="_Toc243683028" w:history="1">
+      <w:hyperlink w:anchor="_Toc243683486" w:history="1">
         <w:r>
           <w:rPr>
             <w:rStyle w:val="Hyperlink"/>
@@ -4788,7 +4794,7 @@
             <w:noProof/>
             <w:webHidden/>
           </w:rPr>
-          <w:instrText xml:space="preserve"> PAGEREF _Toc243683028 \h </w:instrText>
+          <w:instrText xml:space="preserve"> PAGEREF _Toc243683486 \h </w:instrText>
         </w:r>
         <w:r>
           <w:rPr>
@@ -4866,7 +4872,7 @@
       <w:r>
         <w:fldChar w:fldCharType="separate"/>
       </w:r>
-      <w:hyperlink w:anchor="_Toc243683029" w:history="1">
+      <w:hyperlink w:anchor="_Toc243683487" w:history="1">
         <w:r>
           <w:rPr>
             <w:rStyle w:val="Hyperlink"/>
@@ -4894,7 +4900,7 @@
             <w:noProof/>
             <w:webHidden/>
           </w:rPr>
-          <w:instrText xml:space="preserve"> PAGEREF _Toc243683029 \h </w:instrText>
+          <w:instrText xml:space="preserve"> PAGEREF _Toc243683487 \h </w:instrText>
         </w:r>
         <w:r>
           <w:rPr>
@@ -4937,7 +4943,7 @@
           <w:lang w:eastAsia="en-IN"/>
         </w:rPr>
       </w:pPr>
-      <w:hyperlink w:anchor="_Toc243683030" w:history="1">
+      <w:hyperlink w:anchor="_Toc243683488" w:history="1">
         <w:r>
           <w:rPr>
             <w:rStyle w:val="Hyperlink"/>
@@ -4965,7 +4971,7 @@
             <w:noProof/>
             <w:webHidden/>
           </w:rPr>
-          <w:instrText xml:space="preserve"> PAGEREF _Toc243683030 \h </w:instrText>
+          <w:instrText xml:space="preserve"> PAGEREF _Toc243683488 \h </w:instrText>
         </w:r>
         <w:r>
           <w:rPr>
@@ -5008,7 +5014,7 @@
           <w:lang w:eastAsia="en-IN"/>
         </w:rPr>
       </w:pPr>
-      <w:hyperlink w:anchor="_Toc243683031" w:history="1">
+      <w:hyperlink w:anchor="_Toc243683489" w:history="1">
         <w:r>
           <w:rPr>
             <w:rStyle w:val="Hyperlink"/>
@@ -5036,7 +5042,7 @@
             <w:noProof/>
             <w:webHidden/>
           </w:rPr>
-          <w:instrText xml:space="preserve"> PAGEREF _Toc243683031 \h </w:instrText>
+          <w:instrText xml:space="preserve"> PAGEREF _Toc243683489 \h </w:instrText>
         </w:r>
         <w:r>
           <w:rPr>
@@ -5079,7 +5085,7 @@
           <w:lang w:eastAsia="en-IN"/>
         </w:rPr>
       </w:pPr>
-      <w:hyperlink w:anchor="_Toc243683032" w:history="1">
+      <w:hyperlink w:anchor="_Toc243683490" w:history="1">
         <w:r>
           <w:rPr>
             <w:rStyle w:val="Hyperlink"/>
@@ -5107,7 +5113,7 @@
             <w:noProof/>
             <w:webHidden/>
           </w:rPr>
-          <w:instrText xml:space="preserve"> PAGEREF _Toc243683032 \h </w:instrText>
+          <w:instrText xml:space="preserve"> PAGEREF _Toc243683490 \h </w:instrText>
         </w:r>
         <w:r>
           <w:rPr>
@@ -5150,7 +5156,7 @@
           <w:lang w:eastAsia="en-IN"/>
         </w:rPr>
       </w:pPr>
-      <w:hyperlink w:anchor="_Toc243683033" w:history="1">
+      <w:hyperlink w:anchor="_Toc243683491" w:history="1">
         <w:r>
           <w:rPr>
             <w:rStyle w:val="Hyperlink"/>
@@ -5178,7 +5184,7 @@
             <w:noProof/>
             <w:webHidden/>
           </w:rPr>
-          <w:instrText xml:space="preserve"> PAGEREF _Toc243683033 \h </w:instrText>
+          <w:instrText xml:space="preserve"> PAGEREF _Toc243683491 \h </w:instrText>
         </w:r>
         <w:r>
           <w:rPr>
@@ -5221,7 +5227,7 @@
           <w:lang w:eastAsia="en-IN"/>
         </w:rPr>
       </w:pPr>
-      <w:hyperlink w:anchor="_Toc243683034" w:history="1">
+      <w:hyperlink w:anchor="_Toc243683492" w:history="1">
         <w:r>
           <w:rPr>
             <w:rStyle w:val="Hyperlink"/>
@@ -5249,7 +5255,7 @@
             <w:noProof/>
             <w:webHidden/>
           </w:rPr>
-          <w:instrText xml:space="preserve"> PAGEREF _Toc243683034 \h </w:instrText>
+          <w:instrText xml:space="preserve"> PAGEREF _Toc243683492 \h </w:instrText>
         </w:r>
         <w:r>
           <w:rPr>
@@ -5292,7 +5298,7 @@
           <w:lang w:eastAsia="en-IN"/>
         </w:rPr>
       </w:pPr>
-      <w:hyperlink w:anchor="_Toc243683035" w:history="1">
+      <w:hyperlink w:anchor="_Toc243683493" w:history="1">
         <w:r>
           <w:rPr>
             <w:rStyle w:val="Hyperlink"/>
@@ -5320,7 +5326,7 @@
             <w:noProof/>
             <w:webHidden/>
           </w:rPr>
-          <w:instrText xml:space="preserve"> PAGEREF _Toc243683035 \h </w:instrText>
+          <w:instrText xml:space="preserve"> PAGEREF _Toc243683493 \h </w:instrText>
         </w:r>
         <w:r>
           <w:rPr>
@@ -5363,7 +5369,7 @@
           <w:lang w:eastAsia="en-IN"/>
         </w:rPr>
       </w:pPr>
-      <w:hyperlink w:anchor="_Toc243683036" w:history="1">
+      <w:hyperlink w:anchor="_Toc243683494" w:history="1">
         <w:r>
           <w:rPr>
             <w:rStyle w:val="Hyperlink"/>
@@ -5391,7 +5397,7 @@
             <w:noProof/>
             <w:webHidden/>
           </w:rPr>
-          <w:instrText xml:space="preserve"> PAGEREF _Toc243683036 \h </w:instrText>
+          <w:instrText xml:space="preserve"> PAGEREF _Toc243683494 \h </w:instrText>
         </w:r>
         <w:r>
           <w:rPr>
@@ -5434,7 +5440,7 @@
           <w:lang w:eastAsia="en-IN"/>
         </w:rPr>
       </w:pPr>
-      <w:hyperlink w:anchor="_Toc243683037" w:history="1">
+      <w:hyperlink w:anchor="_Toc243683495" w:history="1">
         <w:r>
           <w:rPr>
             <w:rStyle w:val="Hyperlink"/>
@@ -5462,7 +5468,7 @@
             <w:noProof/>
             <w:webHidden/>
           </w:rPr>
-          <w:instrText xml:space="preserve"> PAGEREF _Toc243683037 \h </w:instrText>
+          <w:instrText xml:space="preserve"> PAGEREF _Toc243683495 \h </w:instrText>
         </w:r>
         <w:r>
           <w:rPr>
@@ -5505,7 +5511,7 @@
           <w:lang w:eastAsia="en-IN"/>
         </w:rPr>
       </w:pPr>
-      <w:hyperlink w:anchor="_Toc243683038" w:history="1">
+      <w:hyperlink w:anchor="_Toc243683496" w:history="1">
         <w:r>
           <w:rPr>
             <w:rStyle w:val="Hyperlink"/>
@@ -5533,7 +5539,7 @@
             <w:noProof/>
             <w:webHidden/>
           </w:rPr>
-          <w:instrText xml:space="preserve"> PAGEREF _Toc243683038 \h </w:instrText>
+          <w:instrText xml:space="preserve"> PAGEREF _Toc243683496 \h </w:instrText>
         </w:r>
         <w:r>
           <w:rPr>
@@ -5576,7 +5582,7 @@
           <w:lang w:eastAsia="en-IN"/>
         </w:rPr>
       </w:pPr>
-      <w:hyperlink w:anchor="_Toc243683039" w:history="1">
+      <w:hyperlink w:anchor="_Toc243683497" w:history="1">
         <w:r>
           <w:rPr>
             <w:rStyle w:val="Hyperlink"/>
@@ -5604,7 +5610,7 @@
             <w:noProof/>
             <w:webHidden/>
           </w:rPr>
-          <w:instrText xml:space="preserve"> PAGEREF _Toc243683039 \h </w:instrText>
+          <w:instrText xml:space="preserve"> PAGEREF _Toc243683497 \h </w:instrText>
         </w:r>
         <w:r>
           <w:rPr>
@@ -5647,7 +5653,7 @@
           <w:lang w:eastAsia="en-IN"/>
         </w:rPr>
       </w:pPr>
-      <w:hyperlink w:anchor="_Toc243683040" w:history="1">
+      <w:hyperlink w:anchor="_Toc243683498" w:history="1">
         <w:r>
           <w:rPr>
             <w:rStyle w:val="Hyperlink"/>
@@ -5675,7 +5681,7 @@
             <w:noProof/>
             <w:webHidden/>
           </w:rPr>
-          <w:instrText xml:space="preserve"> PAGEREF _Toc243683040 \h </w:instrText>
+          <w:instrText xml:space="preserve"> PAGEREF _Toc243683498 \h </w:instrText>
         </w:r>
         <w:r>
           <w:rPr>
@@ -5751,7 +5757,7 @@
       <w:r>
         <w:fldChar w:fldCharType="separate"/>
       </w:r>
-      <w:hyperlink w:anchor="_Toc243683041" w:history="1">
+      <w:hyperlink w:anchor="_Toc243683499" w:history="1">
         <w:r>
           <w:rPr>
             <w:rStyle w:val="Hyperlink"/>
@@ -5779,7 +5785,7 @@
             <w:noProof/>
             <w:webHidden/>
           </w:rPr>
-          <w:instrText xml:space="preserve"> PAGEREF _Toc243683041 \h </w:instrText>
+          <w:instrText xml:space="preserve"> PAGEREF _Toc243683499 \h </w:instrText>
         </w:r>
         <w:r>
           <w:rPr>
@@ -5822,7 +5828,7 @@
           <w:lang w:eastAsia="en-IN"/>
         </w:rPr>
       </w:pPr>
-      <w:hyperlink w:anchor="_Toc243683042" w:history="1">
+      <w:hyperlink w:anchor="_Toc243683500" w:history="1">
         <w:r>
           <w:rPr>
             <w:rStyle w:val="Hyperlink"/>
@@ -5850,7 +5856,7 @@
             <w:noProof/>
             <w:webHidden/>
           </w:rPr>
-          <w:instrText xml:space="preserve"> PAGEREF _Toc243683042 \h </w:instrText>
+          <w:instrText xml:space="preserve"> PAGEREF _Toc243683500 \h </w:instrText>
         </w:r>
         <w:r>
           <w:rPr>
@@ -5893,7 +5899,7 @@
           <w:lang w:eastAsia="en-IN"/>
         </w:rPr>
       </w:pPr>
-      <w:hyperlink w:anchor="_Toc243683043" w:history="1">
+      <w:hyperlink w:anchor="_Toc243683501" w:history="1">
         <w:r>
           <w:rPr>
             <w:rStyle w:val="Hyperlink"/>
@@ -5921,7 +5927,7 @@
             <w:noProof/>
             <w:webHidden/>
           </w:rPr>
-          <w:instrText xml:space="preserve"> PAGEREF _Toc243683043 \h </w:instrText>
+          <w:instrText xml:space="preserve"> PAGEREF _Toc243683501 \h </w:instrText>
         </w:r>
         <w:r>
           <w:rPr>
@@ -5964,7 +5970,7 @@
           <w:lang w:eastAsia="en-IN"/>
         </w:rPr>
       </w:pPr>
-      <w:hyperlink w:anchor="_Toc243683044" w:history="1">
+      <w:hyperlink w:anchor="_Toc243683502" w:history="1">
         <w:r>
           <w:rPr>
             <w:rStyle w:val="Hyperlink"/>
@@ -5992,7 +5998,7 @@
             <w:noProof/>
             <w:webHidden/>
           </w:rPr>
-          <w:instrText xml:space="preserve"> PAGEREF _Toc243683044 \h </w:instrText>
+          <w:instrText xml:space="preserve"> PAGEREF _Toc243683502 \h </w:instrText>
         </w:r>
         <w:r>
           <w:rPr>
@@ -6035,7 +6041,7 @@
           <w:lang w:eastAsia="en-IN"/>
         </w:rPr>
       </w:pPr>
-      <w:hyperlink w:anchor="_Toc243683045" w:history="1">
+      <w:hyperlink w:anchor="_Toc243683503" w:history="1">
         <w:r>
           <w:rPr>
             <w:rStyle w:val="Hyperlink"/>
@@ -6063,7 +6069,7 @@
             <w:noProof/>
             <w:webHidden/>
           </w:rPr>
-          <w:instrText xml:space="preserve"> PAGEREF _Toc243683045 \h </w:instrText>
+          <w:instrText xml:space="preserve"> PAGEREF _Toc243683503 \h </w:instrText>
         </w:r>
         <w:r>
           <w:rPr>
@@ -6115,7 +6121,7 @@
         <w:pStyle w:val="Heading1"/>
         <w:ind w:left="720" w:hanging="720"/>
       </w:pPr>
-      <w:bookmarkStart w:id="0" w:name="_Toc243683001"/>
+      <w:bookmarkStart w:id="0" w:name="_Toc243683459"/>
       <w:r>
         <w:lastRenderedPageBreak/>
         <w:t>Introduction</w:t>
@@ -6126,7 +6132,7 @@
       <w:pPr>
         <w:pStyle w:val="Heading2"/>
       </w:pPr>
-      <w:bookmarkStart w:id="1" w:name="_Toc243683002"/>
+      <w:bookmarkStart w:id="1" w:name="_Toc243683460"/>
       <w:r>
         <w:t>Purpose</w:t>
       </w:r>
@@ -6148,7 +6154,7 @@
       <w:pPr>
         <w:pStyle w:val="Heading2"/>
       </w:pPr>
-      <w:bookmarkStart w:id="2" w:name="_Toc243683003"/>
+      <w:bookmarkStart w:id="2" w:name="_Toc243683461"/>
       <w:r>
         <w:t>Audience</w:t>
       </w:r>
@@ -6170,7 +6176,7 @@
       <w:pPr>
         <w:pStyle w:val="Heading2"/>
       </w:pPr>
-      <w:bookmarkStart w:id="3" w:name="_Toc243683004"/>
+      <w:bookmarkStart w:id="3" w:name="_Toc243683462"/>
       <w:r>
         <w:t>Related Documents</w:t>
       </w:r>
@@ -6261,7 +6267,7 @@
         <w:pStyle w:val="Heading1"/>
         <w:ind w:left="720" w:hanging="720"/>
       </w:pPr>
-      <w:bookmarkStart w:id="4" w:name="_Toc243683005"/>
+      <w:bookmarkStart w:id="4" w:name="_Toc243683463"/>
       <w:r>
         <w:t>System Overview</w:t>
       </w:r>
@@ -6754,7 +6760,7 @@
         <w:pStyle w:val="Caption"/>
         <w:jc w:val="center"/>
       </w:pPr>
-      <w:bookmarkStart w:id="5" w:name="_Toc243683041"/>
+      <w:bookmarkStart w:id="5" w:name="_Toc243683499"/>
       <w:r>
         <w:rPr>
           <w:rFonts w:ascii="Times New Roman" w:eastAsia="Times New Roman" w:hAnsi="Times New Roman" w:cs="Times New Roman"/>
@@ -6817,7 +6823,7 @@
         <w:pStyle w:val="Heading1"/>
         <w:ind w:left="720" w:hanging="720"/>
       </w:pPr>
-      <w:bookmarkStart w:id="6" w:name="_Toc243683006"/>
+      <w:bookmarkStart w:id="6" w:name="_Toc243683464"/>
       <w:r>
         <w:t>Safety</w:t>
       </w:r>
@@ -6827,7 +6833,7 @@
       <w:pPr>
         <w:pStyle w:val="Heading2"/>
       </w:pPr>
-      <w:bookmarkStart w:id="7" w:name="_Toc243683007"/>
+      <w:bookmarkStart w:id="7" w:name="_Toc243683465"/>
       <w:r>
         <w:t>High Voltage</w:t>
       </w:r>
@@ -6884,7 +6890,7 @@
       <w:pPr>
         <w:pStyle w:val="Heading2"/>
       </w:pPr>
-      <w:bookmarkStart w:id="8" w:name="_Toc243683008"/>
+      <w:bookmarkStart w:id="8" w:name="_Toc243683466"/>
       <w:r>
         <w:t>Arming</w:t>
       </w:r>
@@ -6906,7 +6912,7 @@
       <w:pPr>
         <w:pStyle w:val="Heading2"/>
       </w:pPr>
-      <w:bookmarkStart w:id="9" w:name="_Toc243683009"/>
+      <w:bookmarkStart w:id="9" w:name="_Toc243683467"/>
       <w:r>
         <w:t>Abort</w:t>
       </w:r>
@@ -7031,7 +7037,7 @@
       <w:pPr>
         <w:pStyle w:val="Heading2"/>
       </w:pPr>
-      <w:bookmarkStart w:id="10" w:name="_Toc243683010"/>
+      <w:bookmarkStart w:id="10" w:name="_Toc243683468"/>
       <w:r>
         <w:t>"Safe to Handle"</w:t>
       </w:r>
@@ -7063,7 +7069,7 @@
         <w:pStyle w:val="Heading1"/>
         <w:ind w:left="720" w:hanging="720"/>
       </w:pPr>
-      <w:bookmarkStart w:id="11" w:name="_Toc243683011"/>
+      <w:bookmarkStart w:id="11" w:name="_Toc243683469"/>
       <w:r>
         <w:t>Getting Started</w:t>
       </w:r>
@@ -7073,7 +7079,7 @@
       <w:pPr>
         <w:pStyle w:val="Heading2"/>
       </w:pPr>
-      <w:bookmarkStart w:id="12" w:name="_Toc243683012"/>
+      <w:bookmarkStart w:id="12" w:name="_Toc243683470"/>
       <w:r>
         <w:t>Launching the Application</w:t>
       </w:r>
@@ -7095,7 +7101,7 @@
       <w:pPr>
         <w:pStyle w:val="Heading2"/>
       </w:pPr>
-      <w:bookmarkStart w:id="13" w:name="_Toc243683013"/>
+      <w:bookmarkStart w:id="13" w:name="_Toc243683471"/>
       <w:r>
         <w:t>Connecting to the Instrument</w:t>
       </w:r>
@@ -7271,7 +7277,7 @@
       <w:pPr>
         <w:pStyle w:val="Heading2"/>
       </w:pPr>
-      <w:bookmarkStart w:id="14" w:name="_Toc243683014"/>
+      <w:bookmarkStart w:id="14" w:name="_Toc243683472"/>
       <w:r>
         <w:t>Screen Layout</w:t>
       </w:r>
@@ -7501,7 +7507,7 @@
         <w:pStyle w:val="Caption"/>
         <w:jc w:val="center"/>
       </w:pPr>
-      <w:bookmarkStart w:id="15" w:name="_Toc243683042"/>
+      <w:bookmarkStart w:id="15" w:name="_Toc243683500"/>
       <w:r>
         <w:rPr>
           <w:rFonts w:ascii="Times New Roman" w:eastAsia="Times New Roman" w:hAnsi="Times New Roman" w:cs="Times New Roman"/>
@@ -7558,7 +7564,7 @@
           <w:noProof/>
         </w:rPr>
         <w:drawing>
-          <wp:inline distT="0" distB="0" distL="0" distR="0" wp14:anchorId="78FC5986" wp14:editId="0403749A">
+          <wp:inline distT="0" distB="0" distL="0" distR="0" wp14:anchorId="7E28B7CC" wp14:editId="7B20194C">
             <wp:extent cx="5580000" cy="3138750"/>
             <wp:effectExtent l="0" t="0" r="0" b="0"/>
             <wp:docPr id="888501832" name="Picture 888501832"/>
@@ -7599,7 +7605,7 @@
         <w:pStyle w:val="Caption"/>
         <w:jc w:val="center"/>
       </w:pPr>
-      <w:bookmarkStart w:id="16" w:name="_Toc243683029"/>
+      <w:bookmarkStart w:id="16" w:name="_Toc243683487"/>
       <w:r>
         <w:rPr>
           <w:rFonts w:ascii="Times New Roman" w:eastAsia="Times New Roman" w:hAnsi="Times New Roman" w:cs="Times New Roman"/>
@@ -7650,7 +7656,7 @@
         <w:pStyle w:val="Heading1"/>
         <w:ind w:left="720" w:hanging="720"/>
       </w:pPr>
-      <w:bookmarkStart w:id="17" w:name="_Toc243683015"/>
+      <w:bookmarkStart w:id="17" w:name="_Toc243683473"/>
       <w:r>
         <w:t>Loading a Netlist</w:t>
       </w:r>
@@ -7837,7 +7843,7 @@
         </w:rPr>
         <w:lastRenderedPageBreak/>
         <w:drawing>
-          <wp:inline distT="0" distB="0" distL="0" distR="0" wp14:anchorId="139CE26F" wp14:editId="04A76F6E">
+          <wp:inline distT="0" distB="0" distL="0" distR="0" wp14:anchorId="1977731F" wp14:editId="16881F24">
             <wp:extent cx="5580000" cy="3138750"/>
             <wp:effectExtent l="0" t="0" r="0" b="0"/>
             <wp:docPr id="888501833" name="Picture 888501833"/>
@@ -7878,7 +7884,7 @@
         <w:pStyle w:val="Caption"/>
         <w:jc w:val="center"/>
       </w:pPr>
-      <w:bookmarkStart w:id="18" w:name="_Toc243683030"/>
+      <w:bookmarkStart w:id="18" w:name="_Toc243683488"/>
       <w:r>
         <w:rPr>
           <w:rFonts w:ascii="Times New Roman" w:eastAsia="Times New Roman" w:hAnsi="Times New Roman" w:cs="Times New Roman"/>
@@ -7936,7 +7942,7 @@
         </w:rPr>
         <w:lastRenderedPageBreak/>
         <w:drawing>
-          <wp:inline distT="0" distB="0" distL="0" distR="0" wp14:anchorId="266A7DCB" wp14:editId="5E689C60">
+          <wp:inline distT="0" distB="0" distL="0" distR="0" wp14:anchorId="7F1F685D" wp14:editId="72F3B224">
             <wp:extent cx="4533333" cy="6120000"/>
             <wp:effectExtent l="0" t="0" r="0" b="0"/>
             <wp:docPr id="888501834" name="Picture 888501834"/>
@@ -7977,7 +7983,7 @@
         <w:pStyle w:val="Caption"/>
         <w:jc w:val="center"/>
       </w:pPr>
-      <w:bookmarkStart w:id="19" w:name="_Toc243683031"/>
+      <w:bookmarkStart w:id="19" w:name="_Toc243683489"/>
       <w:r>
         <w:rPr>
           <w:rFonts w:ascii="Times New Roman" w:eastAsia="Times New Roman" w:hAnsi="Times New Roman" w:cs="Times New Roman"/>
@@ -8090,7 +8096,7 @@
         <w:pStyle w:val="Heading1"/>
         <w:ind w:left="720" w:hanging="720"/>
       </w:pPr>
-      <w:bookmarkStart w:id="20" w:name="_Toc243683016"/>
+      <w:bookmarkStart w:id="20" w:name="_Toc243683474"/>
       <w:r>
         <w:lastRenderedPageBreak/>
         <w:t>Running a Test</w:t>
@@ -8101,7 +8107,7 @@
       <w:pPr>
         <w:pStyle w:val="Heading2"/>
       </w:pPr>
-      <w:bookmarkStart w:id="21" w:name="_Toc243683017"/>
+      <w:bookmarkStart w:id="21" w:name="_Toc243683475"/>
       <w:r>
         <w:t>Mode 1: Continuity and Resistance</w:t>
       </w:r>
@@ -8226,7 +8232,7 @@
           <w:noProof/>
         </w:rPr>
         <w:drawing>
-          <wp:inline distT="0" distB="0" distL="0" distR="0" wp14:anchorId="6E440196" wp14:editId="41FDDB37">
+          <wp:inline distT="0" distB="0" distL="0" distR="0" wp14:anchorId="0A0600BF" wp14:editId="235767FF">
             <wp:extent cx="5580000" cy="5696250"/>
             <wp:effectExtent l="0" t="0" r="0" b="0"/>
             <wp:docPr id="888501835" name="Picture 888501835"/>
@@ -8267,7 +8273,7 @@
         <w:pStyle w:val="Caption"/>
         <w:jc w:val="center"/>
       </w:pPr>
-      <w:bookmarkStart w:id="22" w:name="_Toc243683032"/>
+      <w:bookmarkStart w:id="22" w:name="_Toc243683490"/>
       <w:r>
         <w:rPr>
           <w:rFonts w:ascii="Times New Roman" w:eastAsia="Times New Roman" w:hAnsi="Times New Roman" w:cs="Times New Roman"/>
@@ -8361,7 +8367,7 @@
           <w:noProof/>
         </w:rPr>
         <w:drawing>
-          <wp:inline distT="0" distB="0" distL="0" distR="0" wp14:anchorId="42CFB368" wp14:editId="3522823C">
+          <wp:inline distT="0" distB="0" distL="0" distR="0" wp14:anchorId="6B3D557C" wp14:editId="2B056A90">
             <wp:extent cx="5580000" cy="5231250"/>
             <wp:effectExtent l="0" t="0" r="0" b="0"/>
             <wp:docPr id="888501836" name="Picture 888501836"/>
@@ -8402,7 +8408,7 @@
         <w:pStyle w:val="Caption"/>
         <w:jc w:val="center"/>
       </w:pPr>
-      <w:bookmarkStart w:id="23" w:name="_Toc243683033"/>
+      <w:bookmarkStart w:id="23" w:name="_Toc243683491"/>
       <w:r>
         <w:rPr>
           <w:rFonts w:ascii="Times New Roman" w:eastAsia="Times New Roman" w:hAnsi="Times New Roman" w:cs="Times New Roman"/>
@@ -8498,7 +8504,7 @@
         </w:rPr>
         <w:lastRenderedPageBreak/>
         <w:drawing>
-          <wp:inline distT="0" distB="0" distL="0" distR="0" wp14:anchorId="07EB0F64" wp14:editId="5FBA2FC4">
+          <wp:inline distT="0" distB="0" distL="0" distR="0" wp14:anchorId="09D5DB2D" wp14:editId="6C45FE0C">
             <wp:extent cx="5580000" cy="3138750"/>
             <wp:effectExtent l="0" t="0" r="0" b="0"/>
             <wp:docPr id="888501837" name="Picture 888501837"/>
@@ -8539,7 +8545,7 @@
         <w:pStyle w:val="Caption"/>
         <w:jc w:val="center"/>
       </w:pPr>
-      <w:bookmarkStart w:id="24" w:name="_Toc243683034"/>
+      <w:bookmarkStart w:id="24" w:name="_Toc243683492"/>
       <w:r>
         <w:rPr>
           <w:rFonts w:ascii="Times New Roman" w:eastAsia="Times New Roman" w:hAnsi="Times New Roman" w:cs="Times New Roman"/>
@@ -8589,7 +8595,7 @@
       <w:pPr>
         <w:pStyle w:val="Heading2"/>
       </w:pPr>
-      <w:bookmarkStart w:id="25" w:name="_Toc243683018"/>
+      <w:bookmarkStart w:id="25" w:name="_Toc243683476"/>
       <w:r>
         <w:t>Mode 2: Insulation</w:t>
       </w:r>
@@ -8639,7 +8645,7 @@
           <w:noProof/>
         </w:rPr>
         <w:drawing>
-          <wp:inline distT="0" distB="0" distL="0" distR="0" wp14:anchorId="04C75423" wp14:editId="6DF385B3">
+          <wp:inline distT="0" distB="0" distL="0" distR="0" wp14:anchorId="5430151C" wp14:editId="53A6ABA9">
             <wp:extent cx="5580000" cy="3138750"/>
             <wp:effectExtent l="0" t="0" r="0" b="0"/>
             <wp:docPr id="888501838" name="Picture 888501838"/>
@@ -8680,7 +8686,7 @@
         <w:pStyle w:val="Caption"/>
         <w:jc w:val="center"/>
       </w:pPr>
-      <w:bookmarkStart w:id="26" w:name="_Toc243683035"/>
+      <w:bookmarkStart w:id="26" w:name="_Toc243683493"/>
       <w:r>
         <w:rPr>
           <w:rFonts w:ascii="Times New Roman" w:eastAsia="Times New Roman" w:hAnsi="Times New Roman" w:cs="Times New Roman"/>
@@ -8905,7 +8911,7 @@
           <w:noProof/>
         </w:rPr>
         <w:drawing>
-          <wp:inline distT="0" distB="0" distL="0" distR="0" wp14:anchorId="325D0CB4" wp14:editId="36BD25CA">
+          <wp:inline distT="0" distB="0" distL="0" distR="0" wp14:anchorId="3C146017" wp14:editId="74B72932">
             <wp:extent cx="5580000" cy="3138750"/>
             <wp:effectExtent l="0" t="0" r="0" b="0"/>
             <wp:docPr id="888501839" name="Picture 888501839"/>
@@ -8946,7 +8952,7 @@
         <w:pStyle w:val="Caption"/>
         <w:jc w:val="center"/>
       </w:pPr>
-      <w:bookmarkStart w:id="27" w:name="_Toc243683036"/>
+      <w:bookmarkStart w:id="27" w:name="_Toc243683494"/>
       <w:r>
         <w:rPr>
           <w:rFonts w:ascii="Times New Roman" w:eastAsia="Times New Roman" w:hAnsi="Times New Roman" w:cs="Times New Roman"/>
@@ -9075,7 +9081,7 @@
           <w:noProof/>
         </w:rPr>
         <w:drawing>
-          <wp:inline distT="0" distB="0" distL="0" distR="0" wp14:anchorId="115F8C67" wp14:editId="199A12FA">
+          <wp:inline distT="0" distB="0" distL="0" distR="0" wp14:anchorId="31B45103" wp14:editId="6D949EA7">
             <wp:extent cx="5580000" cy="2412188"/>
             <wp:effectExtent l="0" t="0" r="0" b="0"/>
             <wp:docPr id="888501840" name="Picture 888501840"/>
@@ -9116,7 +9122,7 @@
         <w:pStyle w:val="Caption"/>
         <w:jc w:val="center"/>
       </w:pPr>
-      <w:bookmarkStart w:id="28" w:name="_Toc243683037"/>
+      <w:bookmarkStart w:id="28" w:name="_Toc243683495"/>
       <w:r>
         <w:rPr>
           <w:rFonts w:ascii="Times New Roman" w:eastAsia="Times New Roman" w:hAnsi="Times New Roman" w:cs="Times New Roman"/>
@@ -9232,7 +9238,7 @@
           <w:noProof/>
         </w:rPr>
         <w:drawing>
-          <wp:inline distT="0" distB="0" distL="0" distR="0" wp14:anchorId="46D6C634" wp14:editId="387E9A60">
+          <wp:inline distT="0" distB="0" distL="0" distR="0" wp14:anchorId="79976034" wp14:editId="3F52AEB1">
             <wp:extent cx="5580000" cy="3138750"/>
             <wp:effectExtent l="0" t="0" r="0" b="0"/>
             <wp:docPr id="888501841" name="Picture 888501841"/>
@@ -9273,7 +9279,7 @@
         <w:pStyle w:val="Caption"/>
         <w:jc w:val="center"/>
       </w:pPr>
-      <w:bookmarkStart w:id="29" w:name="_Toc243683038"/>
+      <w:bookmarkStart w:id="29" w:name="_Toc243683496"/>
       <w:r>
         <w:rPr>
           <w:rFonts w:ascii="Times New Roman" w:eastAsia="Times New Roman" w:hAnsi="Times New Roman" w:cs="Times New Roman"/>
@@ -9323,7 +9329,7 @@
       <w:pPr>
         <w:pStyle w:val="Heading2"/>
       </w:pPr>
-      <w:bookmarkStart w:id="30" w:name="_Toc243683019"/>
+      <w:bookmarkStart w:id="30" w:name="_Toc243683477"/>
       <w:r>
         <w:t>Auto Scan</w:t>
       </w:r>
@@ -9484,7 +9490,7 @@
         </w:rPr>
         <w:lastRenderedPageBreak/>
         <w:drawing>
-          <wp:inline distT="0" distB="0" distL="0" distR="0" wp14:anchorId="6BF51469" wp14:editId="341D018C">
+          <wp:inline distT="0" distB="0" distL="0" distR="0" wp14:anchorId="62048342" wp14:editId="622C5557">
             <wp:extent cx="5580000" cy="2615625"/>
             <wp:effectExtent l="0" t="0" r="0" b="0"/>
             <wp:docPr id="888501842" name="Picture 888501842"/>
@@ -9525,7 +9531,7 @@
         <w:pStyle w:val="Caption"/>
         <w:jc w:val="center"/>
       </w:pPr>
-      <w:bookmarkStart w:id="31" w:name="_Toc243683039"/>
+      <w:bookmarkStart w:id="31" w:name="_Toc243683497"/>
       <w:r>
         <w:rPr>
           <w:rFonts w:ascii="Times New Roman" w:eastAsia="Times New Roman" w:hAnsi="Times New Roman" w:cs="Times New Roman"/>
@@ -9596,7 +9602,7 @@
       <w:pPr>
         <w:pStyle w:val="Heading2"/>
       </w:pPr>
-      <w:bookmarkStart w:id="32" w:name="_Toc243683020"/>
+      <w:bookmarkStart w:id="32" w:name="_Toc243683478"/>
       <w:r>
         <w:t>Reading Results</w:t>
       </w:r>
@@ -9897,7 +9903,7 @@
         <w:pStyle w:val="Caption"/>
         <w:jc w:val="center"/>
       </w:pPr>
-      <w:bookmarkStart w:id="33" w:name="_Toc243683043"/>
+      <w:bookmarkStart w:id="33" w:name="_Toc243683501"/>
       <w:r>
         <w:rPr>
           <w:rFonts w:ascii="Times New Roman" w:eastAsia="Times New Roman" w:hAnsi="Times New Roman" w:cs="Times New Roman"/>
@@ -9948,7 +9954,7 @@
         <w:pStyle w:val="Heading1"/>
         <w:ind w:left="720" w:hanging="720"/>
       </w:pPr>
-      <w:bookmarkStart w:id="34" w:name="_Toc243683021"/>
+      <w:bookmarkStart w:id="34" w:name="_Toc243683479"/>
       <w:r>
         <w:t>Viewing Results and History</w:t>
       </w:r>
@@ -9958,7 +9964,7 @@
       <w:pPr>
         <w:pStyle w:val="Heading2"/>
       </w:pPr>
-      <w:bookmarkStart w:id="35" w:name="_Toc243683022"/>
+      <w:bookmarkStart w:id="35" w:name="_Toc243683480"/>
       <w:r>
         <w:t>Run History</w:t>
       </w:r>
@@ -9988,7 +9994,7 @@
         </w:rPr>
         <w:lastRenderedPageBreak/>
         <w:drawing>
-          <wp:inline distT="0" distB="0" distL="0" distR="0" wp14:anchorId="57D12602" wp14:editId="0DAC05E1">
+          <wp:inline distT="0" distB="0" distL="0" distR="0" wp14:anchorId="59D2C6B1" wp14:editId="061D5736">
             <wp:extent cx="5580000" cy="1889062"/>
             <wp:effectExtent l="0" t="0" r="0" b="0"/>
             <wp:docPr id="888501843" name="Picture 888501843"/>
@@ -10029,7 +10035,7 @@
         <w:pStyle w:val="Caption"/>
         <w:jc w:val="center"/>
       </w:pPr>
-      <w:bookmarkStart w:id="36" w:name="_Toc243683040"/>
+      <w:bookmarkStart w:id="36" w:name="_Toc243683498"/>
       <w:r>
         <w:rPr>
           <w:rFonts w:ascii="Times New Roman" w:eastAsia="Times New Roman" w:hAnsi="Times New Roman" w:cs="Times New Roman"/>
@@ -10079,7 +10085,7 @@
       <w:pPr>
         <w:pStyle w:val="Heading2"/>
       </w:pPr>
-      <w:bookmarkStart w:id="37" w:name="_Toc243683023"/>
+      <w:bookmarkStart w:id="37" w:name="_Toc243683481"/>
       <w:r>
         <w:t>Exporting a Report</w:t>
       </w:r>
@@ -10258,7 +10264,7 @@
         <w:pStyle w:val="Heading1"/>
         <w:ind w:left="720" w:hanging="720"/>
       </w:pPr>
-      <w:bookmarkStart w:id="38" w:name="_Toc243683024"/>
+      <w:bookmarkStart w:id="38" w:name="_Toc243683482"/>
       <w:r>
         <w:t>Troubleshooting</w:t>
       </w:r>
@@ -10268,7 +10274,7 @@
       <w:pPr>
         <w:pStyle w:val="Heading2"/>
       </w:pPr>
-      <w:bookmarkStart w:id="39" w:name="_Toc243683025"/>
+      <w:bookmarkStart w:id="39" w:name="_Toc243683483"/>
       <w:r>
         <w:t>Common Messages</w:t>
       </w:r>
@@ -11067,7 +11073,7 @@
         <w:pStyle w:val="Caption"/>
         <w:jc w:val="center"/>
       </w:pPr>
-      <w:bookmarkStart w:id="40" w:name="_Toc243683044"/>
+      <w:bookmarkStart w:id="40" w:name="_Toc243683502"/>
       <w:r>
         <w:rPr>
           <w:rFonts w:ascii="Times New Roman" w:eastAsia="Times New Roman" w:hAnsi="Times New Roman" w:cs="Times New Roman"/>
@@ -11117,7 +11123,7 @@
       <w:pPr>
         <w:pStyle w:val="Heading2"/>
       </w:pPr>
-      <w:bookmarkStart w:id="41" w:name="_Toc243683026"/>
+      <w:bookmarkStart w:id="41" w:name="_Toc243683484"/>
       <w:r>
         <w:t>If the Connection Is Lost</w:t>
       </w:r>
@@ -11217,7 +11223,7 @@
       <w:pPr>
         <w:pStyle w:val="Heading2"/>
       </w:pPr>
-      <w:bookmarkStart w:id="42" w:name="_Toc243683027"/>
+      <w:bookmarkStart w:id="42" w:name="_Toc243683485"/>
       <w:r>
         <w:t>Faults</w:t>
       </w:r>
@@ -11279,7 +11285,7 @@
         <w:pStyle w:val="Heading1"/>
         <w:ind w:left="720" w:hanging="720"/>
       </w:pPr>
-      <w:bookmarkStart w:id="43" w:name="_Toc243683028"/>
+      <w:bookmarkStart w:id="43" w:name="_Toc243683486"/>
       <w:r>
         <w:t>Glossary</w:t>
       </w:r>
@@ -11838,7 +11844,7 @@
         <w:pStyle w:val="Caption"/>
         <w:jc w:val="center"/>
       </w:pPr>
-      <w:bookmarkStart w:id="44" w:name="_Toc243683045"/>
+      <w:bookmarkStart w:id="44" w:name="_Toc243683503"/>
       <w:r>
         <w:rPr>
           <w:rFonts w:ascii="Times New Roman" w:eastAsia="Times New Roman" w:hAnsi="Times New Roman" w:cs="Times New Roman"/>
